--- a/docs/Word_WeeeU.docx
+++ b/docs/Word_WeeeU.docx
@@ -19,9 +19,11 @@
         <w:rPr>
           <w:sz w:val="16"/>
         </w:rPr>
-        <w:t>P3 extension · HUB Gen 52 CMD · base da0e3a9 · branch feature/weeeu-p2p3</w:t>
+        <w:t>P3 + EXC-1 · HUB Gen 52/Gen 53/Advisor Gen 113 · branch feature/weeeu-p2p3</w:t>
         <w:br/>
-        <w:t>จอ U-46..U-68 (extension ต่อจาก Acceptance-Checklist_WeeeU.docx ซึ่งมี U-01..U-45, U-50, U-55, U-57)</w:t>
+        <w:t>จอ extension (ต่อจาก Acceptance-Checklist_WeeeU.docx ซึ่งมี U-01..U-45, U-50, U-55, U-57)</w:t>
+        <w:br/>
+        <w:t>EXC-1: +17 Group-A rows + 5 Group-B code-confirmed rows + 2 retired (U-16a/U-16b)</w:t>
       </w:r>
     </w:p>
     <w:p/>
@@ -45,7 +47,7 @@
       <w:tr>
         <w:tc>
           <w:tcPr>
-            <w:tcW w:type="dxa" w:w="680"/>
+            <w:tcW w:type="dxa" w:w="794"/>
             <w:shd w:val="clear" w:color="auto" w:fill="0DC36C"/>
             <w:tcBorders>
               <w:top w:val="single" w:sz="4" w:space="0" w:color="CCCCCC"/>
@@ -170,7 +172,7 @@
         </w:tc>
         <w:tc>
           <w:tcPr>
-            <w:tcW w:type="dxa" w:w="1587"/>
+            <w:tcW w:type="dxa" w:w="1474"/>
             <w:shd w:val="clear" w:color="auto" w:fill="0DC36C"/>
             <w:tcBorders>
               <w:top w:val="single" w:sz="4" w:space="0" w:color="CCCCCC"/>
@@ -195,7 +197,7 @@
         </w:tc>
         <w:tc>
           <w:tcPr>
-            <w:tcW w:type="dxa" w:w="850"/>
+            <w:tcW w:type="dxa" w:w="794"/>
             <w:shd w:val="clear" w:color="auto" w:fill="0DC36C"/>
             <w:tcBorders>
               <w:top w:val="single" w:sz="4" w:space="0" w:color="CCCCCC"/>
@@ -245,7 +247,7 @@
         </w:tc>
         <w:tc>
           <w:tcPr>
-            <w:tcW w:type="dxa" w:w="2381"/>
+            <w:tcW w:type="dxa" w:w="2154"/>
             <w:shd w:val="clear" w:color="auto" w:fill="0DC36C"/>
             <w:tcBorders>
               <w:top w:val="single" w:sz="4" w:space="0" w:color="CCCCCC"/>
@@ -272,7 +274,7 @@
       <w:tr>
         <w:tc>
           <w:tcPr>
-            <w:tcW w:type="dxa" w:w="680"/>
+            <w:tcW w:type="dxa" w:w="794"/>
             <w:shd w:val="clear" w:color="auto" w:fill="F9FBF9"/>
             <w:tcBorders>
               <w:top w:val="single" w:sz="4" w:space="0" w:color="CCCCCC"/>
@@ -374,7 +376,7 @@
         </w:tc>
         <w:tc>
           <w:tcPr>
-            <w:tcW w:type="dxa" w:w="1587"/>
+            <w:tcW w:type="dxa" w:w="1474"/>
             <w:shd w:val="clear" w:color="auto" w:fill="F9FBF9"/>
             <w:tcBorders>
               <w:top w:val="single" w:sz="4" w:space="0" w:color="CCCCCC"/>
@@ -394,7 +396,7 @@
         </w:tc>
         <w:tc>
           <w:tcPr>
-            <w:tcW w:type="dxa" w:w="850"/>
+            <w:tcW w:type="dxa" w:w="794"/>
             <w:shd w:val="clear" w:color="auto" w:fill="F9FBF9"/>
             <w:tcBorders>
               <w:top w:val="single" w:sz="4" w:space="0" w:color="CCCCCC"/>
@@ -408,7 +410,7 @@
               <w:rPr>
                 <w:sz w:val="15"/>
               </w:rPr>
-              <w:t>R/S/C/M ทุกเคสที่มีธุรกรรม</w:t>
+              <w:t>R/S/C/M ทุกเคส</w:t>
             </w:r>
           </w:p>
         </w:tc>
@@ -428,13 +430,13 @@
               <w:rPr>
                 <w:sz w:val="15"/>
               </w:rPr>
-              <w:t>sample: ธุรกรรม TX-2026050001 · amount: +2,500 Gold · type: escrow-release</w:t>
-            </w:r>
-          </w:p>
-        </w:tc>
-        <w:tc>
-          <w:tcPr>
-            <w:tcW w:type="dxa" w:w="2381"/>
+              <w:t>sample: TX-2026050001 · +2,500 Gold · escrow-release</w:t>
+            </w:r>
+          </w:p>
+        </w:tc>
+        <w:tc>
+          <w:tcPr>
+            <w:tcW w:type="dxa" w:w="2154"/>
             <w:shd w:val="clear" w:color="auto" w:fill="F9FBF9"/>
             <w:tcBorders>
               <w:top w:val="single" w:sz="4" w:space="0" w:color="CCCCCC"/>
@@ -458,7 +460,7 @@
       <w:tr>
         <w:tc>
           <w:tcPr>
-            <w:tcW w:type="dxa" w:w="680"/>
+            <w:tcW w:type="dxa" w:w="794"/>
             <w:shd w:val="clear" w:color="auto" w:fill="FFFFFF"/>
             <w:tcBorders>
               <w:top w:val="single" w:sz="4" w:space="0" w:color="CCCCCC"/>
@@ -534,7 +536,7 @@
               <w:rPr>
                 <w:sz w:val="15"/>
               </w:rPr>
-              <w:t>กดดู "ประวัติการเงิน"</w:t>
+              <w:t>กดดู 'ประวัติการเงิน'</w:t>
             </w:r>
           </w:p>
         </w:tc>
@@ -560,7 +562,7 @@
         </w:tc>
         <w:tc>
           <w:tcPr>
-            <w:tcW w:type="dxa" w:w="1587"/>
+            <w:tcW w:type="dxa" w:w="1474"/>
             <w:shd w:val="clear" w:color="auto" w:fill="FFFFFF"/>
             <w:tcBorders>
               <w:top w:val="single" w:sz="4" w:space="0" w:color="CCCCCC"/>
@@ -580,7 +582,7 @@
         </w:tc>
         <w:tc>
           <w:tcPr>
-            <w:tcW w:type="dxa" w:w="850"/>
+            <w:tcW w:type="dxa" w:w="794"/>
             <w:shd w:val="clear" w:color="auto" w:fill="FFFFFF"/>
             <w:tcBorders>
               <w:top w:val="single" w:sz="4" w:space="0" w:color="CCCCCC"/>
@@ -614,13 +616,13 @@
               <w:rPr>
                 <w:sz w:val="15"/>
               </w:rPr>
-              <w:t>sample: รายการ 10 ล่าสุด · filter: ทอง/เงิน/ทั้งหมด</w:t>
-            </w:r>
-          </w:p>
-        </w:tc>
-        <w:tc>
-          <w:tcPr>
-            <w:tcW w:type="dxa" w:w="2381"/>
+              <w:t>รายการ 10 ล่าสุด · filter: ทอง/เงิน/ทั้งหมด</w:t>
+            </w:r>
+          </w:p>
+        </w:tc>
+        <w:tc>
+          <w:tcPr>
+            <w:tcW w:type="dxa" w:w="2154"/>
             <w:shd w:val="clear" w:color="auto" w:fill="FFFFFF"/>
             <w:tcBorders>
               <w:top w:val="single" w:sz="4" w:space="0" w:color="CCCCCC"/>
@@ -644,7 +646,7 @@
       <w:tr>
         <w:tc>
           <w:tcPr>
-            <w:tcW w:type="dxa" w:w="680"/>
+            <w:tcW w:type="dxa" w:w="794"/>
             <w:shd w:val="clear" w:color="auto" w:fill="F9FBF9"/>
             <w:tcBorders>
               <w:top w:val="single" w:sz="4" w:space="0" w:color="CCCCCC"/>
@@ -700,7 +702,7 @@
               <w:rPr>
                 <w:sz w:val="15"/>
               </w:rPr>
-              <w:t>U-01 dashboard · tab "ซื้อ-ขาย" · U-40 หลังลงประกาศ</w:t>
+              <w:t>U-01 dashboard · tab ซื้อ-ขาย · U-40 หลังลงประกาศ</w:t>
             </w:r>
           </w:p>
         </w:tc>
@@ -740,13 +742,13 @@
               <w:rPr>
                 <w:sz w:val="15"/>
               </w:rPr>
-              <w:t>U-47a ลงประกาศใหม่ · U-17 ดูทุกประกาศ · U-47c ดู detail</w:t>
-            </w:r>
-          </w:p>
-        </w:tc>
-        <w:tc>
-          <w:tcPr>
-            <w:tcW w:type="dxa" w:w="1587"/>
+              <w:t>U-47a ลงประกาศใหม่ · U-17 ดูทุกประกาศ · U-47c detail</w:t>
+            </w:r>
+          </w:p>
+        </w:tc>
+        <w:tc>
+          <w:tcPr>
+            <w:tcW w:type="dxa" w:w="1474"/>
             <w:shd w:val="clear" w:color="auto" w:fill="F9FBF9"/>
             <w:tcBorders>
               <w:top w:val="single" w:sz="4" w:space="0" w:color="CCCCCC"/>
@@ -766,7 +768,7 @@
         </w:tc>
         <w:tc>
           <w:tcPr>
-            <w:tcW w:type="dxa" w:w="850"/>
+            <w:tcW w:type="dxa" w:w="794"/>
             <w:shd w:val="clear" w:color="auto" w:fill="F9FBF9"/>
             <w:tcBorders>
               <w:top w:val="single" w:sz="4" w:space="0" w:color="CCCCCC"/>
@@ -800,13 +802,13 @@
               <w:rPr>
                 <w:sz w:val="15"/>
               </w:rPr>
-              <w:t>hub สำหรับ seller flow</w:t>
-            </w:r>
-          </w:p>
-        </w:tc>
-        <w:tc>
-          <w:tcPr>
-            <w:tcW w:type="dxa" w:w="2381"/>
+              <w:t>hub seller flow</w:t>
+            </w:r>
+          </w:p>
+        </w:tc>
+        <w:tc>
+          <w:tcPr>
+            <w:tcW w:type="dxa" w:w="2154"/>
             <w:shd w:val="clear" w:color="auto" w:fill="F9FBF9"/>
             <w:tcBorders>
               <w:top w:val="single" w:sz="4" w:space="0" w:color="CCCCCC"/>
@@ -830,7 +832,7 @@
       <w:tr>
         <w:tc>
           <w:tcPr>
-            <w:tcW w:type="dxa" w:w="680"/>
+            <w:tcW w:type="dxa" w:w="794"/>
             <w:shd w:val="clear" w:color="auto" w:fill="FFFFFF"/>
             <w:tcBorders>
               <w:top w:val="single" w:sz="4" w:space="0" w:color="CCCCCC"/>
@@ -932,7 +934,7 @@
         </w:tc>
         <w:tc>
           <w:tcPr>
-            <w:tcW w:type="dxa" w:w="1587"/>
+            <w:tcW w:type="dxa" w:w="1474"/>
             <w:shd w:val="clear" w:color="auto" w:fill="FFFFFF"/>
             <w:tcBorders>
               <w:top w:val="single" w:sz="4" w:space="0" w:color="CCCCCC"/>
@@ -952,7 +954,7 @@
         </w:tc>
         <w:tc>
           <w:tcPr>
-            <w:tcW w:type="dxa" w:w="850"/>
+            <w:tcW w:type="dxa" w:w="794"/>
             <w:shd w:val="clear" w:color="auto" w:fill="FFFFFF"/>
             <w:tcBorders>
               <w:top w:val="single" w:sz="4" w:space="0" w:color="CCCCCC"/>
@@ -986,13 +988,13 @@
               <w:rPr>
                 <w:sz w:val="15"/>
               </w:rPr>
-              <w:t>ฟอร์ม: ชื่อสินค้า/ราคา/สภาพ/รูป 1-5 · sample: "แอร์ Daikin 12000 BTU" 4,500฿</w:t>
-            </w:r>
-          </w:p>
-        </w:tc>
-        <w:tc>
-          <w:tcPr>
-            <w:tcW w:type="dxa" w:w="2381"/>
+              <w:t>ฟอร์ม: ชื่อ/ราคา/สภาพ/รูป 1-5 · sample: แอร์ Daikin 4,500 บาท</w:t>
+            </w:r>
+          </w:p>
+        </w:tc>
+        <w:tc>
+          <w:tcPr>
+            <w:tcW w:type="dxa" w:w="2154"/>
             <w:shd w:val="clear" w:color="auto" w:fill="FFFFFF"/>
             <w:tcBorders>
               <w:top w:val="single" w:sz="4" w:space="0" w:color="CCCCCC"/>
@@ -1016,7 +1018,7 @@
       <w:tr>
         <w:tc>
           <w:tcPr>
-            <w:tcW w:type="dxa" w:w="680"/>
+            <w:tcW w:type="dxa" w:w="794"/>
             <w:shd w:val="clear" w:color="auto" w:fill="F9FBF9"/>
             <w:tcBorders>
               <w:top w:val="single" w:sz="4" w:space="0" w:color="CCCCCC"/>
@@ -1118,7 +1120,7 @@
         </w:tc>
         <w:tc>
           <w:tcPr>
-            <w:tcW w:type="dxa" w:w="1587"/>
+            <w:tcW w:type="dxa" w:w="1474"/>
             <w:shd w:val="clear" w:color="auto" w:fill="F9FBF9"/>
             <w:tcBorders>
               <w:top w:val="single" w:sz="4" w:space="0" w:color="CCCCCC"/>
@@ -1138,7 +1140,7 @@
         </w:tc>
         <w:tc>
           <w:tcPr>
-            <w:tcW w:type="dxa" w:w="850"/>
+            <w:tcW w:type="dxa" w:w="794"/>
             <w:shd w:val="clear" w:color="auto" w:fill="F9FBF9"/>
             <w:tcBorders>
               <w:top w:val="single" w:sz="4" w:space="0" w:color="CCCCCC"/>
@@ -1178,7 +1180,7 @@
         </w:tc>
         <w:tc>
           <w:tcPr>
-            <w:tcW w:type="dxa" w:w="2381"/>
+            <w:tcW w:type="dxa" w:w="2154"/>
             <w:shd w:val="clear" w:color="auto" w:fill="F9FBF9"/>
             <w:tcBorders>
               <w:top w:val="single" w:sz="4" w:space="0" w:color="CCCCCC"/>
@@ -1202,7 +1204,7 @@
       <w:tr>
         <w:tc>
           <w:tcPr>
-            <w:tcW w:type="dxa" w:w="680"/>
+            <w:tcW w:type="dxa" w:w="794"/>
             <w:shd w:val="clear" w:color="auto" w:fill="FFFFFF"/>
             <w:tcBorders>
               <w:top w:val="single" w:sz="4" w:space="0" w:color="CCCCCC"/>
@@ -1304,7 +1306,7 @@
         </w:tc>
         <w:tc>
           <w:tcPr>
-            <w:tcW w:type="dxa" w:w="1587"/>
+            <w:tcW w:type="dxa" w:w="1474"/>
             <w:shd w:val="clear" w:color="auto" w:fill="FFFFFF"/>
             <w:tcBorders>
               <w:top w:val="single" w:sz="4" w:space="0" w:color="CCCCCC"/>
@@ -1324,7 +1326,7 @@
         </w:tc>
         <w:tc>
           <w:tcPr>
-            <w:tcW w:type="dxa" w:w="850"/>
+            <w:tcW w:type="dxa" w:w="794"/>
             <w:shd w:val="clear" w:color="auto" w:fill="FFFFFF"/>
             <w:tcBorders>
               <w:top w:val="single" w:sz="4" w:space="0" w:color="CCCCCC"/>
@@ -1358,13 +1360,13 @@
               <w:rPr>
                 <w:sz w:val="15"/>
               </w:rPr>
-              <w:t>sample: listing r001 · status: รอผู้ซื้อ · view: 42</w:t>
-            </w:r>
-          </w:p>
-        </w:tc>
-        <w:tc>
-          <w:tcPr>
-            <w:tcW w:type="dxa" w:w="2381"/>
+              <w:t>sample: listing r001 · status: รอผู้ซื้อ</w:t>
+            </w:r>
+          </w:p>
+        </w:tc>
+        <w:tc>
+          <w:tcPr>
+            <w:tcW w:type="dxa" w:w="2154"/>
             <w:shd w:val="clear" w:color="auto" w:fill="FFFFFF"/>
             <w:tcBorders>
               <w:top w:val="single" w:sz="4" w:space="0" w:color="CCCCCC"/>
@@ -1388,7 +1390,7 @@
       <w:tr>
         <w:tc>
           <w:tcPr>
-            <w:tcW w:type="dxa" w:w="680"/>
+            <w:tcW w:type="dxa" w:w="794"/>
             <w:shd w:val="clear" w:color="auto" w:fill="F9FBF9"/>
             <w:tcBorders>
               <w:top w:val="single" w:sz="4" w:space="0" w:color="CCCCCC"/>
@@ -1444,7 +1446,7 @@
               <w:rPr>
                 <w:sz w:val="15"/>
               </w:rPr>
-              <w:t>U-67 กด "สมัครสมาชิก"</w:t>
+              <w:t>U-67 กดสมัครสมาชิก</w:t>
             </w:r>
           </w:p>
         </w:tc>
@@ -1490,7 +1492,7 @@
         </w:tc>
         <w:tc>
           <w:tcPr>
-            <w:tcW w:type="dxa" w:w="1587"/>
+            <w:tcW w:type="dxa" w:w="1474"/>
             <w:shd w:val="clear" w:color="auto" w:fill="F9FBF9"/>
             <w:tcBorders>
               <w:top w:val="single" w:sz="4" w:space="0" w:color="CCCCCC"/>
@@ -1510,7 +1512,7 @@
         </w:tc>
         <w:tc>
           <w:tcPr>
-            <w:tcW w:type="dxa" w:w="850"/>
+            <w:tcW w:type="dxa" w:w="794"/>
             <w:shd w:val="clear" w:color="auto" w:fill="F9FBF9"/>
             <w:tcBorders>
               <w:top w:val="single" w:sz="4" w:space="0" w:color="CCCCCC"/>
@@ -1550,7 +1552,7 @@
         </w:tc>
         <w:tc>
           <w:tcPr>
-            <w:tcW w:type="dxa" w:w="2381"/>
+            <w:tcW w:type="dxa" w:w="2154"/>
             <w:shd w:val="clear" w:color="auto" w:fill="F9FBF9"/>
             <w:tcBorders>
               <w:top w:val="single" w:sz="4" w:space="0" w:color="CCCCCC"/>
@@ -1574,7 +1576,7 @@
       <w:tr>
         <w:tc>
           <w:tcPr>
-            <w:tcW w:type="dxa" w:w="680"/>
+            <w:tcW w:type="dxa" w:w="794"/>
             <w:shd w:val="clear" w:color="auto" w:fill="FFFFFF"/>
             <w:tcBorders>
               <w:top w:val="single" w:sz="4" w:space="0" w:color="CCCCCC"/>
@@ -1676,7 +1678,7 @@
         </w:tc>
         <w:tc>
           <w:tcPr>
-            <w:tcW w:type="dxa" w:w="1587"/>
+            <w:tcW w:type="dxa" w:w="1474"/>
             <w:shd w:val="clear" w:color="auto" w:fill="FFFFFF"/>
             <w:tcBorders>
               <w:top w:val="single" w:sz="4" w:space="0" w:color="CCCCCC"/>
@@ -1696,7 +1698,7 @@
         </w:tc>
         <w:tc>
           <w:tcPr>
-            <w:tcW w:type="dxa" w:w="850"/>
+            <w:tcW w:type="dxa" w:w="794"/>
             <w:shd w:val="clear" w:color="auto" w:fill="FFFFFF"/>
             <w:tcBorders>
               <w:top w:val="single" w:sz="4" w:space="0" w:color="CCCCCC"/>
@@ -1736,7 +1738,7 @@
         </w:tc>
         <w:tc>
           <w:tcPr>
-            <w:tcW w:type="dxa" w:w="2381"/>
+            <w:tcW w:type="dxa" w:w="2154"/>
             <w:shd w:val="clear" w:color="auto" w:fill="FFFFFF"/>
             <w:tcBorders>
               <w:top w:val="single" w:sz="4" w:space="0" w:color="CCCCCC"/>
@@ -1760,7 +1762,7 @@
       <w:tr>
         <w:tc>
           <w:tcPr>
-            <w:tcW w:type="dxa" w:w="680"/>
+            <w:tcW w:type="dxa" w:w="794"/>
             <w:shd w:val="clear" w:color="auto" w:fill="F9FBF9"/>
             <w:tcBorders>
               <w:top w:val="single" w:sz="4" w:space="0" w:color="CCCCCC"/>
@@ -1862,7 +1864,7 @@
         </w:tc>
         <w:tc>
           <w:tcPr>
-            <w:tcW w:type="dxa" w:w="1587"/>
+            <w:tcW w:type="dxa" w:w="1474"/>
             <w:shd w:val="clear" w:color="auto" w:fill="F9FBF9"/>
             <w:tcBorders>
               <w:top w:val="single" w:sz="4" w:space="0" w:color="CCCCCC"/>
@@ -1882,7 +1884,7 @@
         </w:tc>
         <w:tc>
           <w:tcPr>
-            <w:tcW w:type="dxa" w:w="850"/>
+            <w:tcW w:type="dxa" w:w="794"/>
             <w:shd w:val="clear" w:color="auto" w:fill="F9FBF9"/>
             <w:tcBorders>
               <w:top w:val="single" w:sz="4" w:space="0" w:color="CCCCCC"/>
@@ -1922,7 +1924,7 @@
         </w:tc>
         <w:tc>
           <w:tcPr>
-            <w:tcW w:type="dxa" w:w="2381"/>
+            <w:tcW w:type="dxa" w:w="2154"/>
             <w:shd w:val="clear" w:color="auto" w:fill="F9FBF9"/>
             <w:tcBorders>
               <w:top w:val="single" w:sz="4" w:space="0" w:color="CCCCCC"/>
@@ -1946,7 +1948,7 @@
       <w:tr>
         <w:tc>
           <w:tcPr>
-            <w:tcW w:type="dxa" w:w="680"/>
+            <w:tcW w:type="dxa" w:w="794"/>
             <w:shd w:val="clear" w:color="auto" w:fill="FFFFFF"/>
             <w:tcBorders>
               <w:top w:val="single" w:sz="4" w:space="0" w:color="CCCCCC"/>
@@ -2048,7 +2050,7 @@
         </w:tc>
         <w:tc>
           <w:tcPr>
-            <w:tcW w:type="dxa" w:w="1587"/>
+            <w:tcW w:type="dxa" w:w="1474"/>
             <w:shd w:val="clear" w:color="auto" w:fill="FFFFFF"/>
             <w:tcBorders>
               <w:top w:val="single" w:sz="4" w:space="0" w:color="CCCCCC"/>
@@ -2068,7 +2070,7 @@
         </w:tc>
         <w:tc>
           <w:tcPr>
-            <w:tcW w:type="dxa" w:w="850"/>
+            <w:tcW w:type="dxa" w:w="794"/>
             <w:shd w:val="clear" w:color="auto" w:fill="FFFFFF"/>
             <w:tcBorders>
               <w:top w:val="single" w:sz="4" w:space="0" w:color="CCCCCC"/>
@@ -2108,7 +2110,7 @@
         </w:tc>
         <w:tc>
           <w:tcPr>
-            <w:tcW w:type="dxa" w:w="2381"/>
+            <w:tcW w:type="dxa" w:w="2154"/>
             <w:shd w:val="clear" w:color="auto" w:fill="FFFFFF"/>
             <w:tcBorders>
               <w:top w:val="single" w:sz="4" w:space="0" w:color="CCCCCC"/>
@@ -2132,7 +2134,7 @@
       <w:tr>
         <w:tc>
           <w:tcPr>
-            <w:tcW w:type="dxa" w:w="680"/>
+            <w:tcW w:type="dxa" w:w="794"/>
             <w:shd w:val="clear" w:color="auto" w:fill="F9FBF9"/>
             <w:tcBorders>
               <w:top w:val="single" w:sz="4" w:space="0" w:color="CCCCCC"/>
@@ -2228,13 +2230,13 @@
               <w:rPr>
                 <w:sz w:val="15"/>
               </w:rPr>
-              <w:t>U-64 ยืนยัน email · U-65 ผิด 3 ครั้ง → suspended</w:t>
-            </w:r>
-          </w:p>
-        </w:tc>
-        <w:tc>
-          <w:tcPr>
-            <w:tcW w:type="dxa" w:w="1587"/>
+              <w:t>U-64 ยืนยัน email · U-65 ผิด 3 ครั้ง</w:t>
+            </w:r>
+          </w:p>
+        </w:tc>
+        <w:tc>
+          <w:tcPr>
+            <w:tcW w:type="dxa" w:w="1474"/>
             <w:shd w:val="clear" w:color="auto" w:fill="F9FBF9"/>
             <w:tcBorders>
               <w:top w:val="single" w:sz="4" w:space="0" w:color="CCCCCC"/>
@@ -2254,7 +2256,7 @@
         </w:tc>
         <w:tc>
           <w:tcPr>
-            <w:tcW w:type="dxa" w:w="850"/>
+            <w:tcW w:type="dxa" w:w="794"/>
             <w:shd w:val="clear" w:color="auto" w:fill="F9FBF9"/>
             <w:tcBorders>
               <w:top w:val="single" w:sz="4" w:space="0" w:color="CCCCCC"/>
@@ -2294,7 +2296,7 @@
         </w:tc>
         <w:tc>
           <w:tcPr>
-            <w:tcW w:type="dxa" w:w="2381"/>
+            <w:tcW w:type="dxa" w:w="2154"/>
             <w:shd w:val="clear" w:color="auto" w:fill="F9FBF9"/>
             <w:tcBorders>
               <w:top w:val="single" w:sz="4" w:space="0" w:color="CCCCCC"/>
@@ -2318,7 +2320,7 @@
       <w:tr>
         <w:tc>
           <w:tcPr>
-            <w:tcW w:type="dxa" w:w="680"/>
+            <w:tcW w:type="dxa" w:w="794"/>
             <w:shd w:val="clear" w:color="auto" w:fill="FFFFFF"/>
             <w:tcBorders>
               <w:top w:val="single" w:sz="4" w:space="0" w:color="CCCCCC"/>
@@ -2420,7 +2422,7 @@
         </w:tc>
         <w:tc>
           <w:tcPr>
-            <w:tcW w:type="dxa" w:w="1587"/>
+            <w:tcW w:type="dxa" w:w="1474"/>
             <w:shd w:val="clear" w:color="auto" w:fill="FFFFFF"/>
             <w:tcBorders>
               <w:top w:val="single" w:sz="4" w:space="0" w:color="CCCCCC"/>
@@ -2440,7 +2442,7 @@
         </w:tc>
         <w:tc>
           <w:tcPr>
-            <w:tcW w:type="dxa" w:w="850"/>
+            <w:tcW w:type="dxa" w:w="794"/>
             <w:shd w:val="clear" w:color="auto" w:fill="FFFFFF"/>
             <w:tcBorders>
               <w:top w:val="single" w:sz="4" w:space="0" w:color="CCCCCC"/>
@@ -2480,7 +2482,7 @@
         </w:tc>
         <w:tc>
           <w:tcPr>
-            <w:tcW w:type="dxa" w:w="2381"/>
+            <w:tcW w:type="dxa" w:w="2154"/>
             <w:shd w:val="clear" w:color="auto" w:fill="FFFFFF"/>
             <w:tcBorders>
               <w:top w:val="single" w:sz="4" w:space="0" w:color="CCCCCC"/>
@@ -2504,7 +2506,7 @@
       <w:tr>
         <w:tc>
           <w:tcPr>
-            <w:tcW w:type="dxa" w:w="680"/>
+            <w:tcW w:type="dxa" w:w="794"/>
             <w:shd w:val="clear" w:color="auto" w:fill="F9FBF9"/>
             <w:tcBorders>
               <w:top w:val="single" w:sz="4" w:space="0" w:color="CCCCCC"/>
@@ -2580,7 +2582,7 @@
               <w:rPr>
                 <w:sz w:val="15"/>
               </w:rPr>
-              <w:t>ผู้ใช้ต้องการเปลี่ยน password / 2FA</w:t>
+              <w:t>เปลี่ยน password / 2FA</w:t>
             </w:r>
           </w:p>
         </w:tc>
@@ -2606,7 +2608,7 @@
         </w:tc>
         <w:tc>
           <w:tcPr>
-            <w:tcW w:type="dxa" w:w="1587"/>
+            <w:tcW w:type="dxa" w:w="1474"/>
             <w:shd w:val="clear" w:color="auto" w:fill="F9FBF9"/>
             <w:tcBorders>
               <w:top w:val="single" w:sz="4" w:space="0" w:color="CCCCCC"/>
@@ -2626,7 +2628,7 @@
         </w:tc>
         <w:tc>
           <w:tcPr>
-            <w:tcW w:type="dxa" w:w="850"/>
+            <w:tcW w:type="dxa" w:w="794"/>
             <w:shd w:val="clear" w:color="auto" w:fill="F9FBF9"/>
             <w:tcBorders>
               <w:top w:val="single" w:sz="4" w:space="0" w:color="CCCCCC"/>
@@ -2660,13 +2662,13 @@
               <w:rPr>
                 <w:sz w:val="15"/>
               </w:rPr>
-              <w:t>เปลี่ยน password · ตั้ง PIN · (2FA = BE จังหวะ2)</w:t>
-            </w:r>
-          </w:p>
-        </w:tc>
-        <w:tc>
-          <w:tcPr>
-            <w:tcW w:type="dxa" w:w="2381"/>
+              <w:t>เปลี่ยน password · ตั้ง PIN · 2FA BE จังหวะ2</w:t>
+            </w:r>
+          </w:p>
+        </w:tc>
+        <w:tc>
+          <w:tcPr>
+            <w:tcW w:type="dxa" w:w="2154"/>
             <w:shd w:val="clear" w:color="auto" w:fill="F9FBF9"/>
             <w:tcBorders>
               <w:top w:val="single" w:sz="4" w:space="0" w:color="CCCCCC"/>
@@ -2690,7 +2692,7 @@
       <w:tr>
         <w:tc>
           <w:tcPr>
-            <w:tcW w:type="dxa" w:w="680"/>
+            <w:tcW w:type="dxa" w:w="794"/>
             <w:shd w:val="clear" w:color="auto" w:fill="FFFFFF"/>
             <w:tcBorders>
               <w:top w:val="single" w:sz="4" w:space="0" w:color="CCCCCC"/>
@@ -2766,7 +2768,7 @@
               <w:rPr>
                 <w:sz w:val="15"/>
               </w:rPr>
-              <w:t>ผู้ใช้ต้องการแก้ข้อมูล / ลบบัญชี</w:t>
+              <w:t>แก้ข้อมูล / ลบบัญชี</w:t>
             </w:r>
           </w:p>
         </w:tc>
@@ -2792,7 +2794,7 @@
         </w:tc>
         <w:tc>
           <w:tcPr>
-            <w:tcW w:type="dxa" w:w="1587"/>
+            <w:tcW w:type="dxa" w:w="1474"/>
             <w:shd w:val="clear" w:color="auto" w:fill="FFFFFF"/>
             <w:tcBorders>
               <w:top w:val="single" w:sz="4" w:space="0" w:color="CCCCCC"/>
@@ -2812,7 +2814,7 @@
         </w:tc>
         <w:tc>
           <w:tcPr>
-            <w:tcW w:type="dxa" w:w="850"/>
+            <w:tcW w:type="dxa" w:w="794"/>
             <w:shd w:val="clear" w:color="auto" w:fill="FFFFFF"/>
             <w:tcBorders>
               <w:top w:val="single" w:sz="4" w:space="0" w:color="CCCCCC"/>
@@ -2852,7 +2854,7 @@
         </w:tc>
         <w:tc>
           <w:tcPr>
-            <w:tcW w:type="dxa" w:w="2381"/>
+            <w:tcW w:type="dxa" w:w="2154"/>
             <w:shd w:val="clear" w:color="auto" w:fill="FFFFFF"/>
             <w:tcBorders>
               <w:top w:val="single" w:sz="4" w:space="0" w:color="CCCCCC"/>
@@ -2876,7 +2878,7 @@
       <w:tr>
         <w:tc>
           <w:tcPr>
-            <w:tcW w:type="dxa" w:w="680"/>
+            <w:tcW w:type="dxa" w:w="794"/>
             <w:shd w:val="clear" w:color="auto" w:fill="F9FBF9"/>
             <w:tcBorders>
               <w:top w:val="single" w:sz="4" w:space="0" w:color="CCCCCC"/>
@@ -2952,7 +2954,7 @@
               <w:rPr>
                 <w:sz w:val="15"/>
               </w:rPr>
-              <w:t>ผู้ใช้กดดูคู่มือการใช้งาน</w:t>
+              <w:t>ผู้ใช้กดดูคู่มือ</w:t>
             </w:r>
           </w:p>
         </w:tc>
@@ -2978,7 +2980,7 @@
         </w:tc>
         <w:tc>
           <w:tcPr>
-            <w:tcW w:type="dxa" w:w="1587"/>
+            <w:tcW w:type="dxa" w:w="1474"/>
             <w:shd w:val="clear" w:color="auto" w:fill="F9FBF9"/>
             <w:tcBorders>
               <w:top w:val="single" w:sz="4" w:space="0" w:color="CCCCCC"/>
@@ -2998,7 +3000,7 @@
         </w:tc>
         <w:tc>
           <w:tcPr>
-            <w:tcW w:type="dxa" w:w="850"/>
+            <w:tcW w:type="dxa" w:w="794"/>
             <w:shd w:val="clear" w:color="auto" w:fill="F9FBF9"/>
             <w:tcBorders>
               <w:top w:val="single" w:sz="4" w:space="0" w:color="CCCCCC"/>
@@ -3038,7 +3040,7 @@
         </w:tc>
         <w:tc>
           <w:tcPr>
-            <w:tcW w:type="dxa" w:w="2381"/>
+            <w:tcW w:type="dxa" w:w="2154"/>
             <w:shd w:val="clear" w:color="auto" w:fill="F9FBF9"/>
             <w:tcBorders>
               <w:top w:val="single" w:sz="4" w:space="0" w:color="CCCCCC"/>
@@ -3062,7 +3064,7 @@
       <w:tr>
         <w:tc>
           <w:tcPr>
-            <w:tcW w:type="dxa" w:w="680"/>
+            <w:tcW w:type="dxa" w:w="794"/>
             <w:shd w:val="clear" w:color="auto" w:fill="FFFFFF"/>
             <w:tcBorders>
               <w:top w:val="single" w:sz="4" w:space="0" w:color="CCCCCC"/>
@@ -3138,7 +3140,7 @@
               <w:rPr>
                 <w:sz w:val="15"/>
               </w:rPr>
-              <w:t>ช่างต้องการรายงาน B1 decision</w:t>
+              <w:t>ช่างรายงาน B1 decision</w:t>
             </w:r>
           </w:p>
         </w:tc>
@@ -3164,7 +3166,7 @@
         </w:tc>
         <w:tc>
           <w:tcPr>
-            <w:tcW w:type="dxa" w:w="1587"/>
+            <w:tcW w:type="dxa" w:w="1474"/>
             <w:shd w:val="clear" w:color="auto" w:fill="FFFFFF"/>
             <w:tcBorders>
               <w:top w:val="single" w:sz="4" w:space="0" w:color="CCCCCC"/>
@@ -3184,7 +3186,7 @@
         </w:tc>
         <w:tc>
           <w:tcPr>
-            <w:tcW w:type="dxa" w:w="850"/>
+            <w:tcW w:type="dxa" w:w="794"/>
             <w:shd w:val="clear" w:color="auto" w:fill="FFFFFF"/>
             <w:tcBorders>
               <w:top w:val="single" w:sz="4" w:space="0" w:color="CCCCCC"/>
@@ -3224,7 +3226,7 @@
         </w:tc>
         <w:tc>
           <w:tcPr>
-            <w:tcW w:type="dxa" w:w="2381"/>
+            <w:tcW w:type="dxa" w:w="2154"/>
             <w:shd w:val="clear" w:color="auto" w:fill="FFFFFF"/>
             <w:tcBorders>
               <w:top w:val="single" w:sz="4" w:space="0" w:color="CCCCCC"/>
@@ -3248,7 +3250,7 @@
       <w:tr>
         <w:tc>
           <w:tcPr>
-            <w:tcW w:type="dxa" w:w="680"/>
+            <w:tcW w:type="dxa" w:w="794"/>
             <w:shd w:val="clear" w:color="auto" w:fill="F9FBF9"/>
             <w:tcBorders>
               <w:top w:val="single" w:sz="4" w:space="0" w:color="CCCCCC"/>
@@ -3324,7 +3326,7 @@
               <w:rPr>
                 <w:sz w:val="15"/>
               </w:rPr>
-              <w:t>ช่างต้องการรายงาน B2 decision</w:t>
+              <w:t>ช่างรายงาน B2 decision</w:t>
             </w:r>
           </w:p>
         </w:tc>
@@ -3350,7 +3352,7 @@
         </w:tc>
         <w:tc>
           <w:tcPr>
-            <w:tcW w:type="dxa" w:w="1587"/>
+            <w:tcW w:type="dxa" w:w="1474"/>
             <w:shd w:val="clear" w:color="auto" w:fill="F9FBF9"/>
             <w:tcBorders>
               <w:top w:val="single" w:sz="4" w:space="0" w:color="CCCCCC"/>
@@ -3370,7 +3372,7 @@
         </w:tc>
         <w:tc>
           <w:tcPr>
-            <w:tcW w:type="dxa" w:w="850"/>
+            <w:tcW w:type="dxa" w:w="794"/>
             <w:shd w:val="clear" w:color="auto" w:fill="F9FBF9"/>
             <w:tcBorders>
               <w:top w:val="single" w:sz="4" w:space="0" w:color="CCCCCC"/>
@@ -3410,7 +3412,7 @@
         </w:tc>
         <w:tc>
           <w:tcPr>
-            <w:tcW w:type="dxa" w:w="2381"/>
+            <w:tcW w:type="dxa" w:w="2154"/>
             <w:shd w:val="clear" w:color="auto" w:fill="F9FBF9"/>
             <w:tcBorders>
               <w:top w:val="single" w:sz="4" w:space="0" w:color="CCCCCC"/>
@@ -3434,7 +3436,7 @@
       <w:tr>
         <w:tc>
           <w:tcPr>
-            <w:tcW w:type="dxa" w:w="680"/>
+            <w:tcW w:type="dxa" w:w="794"/>
             <w:shd w:val="clear" w:color="auto" w:fill="FFFFFF"/>
             <w:tcBorders>
               <w:top w:val="single" w:sz="4" w:space="0" w:color="CCCCCC"/>
@@ -3510,7 +3512,7 @@
               <w:rPr>
                 <w:sz w:val="15"/>
               </w:rPr>
-              <w:t>ลูกค้าส่งเครื่องมาทาง EMS แล้ว</w:t>
+              <w:t>ลูกค้าส่งเครื่องมาทาง EMS</w:t>
             </w:r>
           </w:p>
         </w:tc>
@@ -3536,7 +3538,7 @@
         </w:tc>
         <w:tc>
           <w:tcPr>
-            <w:tcW w:type="dxa" w:w="1587"/>
+            <w:tcW w:type="dxa" w:w="1474"/>
             <w:shd w:val="clear" w:color="auto" w:fill="FFFFFF"/>
             <w:tcBorders>
               <w:top w:val="single" w:sz="4" w:space="0" w:color="CCCCCC"/>
@@ -3556,7 +3558,7 @@
         </w:tc>
         <w:tc>
           <w:tcPr>
-            <w:tcW w:type="dxa" w:w="850"/>
+            <w:tcW w:type="dxa" w:w="794"/>
             <w:shd w:val="clear" w:color="auto" w:fill="FFFFFF"/>
             <w:tcBorders>
               <w:top w:val="single" w:sz="4" w:space="0" w:color="CCCCCC"/>
@@ -3596,7 +3598,7 @@
         </w:tc>
         <w:tc>
           <w:tcPr>
-            <w:tcW w:type="dxa" w:w="2381"/>
+            <w:tcW w:type="dxa" w:w="2154"/>
             <w:shd w:val="clear" w:color="auto" w:fill="FFFFFF"/>
             <w:tcBorders>
               <w:top w:val="single" w:sz="4" w:space="0" w:color="CCCCCC"/>
@@ -3620,7 +3622,7 @@
       <w:tr>
         <w:tc>
           <w:tcPr>
-            <w:tcW w:type="dxa" w:w="680"/>
+            <w:tcW w:type="dxa" w:w="794"/>
             <w:shd w:val="clear" w:color="auto" w:fill="F9FBF9"/>
             <w:tcBorders>
               <w:top w:val="single" w:sz="4" w:space="0" w:color="CCCCCC"/>
@@ -3722,7 +3724,7 @@
         </w:tc>
         <w:tc>
           <w:tcPr>
-            <w:tcW w:type="dxa" w:w="1587"/>
+            <w:tcW w:type="dxa" w:w="1474"/>
             <w:shd w:val="clear" w:color="auto" w:fill="F9FBF9"/>
             <w:tcBorders>
               <w:top w:val="single" w:sz="4" w:space="0" w:color="CCCCCC"/>
@@ -3742,7 +3744,7 @@
         </w:tc>
         <w:tc>
           <w:tcPr>
-            <w:tcW w:type="dxa" w:w="850"/>
+            <w:tcW w:type="dxa" w:w="794"/>
             <w:shd w:val="clear" w:color="auto" w:fill="F9FBF9"/>
             <w:tcBorders>
               <w:top w:val="single" w:sz="4" w:space="0" w:color="CCCCCC"/>
@@ -3782,7 +3784,7 @@
         </w:tc>
         <w:tc>
           <w:tcPr>
-            <w:tcW w:type="dxa" w:w="2381"/>
+            <w:tcW w:type="dxa" w:w="2154"/>
             <w:shd w:val="clear" w:color="auto" w:fill="F9FBF9"/>
             <w:tcBorders>
               <w:top w:val="single" w:sz="4" w:space="0" w:color="CCCCCC"/>
@@ -3806,7 +3808,7 @@
       <w:tr>
         <w:tc>
           <w:tcPr>
-            <w:tcW w:type="dxa" w:w="680"/>
+            <w:tcW w:type="dxa" w:w="794"/>
             <w:shd w:val="clear" w:color="auto" w:fill="FFFFFF"/>
             <w:tcBorders>
               <w:top w:val="single" w:sz="4" w:space="0" w:color="CCCCCC"/>
@@ -3862,7 +3864,7 @@
               <w:rPr>
                 <w:sz w:val="15"/>
               </w:rPr>
-              <w:t>U-06 (ซ่อมเสร็จ → ส่งคืน)</w:t>
+              <w:t>U-06 ซ่อมเสร็จ → ส่งคืน</w:t>
             </w:r>
           </w:p>
         </w:tc>
@@ -3908,7 +3910,7 @@
         </w:tc>
         <w:tc>
           <w:tcPr>
-            <w:tcW w:type="dxa" w:w="1587"/>
+            <w:tcW w:type="dxa" w:w="1474"/>
             <w:shd w:val="clear" w:color="auto" w:fill="FFFFFF"/>
             <w:tcBorders>
               <w:top w:val="single" w:sz="4" w:space="0" w:color="CCCCCC"/>
@@ -3928,7 +3930,7 @@
         </w:tc>
         <w:tc>
           <w:tcPr>
-            <w:tcW w:type="dxa" w:w="850"/>
+            <w:tcW w:type="dxa" w:w="794"/>
             <w:shd w:val="clear" w:color="auto" w:fill="FFFFFF"/>
             <w:tcBorders>
               <w:top w:val="single" w:sz="4" w:space="0" w:color="CCCCCC"/>
@@ -3968,7 +3970,7 @@
         </w:tc>
         <w:tc>
           <w:tcPr>
-            <w:tcW w:type="dxa" w:w="2381"/>
+            <w:tcW w:type="dxa" w:w="2154"/>
             <w:shd w:val="clear" w:color="auto" w:fill="FFFFFF"/>
             <w:tcBorders>
               <w:top w:val="single" w:sz="4" w:space="0" w:color="CCCCCC"/>
@@ -3992,7 +3994,7 @@
       <w:tr>
         <w:tc>
           <w:tcPr>
-            <w:tcW w:type="dxa" w:w="680"/>
+            <w:tcW w:type="dxa" w:w="794"/>
             <w:shd w:val="clear" w:color="auto" w:fill="F9FBF9"/>
             <w:tcBorders>
               <w:top w:val="single" w:sz="4" w:space="0" w:color="CCCCCC"/>
@@ -4094,7 +4096,7 @@
         </w:tc>
         <w:tc>
           <w:tcPr>
-            <w:tcW w:type="dxa" w:w="1587"/>
+            <w:tcW w:type="dxa" w:w="1474"/>
             <w:shd w:val="clear" w:color="auto" w:fill="F9FBF9"/>
             <w:tcBorders>
               <w:top w:val="single" w:sz="4" w:space="0" w:color="CCCCCC"/>
@@ -4114,7 +4116,7 @@
         </w:tc>
         <w:tc>
           <w:tcPr>
-            <w:tcW w:type="dxa" w:w="850"/>
+            <w:tcW w:type="dxa" w:w="794"/>
             <w:shd w:val="clear" w:color="auto" w:fill="F9FBF9"/>
             <w:tcBorders>
               <w:top w:val="single" w:sz="4" w:space="0" w:color="CCCCCC"/>
@@ -4154,7 +4156,7 @@
         </w:tc>
         <w:tc>
           <w:tcPr>
-            <w:tcW w:type="dxa" w:w="2381"/>
+            <w:tcW w:type="dxa" w:w="2154"/>
             <w:shd w:val="clear" w:color="auto" w:fill="F9FBF9"/>
             <w:tcBorders>
               <w:top w:val="single" w:sz="4" w:space="0" w:color="CCCCCC"/>
@@ -4178,7 +4180,7 @@
       <w:tr>
         <w:tc>
           <w:tcPr>
-            <w:tcW w:type="dxa" w:w="680"/>
+            <w:tcW w:type="dxa" w:w="794"/>
             <w:shd w:val="clear" w:color="auto" w:fill="FFFFFF"/>
             <w:tcBorders>
               <w:top w:val="single" w:sz="4" w:space="0" w:color="CCCCCC"/>
@@ -4234,7 +4236,7 @@
               <w:rPr>
                 <w:sz w:val="15"/>
               </w:rPr>
-              <w:t>U-06 (walk-in ซ่อมเสร็จ)</w:t>
+              <w:t>U-06 walk-in ซ่อมเสร็จ</w:t>
             </w:r>
           </w:p>
         </w:tc>
@@ -4280,7 +4282,7 @@
         </w:tc>
         <w:tc>
           <w:tcPr>
-            <w:tcW w:type="dxa" w:w="1587"/>
+            <w:tcW w:type="dxa" w:w="1474"/>
             <w:shd w:val="clear" w:color="auto" w:fill="FFFFFF"/>
             <w:tcBorders>
               <w:top w:val="single" w:sz="4" w:space="0" w:color="CCCCCC"/>
@@ -4300,7 +4302,7 @@
         </w:tc>
         <w:tc>
           <w:tcPr>
-            <w:tcW w:type="dxa" w:w="850"/>
+            <w:tcW w:type="dxa" w:w="794"/>
             <w:shd w:val="clear" w:color="auto" w:fill="FFFFFF"/>
             <w:tcBorders>
               <w:top w:val="single" w:sz="4" w:space="0" w:color="CCCCCC"/>
@@ -4340,7 +4342,7 @@
         </w:tc>
         <w:tc>
           <w:tcPr>
-            <w:tcW w:type="dxa" w:w="2381"/>
+            <w:tcW w:type="dxa" w:w="2154"/>
             <w:shd w:val="clear" w:color="auto" w:fill="FFFFFF"/>
             <w:tcBorders>
               <w:top w:val="single" w:sz="4" w:space="0" w:color="CCCCCC"/>
@@ -4364,7 +4366,7 @@
       <w:tr>
         <w:tc>
           <w:tcPr>
-            <w:tcW w:type="dxa" w:w="680"/>
+            <w:tcW w:type="dxa" w:w="794"/>
             <w:shd w:val="clear" w:color="auto" w:fill="F9FBF9"/>
             <w:tcBorders>
               <w:top w:val="single" w:sz="4" w:space="0" w:color="CCCCCC"/>
@@ -4440,7 +4442,7 @@
               <w:rPr>
                 <w:sz w:val="15"/>
               </w:rPr>
-              <w:t>ไม่มีร้านรับงานภายในเวลาที่กำหนด → หมดอายุ</w:t>
+              <w:t>ไม่มีร้านรับงานภายในเวลา → หมดอายุ</w:t>
             </w:r>
           </w:p>
         </w:tc>
@@ -4466,7 +4468,7 @@
         </w:tc>
         <w:tc>
           <w:tcPr>
-            <w:tcW w:type="dxa" w:w="1587"/>
+            <w:tcW w:type="dxa" w:w="1474"/>
             <w:shd w:val="clear" w:color="auto" w:fill="F9FBF9"/>
             <w:tcBorders>
               <w:top w:val="single" w:sz="4" w:space="0" w:color="CCCCCC"/>
@@ -4486,7 +4488,7 @@
         </w:tc>
         <w:tc>
           <w:tcPr>
-            <w:tcW w:type="dxa" w:w="850"/>
+            <w:tcW w:type="dxa" w:w="794"/>
             <w:shd w:val="clear" w:color="auto" w:fill="F9FBF9"/>
             <w:tcBorders>
               <w:top w:val="single" w:sz="4" w:space="0" w:color="CCCCCC"/>
@@ -4520,13 +4522,13 @@
               <w:rPr>
                 <w:sz w:val="15"/>
               </w:rPr>
-              <w:t>Gold-lock ที่พักไว้ถูกปลดคืนอัตโนมัติ</w:t>
-            </w:r>
-          </w:p>
-        </w:tc>
-        <w:tc>
-          <w:tcPr>
-            <w:tcW w:type="dxa" w:w="2381"/>
+              <w:t>Gold-lock พักไว้ถูกปลดคืนอัตโนมัติ</w:t>
+            </w:r>
+          </w:p>
+        </w:tc>
+        <w:tc>
+          <w:tcPr>
+            <w:tcW w:type="dxa" w:w="2154"/>
             <w:shd w:val="clear" w:color="auto" w:fill="F9FBF9"/>
             <w:tcBorders>
               <w:top w:val="single" w:sz="4" w:space="0" w:color="CCCCCC"/>
@@ -4550,7 +4552,7 @@
       <w:tr>
         <w:tc>
           <w:tcPr>
-            <w:tcW w:type="dxa" w:w="680"/>
+            <w:tcW w:type="dxa" w:w="794"/>
             <w:shd w:val="clear" w:color="auto" w:fill="FFFFFF"/>
             <w:tcBorders>
               <w:top w:val="single" w:sz="4" w:space="0" w:color="CCCCCC"/>
@@ -4626,7 +4628,7 @@
               <w:rPr>
                 <w:sz w:val="15"/>
               </w:rPr>
-              <w:t>ร้านถอนตัวหลังรับงานแล้ว</w:t>
+              <w:t>ร้านถอนตัวหลังรับงาน</w:t>
             </w:r>
           </w:p>
         </w:tc>
@@ -4652,7 +4654,7 @@
         </w:tc>
         <w:tc>
           <w:tcPr>
-            <w:tcW w:type="dxa" w:w="1587"/>
+            <w:tcW w:type="dxa" w:w="1474"/>
             <w:shd w:val="clear" w:color="auto" w:fill="FFFFFF"/>
             <w:tcBorders>
               <w:top w:val="single" w:sz="4" w:space="0" w:color="CCCCCC"/>
@@ -4672,7 +4674,7 @@
         </w:tc>
         <w:tc>
           <w:tcPr>
-            <w:tcW w:type="dxa" w:w="850"/>
+            <w:tcW w:type="dxa" w:w="794"/>
             <w:shd w:val="clear" w:color="auto" w:fill="FFFFFF"/>
             <w:tcBorders>
               <w:top w:val="single" w:sz="4" w:space="0" w:color="CCCCCC"/>
@@ -4712,7 +4714,7 @@
         </w:tc>
         <w:tc>
           <w:tcPr>
-            <w:tcW w:type="dxa" w:w="2381"/>
+            <w:tcW w:type="dxa" w:w="2154"/>
             <w:shd w:val="clear" w:color="auto" w:fill="FFFFFF"/>
             <w:tcBorders>
               <w:top w:val="single" w:sz="4" w:space="0" w:color="CCCCCC"/>
@@ -4736,7 +4738,7 @@
       <w:tr>
         <w:tc>
           <w:tcPr>
-            <w:tcW w:type="dxa" w:w="680"/>
+            <w:tcW w:type="dxa" w:w="794"/>
             <w:shd w:val="clear" w:color="auto" w:fill="F9FBF9"/>
             <w:tcBorders>
               <w:top w:val="single" w:sz="4" w:space="0" w:color="CCCCCC"/>
@@ -4838,7 +4840,7 @@
         </w:tc>
         <w:tc>
           <w:tcPr>
-            <w:tcW w:type="dxa" w:w="1587"/>
+            <w:tcW w:type="dxa" w:w="1474"/>
             <w:shd w:val="clear" w:color="auto" w:fill="F9FBF9"/>
             <w:tcBorders>
               <w:top w:val="single" w:sz="4" w:space="0" w:color="CCCCCC"/>
@@ -4858,7 +4860,7 @@
         </w:tc>
         <w:tc>
           <w:tcPr>
-            <w:tcW w:type="dxa" w:w="850"/>
+            <w:tcW w:type="dxa" w:w="794"/>
             <w:shd w:val="clear" w:color="auto" w:fill="F9FBF9"/>
             <w:tcBorders>
               <w:top w:val="single" w:sz="4" w:space="0" w:color="CCCCCC"/>
@@ -4898,7 +4900,7 @@
         </w:tc>
         <w:tc>
           <w:tcPr>
-            <w:tcW w:type="dxa" w:w="2381"/>
+            <w:tcW w:type="dxa" w:w="2154"/>
             <w:shd w:val="clear" w:color="auto" w:fill="F9FBF9"/>
             <w:tcBorders>
               <w:top w:val="single" w:sz="4" w:space="0" w:color="CCCCCC"/>
@@ -4922,7 +4924,7 @@
       <w:tr>
         <w:tc>
           <w:tcPr>
-            <w:tcW w:type="dxa" w:w="680"/>
+            <w:tcW w:type="dxa" w:w="794"/>
             <w:shd w:val="clear" w:color="auto" w:fill="FFFFFF"/>
             <w:tcBorders>
               <w:top w:val="single" w:sz="4" w:space="0" w:color="CCCCCC"/>
@@ -4958,7 +4960,7 @@
               <w:rPr>
                 <w:sz w:val="15"/>
               </w:rPr>
-              <w:t>ยุติกลางคันระหว่างล้าง (M9 Cancel In-progress)</w:t>
+              <w:t>ยุติกลางคัน (M9 Cancel In-progress)</w:t>
             </w:r>
           </w:p>
         </w:tc>
@@ -5024,7 +5026,7 @@
         </w:tc>
         <w:tc>
           <w:tcPr>
-            <w:tcW w:type="dxa" w:w="1587"/>
+            <w:tcW w:type="dxa" w:w="1474"/>
             <w:shd w:val="clear" w:color="auto" w:fill="FFFFFF"/>
             <w:tcBorders>
               <w:top w:val="single" w:sz="4" w:space="0" w:color="CCCCCC"/>
@@ -5044,7 +5046,7 @@
         </w:tc>
         <w:tc>
           <w:tcPr>
-            <w:tcW w:type="dxa" w:w="850"/>
+            <w:tcW w:type="dxa" w:w="794"/>
             <w:shd w:val="clear" w:color="auto" w:fill="FFFFFF"/>
             <w:tcBorders>
               <w:top w:val="single" w:sz="4" w:space="0" w:color="CCCCCC"/>
@@ -5078,13 +5080,13 @@
               <w:rPr>
                 <w:sz w:val="15"/>
               </w:rPr>
-              <w:t>คำนวณ settle ตาม phase: ค่าเดินทาง + แรงงาน %</w:t>
-            </w:r>
-          </w:p>
-        </w:tc>
-        <w:tc>
-          <w:tcPr>
-            <w:tcW w:type="dxa" w:w="2381"/>
+              <w:t>คำนวณ settle: ค่าเดินทาง + แรงงาน %</w:t>
+            </w:r>
+          </w:p>
+        </w:tc>
+        <w:tc>
+          <w:tcPr>
+            <w:tcW w:type="dxa" w:w="2154"/>
             <w:shd w:val="clear" w:color="auto" w:fill="FFFFFF"/>
             <w:tcBorders>
               <w:top w:val="single" w:sz="4" w:space="0" w:color="CCCCCC"/>
@@ -5108,7 +5110,7 @@
       <w:tr>
         <w:tc>
           <w:tcPr>
-            <w:tcW w:type="dxa" w:w="680"/>
+            <w:tcW w:type="dxa" w:w="794"/>
             <w:shd w:val="clear" w:color="auto" w:fill="F9FBF9"/>
             <w:tcBorders>
               <w:top w:val="single" w:sz="4" w:space="0" w:color="CCCCCC"/>
@@ -5210,7 +5212,7 @@
         </w:tc>
         <w:tc>
           <w:tcPr>
-            <w:tcW w:type="dxa" w:w="1587"/>
+            <w:tcW w:type="dxa" w:w="1474"/>
             <w:shd w:val="clear" w:color="auto" w:fill="F9FBF9"/>
             <w:tcBorders>
               <w:top w:val="single" w:sz="4" w:space="0" w:color="CCCCCC"/>
@@ -5230,7 +5232,7 @@
         </w:tc>
         <w:tc>
           <w:tcPr>
-            <w:tcW w:type="dxa" w:w="850"/>
+            <w:tcW w:type="dxa" w:w="794"/>
             <w:shd w:val="clear" w:color="auto" w:fill="F9FBF9"/>
             <w:tcBorders>
               <w:top w:val="single" w:sz="4" w:space="0" w:color="CCCCCC"/>
@@ -5270,7 +5272,7 @@
         </w:tc>
         <w:tc>
           <w:tcPr>
-            <w:tcW w:type="dxa" w:w="2381"/>
+            <w:tcW w:type="dxa" w:w="2154"/>
             <w:shd w:val="clear" w:color="auto" w:fill="F9FBF9"/>
             <w:tcBorders>
               <w:top w:val="single" w:sz="4" w:space="0" w:color="CCCCCC"/>
@@ -5294,7 +5296,7 @@
       <w:tr>
         <w:tc>
           <w:tcPr>
-            <w:tcW w:type="dxa" w:w="680"/>
+            <w:tcW w:type="dxa" w:w="794"/>
             <w:shd w:val="clear" w:color="auto" w:fill="FFFFFF"/>
             <w:tcBorders>
               <w:top w:val="single" w:sz="4" w:space="0" w:color="CCCCCC"/>
@@ -5350,7 +5352,7 @@
               <w:rPr>
                 <w:sz w:val="15"/>
               </w:rPr>
-              <w:t>U-22 (OTP ผิด 3 ครั้ง) · U-63 (OTP ผิด 3 ครั้ง)</w:t>
+              <w:t>U-22 (OTP ผิด 3 ครั้ง) · U-63</w:t>
             </w:r>
           </w:p>
         </w:tc>
@@ -5396,7 +5398,7 @@
         </w:tc>
         <w:tc>
           <w:tcPr>
-            <w:tcW w:type="dxa" w:w="1587"/>
+            <w:tcW w:type="dxa" w:w="1474"/>
             <w:shd w:val="clear" w:color="auto" w:fill="FFFFFF"/>
             <w:tcBorders>
               <w:top w:val="single" w:sz="4" w:space="0" w:color="CCCCCC"/>
@@ -5416,7 +5418,7 @@
         </w:tc>
         <w:tc>
           <w:tcPr>
-            <w:tcW w:type="dxa" w:w="850"/>
+            <w:tcW w:type="dxa" w:w="794"/>
             <w:shd w:val="clear" w:color="auto" w:fill="FFFFFF"/>
             <w:tcBorders>
               <w:top w:val="single" w:sz="4" w:space="0" w:color="CCCCCC"/>
@@ -5450,13 +5452,13 @@
               <w:rPr>
                 <w:sz w:val="15"/>
               </w:rPr>
-              <w:t>reason param: otp / fraud / admin · ลิงก์ support</w:t>
-            </w:r>
-          </w:p>
-        </w:tc>
-        <w:tc>
-          <w:tcPr>
-            <w:tcW w:type="dxa" w:w="2381"/>
+              <w:t>reason param: otp / fraud / admin</w:t>
+            </w:r>
+          </w:p>
+        </w:tc>
+        <w:tc>
+          <w:tcPr>
+            <w:tcW w:type="dxa" w:w="2154"/>
             <w:shd w:val="clear" w:color="auto" w:fill="FFFFFF"/>
             <w:tcBorders>
               <w:top w:val="single" w:sz="4" w:space="0" w:color="CCCCCC"/>
@@ -5480,8 +5482,8 @@
       <w:tr>
         <w:tc>
           <w:tcPr>
-            <w:tcW w:type="dxa" w:w="680"/>
-            <w:shd w:val="clear" w:color="auto" w:fill="F5F5F5"/>
+            <w:tcW w:type="dxa" w:w="794"/>
+            <w:shd w:val="clear" w:color="auto" w:fill="F0F0F0"/>
             <w:tcBorders>
               <w:top w:val="single" w:sz="4" w:space="0" w:color="CCCCCC"/>
               <w:left w:val="single" w:sz="4" w:space="0" w:color="CCCCCC"/>
@@ -5503,7 +5505,7 @@
         <w:tc>
           <w:tcPr>
             <w:tcW w:type="dxa" w:w="1984"/>
-            <w:shd w:val="clear" w:color="auto" w:fill="F5F5F5"/>
+            <w:shd w:val="clear" w:color="auto" w:fill="F0F0F0"/>
             <w:tcBorders>
               <w:top w:val="single" w:sz="4" w:space="0" w:color="CCCCCC"/>
               <w:left w:val="single" w:sz="4" w:space="0" w:color="CCCCCC"/>
@@ -5524,7 +5526,7 @@
         <w:tc>
           <w:tcPr>
             <w:tcW w:type="dxa" w:w="1701"/>
-            <w:shd w:val="clear" w:color="auto" w:fill="F5F5F5"/>
+            <w:shd w:val="clear" w:color="auto" w:fill="F0F0F0"/>
             <w:tcBorders>
               <w:top w:val="single" w:sz="4" w:space="0" w:color="CCCCCC"/>
               <w:left w:val="single" w:sz="4" w:space="0" w:color="CCCCCC"/>
@@ -5545,7 +5547,7 @@
         <w:tc>
           <w:tcPr>
             <w:tcW w:type="dxa" w:w="1701"/>
-            <w:shd w:val="clear" w:color="auto" w:fill="F5F5F5"/>
+            <w:shd w:val="clear" w:color="auto" w:fill="F0F0F0"/>
             <w:tcBorders>
               <w:top w:val="single" w:sz="4" w:space="0" w:color="CCCCCC"/>
               <w:left w:val="single" w:sz="4" w:space="0" w:color="CCCCCC"/>
@@ -5566,7 +5568,7 @@
         <w:tc>
           <w:tcPr>
             <w:tcW w:type="dxa" w:w="1701"/>
-            <w:shd w:val="clear" w:color="auto" w:fill="F5F5F5"/>
+            <w:shd w:val="clear" w:color="auto" w:fill="F0F0F0"/>
             <w:tcBorders>
               <w:top w:val="single" w:sz="4" w:space="0" w:color="CCCCCC"/>
               <w:left w:val="single" w:sz="4" w:space="0" w:color="CCCCCC"/>
@@ -5586,8 +5588,8 @@
         </w:tc>
         <w:tc>
           <w:tcPr>
-            <w:tcW w:type="dxa" w:w="1587"/>
-            <w:shd w:val="clear" w:color="auto" w:fill="F5F5F5"/>
+            <w:tcW w:type="dxa" w:w="1474"/>
+            <w:shd w:val="clear" w:color="auto" w:fill="F0F0F0"/>
             <w:tcBorders>
               <w:top w:val="single" w:sz="4" w:space="0" w:color="CCCCCC"/>
               <w:left w:val="single" w:sz="4" w:space="0" w:color="CCCCCC"/>
@@ -5607,8 +5609,8 @@
         </w:tc>
         <w:tc>
           <w:tcPr>
-            <w:tcW w:type="dxa" w:w="850"/>
-            <w:shd w:val="clear" w:color="auto" w:fill="F5F5F5"/>
+            <w:tcW w:type="dxa" w:w="794"/>
+            <w:shd w:val="clear" w:color="auto" w:fill="F0F0F0"/>
             <w:tcBorders>
               <w:top w:val="single" w:sz="4" w:space="0" w:color="CCCCCC"/>
               <w:left w:val="single" w:sz="4" w:space="0" w:color="CCCCCC"/>
@@ -5629,7 +5631,7 @@
         <w:tc>
           <w:tcPr>
             <w:tcW w:type="dxa" w:w="2551"/>
-            <w:shd w:val="clear" w:color="auto" w:fill="F5F5F5"/>
+            <w:shd w:val="clear" w:color="auto" w:fill="F0F0F0"/>
             <w:tcBorders>
               <w:top w:val="single" w:sz="4" w:space="0" w:color="CCCCCC"/>
               <w:left w:val="single" w:sz="4" w:space="0" w:color="CCCCCC"/>
@@ -5643,14 +5645,14 @@
                 <w:color w:val="999999"/>
                 <w:sz w:val="15"/>
               </w:rPr>
-              <w:t>Gen 109 ruling: /maintain/jobs/[id]/withdraw = state ของ U-16 ไม่ใช่จอใหม่ → U-58 เว้นว่าง</w:t>
-            </w:r>
-          </w:p>
-        </w:tc>
-        <w:tc>
-          <w:tcPr>
-            <w:tcW w:type="dxa" w:w="2381"/>
-            <w:shd w:val="clear" w:color="auto" w:fill="F5F5F5"/>
+              <w:t>Gen 109 ruling: /maintain/jobs/[id]/withdraw = state ของ U-16 ไม่ใช่จอใหม่</w:t>
+            </w:r>
+          </w:p>
+        </w:tc>
+        <w:tc>
+          <w:tcPr>
+            <w:tcW w:type="dxa" w:w="2154"/>
+            <w:shd w:val="clear" w:color="auto" w:fill="F0F0F0"/>
             <w:tcBorders>
               <w:top w:val="single" w:sz="4" w:space="0" w:color="CCCCCC"/>
               <w:left w:val="single" w:sz="4" w:space="0" w:color="CCCCCC"/>
@@ -5672,7 +5674,7 @@
       <w:tr>
         <w:tc>
           <w:tcPr>
-            <w:tcW w:type="dxa" w:w="680"/>
+            <w:tcW w:type="dxa" w:w="794"/>
             <w:shd w:val="clear" w:color="auto" w:fill="FFFFFF"/>
             <w:tcBorders>
               <w:top w:val="single" w:sz="4" w:space="0" w:color="CCCCCC"/>
@@ -5774,7 +5776,7 @@
         </w:tc>
         <w:tc>
           <w:tcPr>
-            <w:tcW w:type="dxa" w:w="1587"/>
+            <w:tcW w:type="dxa" w:w="1474"/>
             <w:shd w:val="clear" w:color="auto" w:fill="FFFFFF"/>
             <w:tcBorders>
               <w:top w:val="single" w:sz="4" w:space="0" w:color="CCCCCC"/>
@@ -5794,7 +5796,7 @@
         </w:tc>
         <w:tc>
           <w:tcPr>
-            <w:tcW w:type="dxa" w:w="850"/>
+            <w:tcW w:type="dxa" w:w="794"/>
             <w:shd w:val="clear" w:color="auto" w:fill="FFFFFF"/>
             <w:tcBorders>
               <w:top w:val="single" w:sz="4" w:space="0" w:color="CCCCCC"/>
@@ -5828,13 +5830,13 @@
               <w:rPr>
                 <w:sz w:val="15"/>
               </w:rPr>
-              <w:t>R4 mint ใหม่ · ไม่มี ID ใน registry เดิม → mint U-67 · รายงาน HUB</w:t>
-            </w:r>
-          </w:p>
-        </w:tc>
-        <w:tc>
-          <w:tcPr>
-            <w:tcW w:type="dxa" w:w="2381"/>
+              <w:t>R4 mint ใหม่ · ไม่มีใน registry เดิม</w:t>
+            </w:r>
+          </w:p>
+        </w:tc>
+        <w:tc>
+          <w:tcPr>
+            <w:tcW w:type="dxa" w:w="2154"/>
             <w:shd w:val="clear" w:color="auto" w:fill="FFFFFF"/>
             <w:tcBorders>
               <w:top w:val="single" w:sz="4" w:space="0" w:color="CCCCCC"/>
@@ -5858,7 +5860,7 @@
       <w:tr>
         <w:tc>
           <w:tcPr>
-            <w:tcW w:type="dxa" w:w="680"/>
+            <w:tcW w:type="dxa" w:w="794"/>
             <w:shd w:val="clear" w:color="auto" w:fill="F9FBF9"/>
             <w:tcBorders>
               <w:top w:val="single" w:sz="4" w:space="0" w:color="CCCCCC"/>
@@ -5934,7 +5936,7 @@
               <w:rPr>
                 <w:sz w:val="15"/>
               </w:rPr>
-              <w:t>ผู้ใช้กด "ลืมรหัสผ่าน"</w:t>
+              <w:t>ผู้ใช้กดลืมรหัสผ่าน</w:t>
             </w:r>
           </w:p>
         </w:tc>
@@ -5960,7 +5962,7 @@
         </w:tc>
         <w:tc>
           <w:tcPr>
-            <w:tcW w:type="dxa" w:w="1587"/>
+            <w:tcW w:type="dxa" w:w="1474"/>
             <w:shd w:val="clear" w:color="auto" w:fill="F9FBF9"/>
             <w:tcBorders>
               <w:top w:val="single" w:sz="4" w:space="0" w:color="CCCCCC"/>
@@ -5980,7 +5982,7 @@
         </w:tc>
         <w:tc>
           <w:tcPr>
-            <w:tcW w:type="dxa" w:w="850"/>
+            <w:tcW w:type="dxa" w:w="794"/>
             <w:shd w:val="clear" w:color="auto" w:fill="F9FBF9"/>
             <w:tcBorders>
               <w:top w:val="single" w:sz="4" w:space="0" w:color="CCCCCC"/>
@@ -6014,13 +6016,13 @@
               <w:rPr>
                 <w:sz w:val="15"/>
               </w:rPr>
-              <w:t>R4 mint ใหม่ · 3 phase: email/OTP/new-password · mock OTP: 123456</w:t>
-            </w:r>
-          </w:p>
-        </w:tc>
-        <w:tc>
-          <w:tcPr>
-            <w:tcW w:type="dxa" w:w="2381"/>
+              <w:t>R4 mint ใหม่ · 3 phase: email/OTP/new-password</w:t>
+            </w:r>
+          </w:p>
+        </w:tc>
+        <w:tc>
+          <w:tcPr>
+            <w:tcW w:type="dxa" w:w="2154"/>
             <w:shd w:val="clear" w:color="auto" w:fill="F9FBF9"/>
             <w:tcBorders>
               <w:top w:val="single" w:sz="4" w:space="0" w:color="CCCCCC"/>
@@ -6037,6 +6039,4482 @@
                 <w:u w:val="single"/>
               </w:rPr>
               <w:t>http://localhost:3002/forgot-password</w:t>
+            </w:r>
+          </w:p>
+        </w:tc>
+      </w:tr>
+      <w:tr>
+        <w:tc>
+          <w:tcPr>
+            <w:tcW w:type="dxa" w:w="794"/>
+            <w:shd w:val="clear" w:color="auto" w:fill="F0F6FF"/>
+            <w:tcBorders>
+              <w:top w:val="single" w:sz="4" w:space="0" w:color="CCCCCC"/>
+              <w:left w:val="single" w:sz="4" w:space="0" w:color="CCCCCC"/>
+              <w:bottom w:val="single" w:sz="4" w:space="0" w:color="CCCCCC"/>
+              <w:right w:val="single" w:sz="4" w:space="0" w:color="CCCCCC"/>
+            </w:tcBorders>
+          </w:tcPr>
+          <w:p>
+            <w:r>
+              <w:rPr>
+                <w:b/>
+                <w:color w:val="0D4A8C"/>
+                <w:sz w:val="15"/>
+              </w:rPr>
+              <w:t>U-15b</w:t>
+            </w:r>
+          </w:p>
+        </w:tc>
+        <w:tc>
+          <w:tcPr>
+            <w:tcW w:type="dxa" w:w="1984"/>
+            <w:shd w:val="clear" w:color="auto" w:fill="F0F6FF"/>
+            <w:tcBorders>
+              <w:top w:val="single" w:sz="4" w:space="0" w:color="CCCCCC"/>
+              <w:left w:val="single" w:sz="4" w:space="0" w:color="CCCCCC"/>
+              <w:bottom w:val="single" w:sz="4" w:space="0" w:color="CCCCCC"/>
+              <w:right w:val="single" w:sz="4" w:space="0" w:color="CCCCCC"/>
+            </w:tcBorders>
+          </w:tcPr>
+          <w:p>
+            <w:r>
+              <w:rPr>
+                <w:sz w:val="15"/>
+              </w:rPr>
+              <w:t>ข้อเสนองาน Maintain (Maintain Offers)</w:t>
+            </w:r>
+          </w:p>
+        </w:tc>
+        <w:tc>
+          <w:tcPr>
+            <w:tcW w:type="dxa" w:w="1701"/>
+            <w:shd w:val="clear" w:color="auto" w:fill="F0F6FF"/>
+            <w:tcBorders>
+              <w:top w:val="single" w:sz="4" w:space="0" w:color="CCCCCC"/>
+              <w:left w:val="single" w:sz="4" w:space="0" w:color="CCCCCC"/>
+              <w:bottom w:val="single" w:sz="4" w:space="0" w:color="CCCCCC"/>
+              <w:right w:val="single" w:sz="4" w:space="0" w:color="CCCCCC"/>
+            </w:tcBorders>
+          </w:tcPr>
+          <w:p>
+            <w:r>
+              <w:rPr>
+                <w:sz w:val="15"/>
+              </w:rPr>
+              <w:t>U-16 job-detail (M1 รับงาน)</w:t>
+            </w:r>
+          </w:p>
+        </w:tc>
+        <w:tc>
+          <w:tcPr>
+            <w:tcW w:type="dxa" w:w="1701"/>
+            <w:shd w:val="clear" w:color="auto" w:fill="F0F6FF"/>
+            <w:tcBorders>
+              <w:top w:val="single" w:sz="4" w:space="0" w:color="CCCCCC"/>
+              <w:left w:val="single" w:sz="4" w:space="0" w:color="CCCCCC"/>
+              <w:bottom w:val="single" w:sz="4" w:space="0" w:color="CCCCCC"/>
+              <w:right w:val="single" w:sz="4" w:space="0" w:color="CCCCCC"/>
+            </w:tcBorders>
+          </w:tcPr>
+          <w:p>
+            <w:r>
+              <w:rPr>
+                <w:sz w:val="15"/>
+              </w:rPr>
+              <w:t>ลูกค้าดูข้อเสนอจากร้านที่สนใจรับงาน</w:t>
+            </w:r>
+          </w:p>
+        </w:tc>
+        <w:tc>
+          <w:tcPr>
+            <w:tcW w:type="dxa" w:w="1701"/>
+            <w:shd w:val="clear" w:color="auto" w:fill="F0F6FF"/>
+            <w:tcBorders>
+              <w:top w:val="single" w:sz="4" w:space="0" w:color="CCCCCC"/>
+              <w:left w:val="single" w:sz="4" w:space="0" w:color="CCCCCC"/>
+              <w:bottom w:val="single" w:sz="4" w:space="0" w:color="CCCCCC"/>
+              <w:right w:val="single" w:sz="4" w:space="0" w:color="CCCCCC"/>
+            </w:tcBorders>
+          </w:tcPr>
+          <w:p>
+            <w:r>
+              <w:rPr>
+                <w:sz w:val="15"/>
+              </w:rPr>
+              <w:t>U-16 ยืนยันข้อเสนอ / ปฏิเสธ</w:t>
+            </w:r>
+          </w:p>
+        </w:tc>
+        <w:tc>
+          <w:tcPr>
+            <w:tcW w:type="dxa" w:w="1474"/>
+            <w:shd w:val="clear" w:color="auto" w:fill="F0F6FF"/>
+            <w:tcBorders>
+              <w:top w:val="single" w:sz="4" w:space="0" w:color="CCCCCC"/>
+              <w:left w:val="single" w:sz="4" w:space="0" w:color="CCCCCC"/>
+              <w:bottom w:val="single" w:sz="4" w:space="0" w:color="CCCCCC"/>
+              <w:right w:val="single" w:sz="4" w:space="0" w:color="CCCCCC"/>
+            </w:tcBorders>
+          </w:tcPr>
+          <w:p>
+            <w:r>
+              <w:rPr>
+                <w:sz w:val="15"/>
+              </w:rPr>
+              <w:t>WeeeR: R-14 ส่งข้อเสนอ</w:t>
+            </w:r>
+          </w:p>
+        </w:tc>
+        <w:tc>
+          <w:tcPr>
+            <w:tcW w:type="dxa" w:w="794"/>
+            <w:shd w:val="clear" w:color="auto" w:fill="F0F6FF"/>
+            <w:tcBorders>
+              <w:top w:val="single" w:sz="4" w:space="0" w:color="CCCCCC"/>
+              <w:left w:val="single" w:sz="4" w:space="0" w:color="CCCCCC"/>
+              <w:bottom w:val="single" w:sz="4" w:space="0" w:color="CCCCCC"/>
+              <w:right w:val="single" w:sz="4" w:space="0" w:color="CCCCCC"/>
+            </w:tcBorders>
+          </w:tcPr>
+          <w:p>
+            <w:r>
+              <w:rPr>
+                <w:sz w:val="15"/>
+              </w:rPr>
+              <w:t>M1</w:t>
+            </w:r>
+          </w:p>
+        </w:tc>
+        <w:tc>
+          <w:tcPr>
+            <w:tcW w:type="dxa" w:w="2551"/>
+            <w:shd w:val="clear" w:color="auto" w:fill="F0F6FF"/>
+            <w:tcBorders>
+              <w:top w:val="single" w:sz="4" w:space="0" w:color="CCCCCC"/>
+              <w:left w:val="single" w:sz="4" w:space="0" w:color="CCCCCC"/>
+              <w:bottom w:val="single" w:sz="4" w:space="0" w:color="CCCCCC"/>
+              <w:right w:val="single" w:sz="4" w:space="0" w:color="CCCCCC"/>
+            </w:tcBorders>
+          </w:tcPr>
+          <w:p>
+            <w:r>
+              <w:rPr>
+                <w:sz w:val="15"/>
+              </w:rPr>
+              <w:t>list ข้อเสนอ (shopName/rating/price/terms) · EscrowInfoIcon · Gold-lock</w:t>
+            </w:r>
+          </w:p>
+        </w:tc>
+        <w:tc>
+          <w:tcPr>
+            <w:tcW w:type="dxa" w:w="2154"/>
+            <w:shd w:val="clear" w:color="auto" w:fill="F0F6FF"/>
+            <w:tcBorders>
+              <w:top w:val="single" w:sz="4" w:space="0" w:color="CCCCCC"/>
+              <w:left w:val="single" w:sz="4" w:space="0" w:color="CCCCCC"/>
+              <w:bottom w:val="single" w:sz="4" w:space="0" w:color="CCCCCC"/>
+              <w:right w:val="single" w:sz="4" w:space="0" w:color="CCCCCC"/>
+            </w:tcBorders>
+          </w:tcPr>
+          <w:p>
+            <w:r>
+              <w:rPr>
+                <w:color w:val="0070C0"/>
+                <w:sz w:val="15"/>
+                <w:u w:val="single"/>
+              </w:rPr>
+              <w:t>http://localhost:3002/maintain/jobs/m001/offers</w:t>
+            </w:r>
+          </w:p>
+        </w:tc>
+      </w:tr>
+      <w:tr>
+        <w:tc>
+          <w:tcPr>
+            <w:tcW w:type="dxa" w:w="794"/>
+            <w:shd w:val="clear" w:color="auto" w:fill="F8FBFF"/>
+            <w:tcBorders>
+              <w:top w:val="single" w:sz="4" w:space="0" w:color="CCCCCC"/>
+              <w:left w:val="single" w:sz="4" w:space="0" w:color="CCCCCC"/>
+              <w:bottom w:val="single" w:sz="4" w:space="0" w:color="CCCCCC"/>
+              <w:right w:val="single" w:sz="4" w:space="0" w:color="CCCCCC"/>
+            </w:tcBorders>
+          </w:tcPr>
+          <w:p>
+            <w:r>
+              <w:rPr>
+                <w:b/>
+                <w:color w:val="0D4A8C"/>
+                <w:sz w:val="15"/>
+              </w:rPr>
+              <w:t>U-15c</w:t>
+            </w:r>
+          </w:p>
+        </w:tc>
+        <w:tc>
+          <w:tcPr>
+            <w:tcW w:type="dxa" w:w="1984"/>
+            <w:shd w:val="clear" w:color="auto" w:fill="F8FBFF"/>
+            <w:tcBorders>
+              <w:top w:val="single" w:sz="4" w:space="0" w:color="CCCCCC"/>
+              <w:left w:val="single" w:sz="4" w:space="0" w:color="CCCCCC"/>
+              <w:bottom w:val="single" w:sz="4" w:space="0" w:color="CCCCCC"/>
+              <w:right w:val="single" w:sz="4" w:space="0" w:color="CCCCCC"/>
+            </w:tcBorders>
+          </w:tcPr>
+          <w:p>
+            <w:r>
+              <w:rPr>
+                <w:sz w:val="15"/>
+              </w:rPr>
+              <w:t>ให้คะแนน Maintain (Maintain Rate)</w:t>
+            </w:r>
+          </w:p>
+        </w:tc>
+        <w:tc>
+          <w:tcPr>
+            <w:tcW w:type="dxa" w:w="1701"/>
+            <w:shd w:val="clear" w:color="auto" w:fill="F8FBFF"/>
+            <w:tcBorders>
+              <w:top w:val="single" w:sz="4" w:space="0" w:color="CCCCCC"/>
+              <w:left w:val="single" w:sz="4" w:space="0" w:color="CCCCCC"/>
+              <w:bottom w:val="single" w:sz="4" w:space="0" w:color="CCCCCC"/>
+              <w:right w:val="single" w:sz="4" w:space="0" w:color="CCCCCC"/>
+            </w:tcBorders>
+          </w:tcPr>
+          <w:p>
+            <w:r>
+              <w:rPr>
+                <w:sz w:val="15"/>
+              </w:rPr>
+              <w:t>U-16 job-detail (M8 งานเสร็จ)</w:t>
+            </w:r>
+          </w:p>
+        </w:tc>
+        <w:tc>
+          <w:tcPr>
+            <w:tcW w:type="dxa" w:w="1701"/>
+            <w:shd w:val="clear" w:color="auto" w:fill="F8FBFF"/>
+            <w:tcBorders>
+              <w:top w:val="single" w:sz="4" w:space="0" w:color="CCCCCC"/>
+              <w:left w:val="single" w:sz="4" w:space="0" w:color="CCCCCC"/>
+              <w:bottom w:val="single" w:sz="4" w:space="0" w:color="CCCCCC"/>
+              <w:right w:val="single" w:sz="4" w:space="0" w:color="CCCCCC"/>
+            </w:tcBorders>
+          </w:tcPr>
+          <w:p>
+            <w:r>
+              <w:rPr>
+                <w:sz w:val="15"/>
+              </w:rPr>
+              <w:t>ลูกค้าให้คะแนนช่างหลังงานเสร็จ</w:t>
+            </w:r>
+          </w:p>
+        </w:tc>
+        <w:tc>
+          <w:tcPr>
+            <w:tcW w:type="dxa" w:w="1701"/>
+            <w:shd w:val="clear" w:color="auto" w:fill="F8FBFF"/>
+            <w:tcBorders>
+              <w:top w:val="single" w:sz="4" w:space="0" w:color="CCCCCC"/>
+              <w:left w:val="single" w:sz="4" w:space="0" w:color="CCCCCC"/>
+              <w:bottom w:val="single" w:sz="4" w:space="0" w:color="CCCCCC"/>
+              <w:right w:val="single" w:sz="4" w:space="0" w:color="CCCCCC"/>
+            </w:tcBorders>
+          </w:tcPr>
+          <w:p>
+            <w:r>
+              <w:rPr>
+                <w:sz w:val="15"/>
+              </w:rPr>
+              <w:t>U-16 บันทึก → กลับงาน</w:t>
+            </w:r>
+          </w:p>
+        </w:tc>
+        <w:tc>
+          <w:tcPr>
+            <w:tcW w:type="dxa" w:w="1474"/>
+            <w:shd w:val="clear" w:color="auto" w:fill="F8FBFF"/>
+            <w:tcBorders>
+              <w:top w:val="single" w:sz="4" w:space="0" w:color="CCCCCC"/>
+              <w:left w:val="single" w:sz="4" w:space="0" w:color="CCCCCC"/>
+              <w:bottom w:val="single" w:sz="4" w:space="0" w:color="CCCCCC"/>
+              <w:right w:val="single" w:sz="4" w:space="0" w:color="CCCCCC"/>
+            </w:tcBorders>
+          </w:tcPr>
+          <w:p>
+            <w:r>
+              <w:rPr>
+                <w:sz w:val="15"/>
+              </w:rPr>
+              <w:t>WeeeR: รับการ rate</w:t>
+            </w:r>
+          </w:p>
+        </w:tc>
+        <w:tc>
+          <w:tcPr>
+            <w:tcW w:type="dxa" w:w="794"/>
+            <w:shd w:val="clear" w:color="auto" w:fill="F8FBFF"/>
+            <w:tcBorders>
+              <w:top w:val="single" w:sz="4" w:space="0" w:color="CCCCCC"/>
+              <w:left w:val="single" w:sz="4" w:space="0" w:color="CCCCCC"/>
+              <w:bottom w:val="single" w:sz="4" w:space="0" w:color="CCCCCC"/>
+              <w:right w:val="single" w:sz="4" w:space="0" w:color="CCCCCC"/>
+            </w:tcBorders>
+          </w:tcPr>
+          <w:p>
+            <w:r>
+              <w:rPr>
+                <w:sz w:val="15"/>
+              </w:rPr>
+              <w:t>M8</w:t>
+            </w:r>
+          </w:p>
+        </w:tc>
+        <w:tc>
+          <w:tcPr>
+            <w:tcW w:type="dxa" w:w="2551"/>
+            <w:shd w:val="clear" w:color="auto" w:fill="F8FBFF"/>
+            <w:tcBorders>
+              <w:top w:val="single" w:sz="4" w:space="0" w:color="CCCCCC"/>
+              <w:left w:val="single" w:sz="4" w:space="0" w:color="CCCCCC"/>
+              <w:bottom w:val="single" w:sz="4" w:space="0" w:color="CCCCCC"/>
+              <w:right w:val="single" w:sz="4" w:space="0" w:color="CCCCCC"/>
+            </w:tcBorders>
+          </w:tcPr>
+          <w:p>
+            <w:r>
+              <w:rPr>
+                <w:sz w:val="15"/>
+              </w:rPr>
+              <w:t>ดาว 1-5 · comment · mock submit</w:t>
+            </w:r>
+          </w:p>
+        </w:tc>
+        <w:tc>
+          <w:tcPr>
+            <w:tcW w:type="dxa" w:w="2154"/>
+            <w:shd w:val="clear" w:color="auto" w:fill="F8FBFF"/>
+            <w:tcBorders>
+              <w:top w:val="single" w:sz="4" w:space="0" w:color="CCCCCC"/>
+              <w:left w:val="single" w:sz="4" w:space="0" w:color="CCCCCC"/>
+              <w:bottom w:val="single" w:sz="4" w:space="0" w:color="CCCCCC"/>
+              <w:right w:val="single" w:sz="4" w:space="0" w:color="CCCCCC"/>
+            </w:tcBorders>
+          </w:tcPr>
+          <w:p>
+            <w:r>
+              <w:rPr>
+                <w:color w:val="0070C0"/>
+                <w:sz w:val="15"/>
+                <w:u w:val="single"/>
+              </w:rPr>
+              <w:t>http://localhost:3002/maintain/jobs/m001/rate</w:t>
+            </w:r>
+          </w:p>
+        </w:tc>
+      </w:tr>
+      <w:tr>
+        <w:tc>
+          <w:tcPr>
+            <w:tcW w:type="dxa" w:w="794"/>
+            <w:shd w:val="clear" w:color="auto" w:fill="F0F6FF"/>
+            <w:tcBorders>
+              <w:top w:val="single" w:sz="4" w:space="0" w:color="CCCCCC"/>
+              <w:left w:val="single" w:sz="4" w:space="0" w:color="CCCCCC"/>
+              <w:bottom w:val="single" w:sz="4" w:space="0" w:color="CCCCCC"/>
+              <w:right w:val="single" w:sz="4" w:space="0" w:color="CCCCCC"/>
+            </w:tcBorders>
+          </w:tcPr>
+          <w:p>
+            <w:r>
+              <w:rPr>
+                <w:b/>
+                <w:color w:val="0D4A8C"/>
+                <w:sz w:val="15"/>
+              </w:rPr>
+              <w:t>U-17b</w:t>
+            </w:r>
+          </w:p>
+        </w:tc>
+        <w:tc>
+          <w:tcPr>
+            <w:tcW w:type="dxa" w:w="1984"/>
+            <w:shd w:val="clear" w:color="auto" w:fill="F0F6FF"/>
+            <w:tcBorders>
+              <w:top w:val="single" w:sz="4" w:space="0" w:color="CCCCCC"/>
+              <w:left w:val="single" w:sz="4" w:space="0" w:color="CCCCCC"/>
+              <w:bottom w:val="single" w:sz="4" w:space="0" w:color="CCCCCC"/>
+              <w:right w:val="single" w:sz="4" w:space="0" w:color="CCCCCC"/>
+            </w:tcBorders>
+          </w:tcPr>
+          <w:p>
+            <w:r>
+              <w:rPr>
+                <w:sz w:val="15"/>
+              </w:rPr>
+              <w:t>ข้อเสนอที่ฉันส่ง (My Offers)</w:t>
+            </w:r>
+          </w:p>
+        </w:tc>
+        <w:tc>
+          <w:tcPr>
+            <w:tcW w:type="dxa" w:w="1701"/>
+            <w:shd w:val="clear" w:color="auto" w:fill="F0F6FF"/>
+            <w:tcBorders>
+              <w:top w:val="single" w:sz="4" w:space="0" w:color="CCCCCC"/>
+              <w:left w:val="single" w:sz="4" w:space="0" w:color="CCCCCC"/>
+              <w:bottom w:val="single" w:sz="4" w:space="0" w:color="CCCCCC"/>
+              <w:right w:val="single" w:sz="4" w:space="0" w:color="CCCCCC"/>
+            </w:tcBorders>
+          </w:tcPr>
+          <w:p>
+            <w:r>
+              <w:rPr>
+                <w:sz w:val="15"/>
+              </w:rPr>
+              <w:t>U-01 dashboard · BottomTab ซื้อ-ขาย</w:t>
+            </w:r>
+          </w:p>
+        </w:tc>
+        <w:tc>
+          <w:tcPr>
+            <w:tcW w:type="dxa" w:w="1701"/>
+            <w:shd w:val="clear" w:color="auto" w:fill="F0F6FF"/>
+            <w:tcBorders>
+              <w:top w:val="single" w:sz="4" w:space="0" w:color="CCCCCC"/>
+              <w:left w:val="single" w:sz="4" w:space="0" w:color="CCCCCC"/>
+              <w:bottom w:val="single" w:sz="4" w:space="0" w:color="CCCCCC"/>
+              <w:right w:val="single" w:sz="4" w:space="0" w:color="CCCCCC"/>
+            </w:tcBorders>
+          </w:tcPr>
+          <w:p>
+            <w:r>
+              <w:rPr>
+                <w:sz w:val="15"/>
+              </w:rPr>
+              <w:t>ผู้ซื้อดูข้อเสนอที่ตัวเองส่งออกไป</w:t>
+            </w:r>
+          </w:p>
+        </w:tc>
+        <w:tc>
+          <w:tcPr>
+            <w:tcW w:type="dxa" w:w="1701"/>
+            <w:shd w:val="clear" w:color="auto" w:fill="F0F6FF"/>
+            <w:tcBorders>
+              <w:top w:val="single" w:sz="4" w:space="0" w:color="CCCCCC"/>
+              <w:left w:val="single" w:sz="4" w:space="0" w:color="CCCCCC"/>
+              <w:bottom w:val="single" w:sz="4" w:space="0" w:color="CCCCCC"/>
+              <w:right w:val="single" w:sz="4" w:space="0" w:color="CCCCCC"/>
+            </w:tcBorders>
+          </w:tcPr>
+          <w:p>
+            <w:r>
+              <w:rPr>
+                <w:sz w:val="15"/>
+              </w:rPr>
+              <w:t>U-23 listing detail · U-22 แก้ข้อเสนอ</w:t>
+            </w:r>
+          </w:p>
+        </w:tc>
+        <w:tc>
+          <w:tcPr>
+            <w:tcW w:type="dxa" w:w="1474"/>
+            <w:shd w:val="clear" w:color="auto" w:fill="F0F6FF"/>
+            <w:tcBorders>
+              <w:top w:val="single" w:sz="4" w:space="0" w:color="CCCCCC"/>
+              <w:left w:val="single" w:sz="4" w:space="0" w:color="CCCCCC"/>
+              <w:bottom w:val="single" w:sz="4" w:space="0" w:color="CCCCCC"/>
+              <w:right w:val="single" w:sz="4" w:space="0" w:color="CCCCCC"/>
+            </w:tcBorders>
+          </w:tcPr>
+          <w:p>
+            <w:r>
+              <w:rPr>
+                <w:sz w:val="15"/>
+              </w:rPr>
+              <w:t>WeeeR: R-15 รับข้อเสนอ</w:t>
+            </w:r>
+          </w:p>
+        </w:tc>
+        <w:tc>
+          <w:tcPr>
+            <w:tcW w:type="dxa" w:w="794"/>
+            <w:shd w:val="clear" w:color="auto" w:fill="F0F6FF"/>
+            <w:tcBorders>
+              <w:top w:val="single" w:sz="4" w:space="0" w:color="CCCCCC"/>
+              <w:left w:val="single" w:sz="4" w:space="0" w:color="CCCCCC"/>
+              <w:bottom w:val="single" w:sz="4" w:space="0" w:color="CCCCCC"/>
+              <w:right w:val="single" w:sz="4" w:space="0" w:color="CCCCCC"/>
+            </w:tcBorders>
+          </w:tcPr>
+          <w:p>
+            <w:r>
+              <w:rPr>
+                <w:sz w:val="15"/>
+              </w:rPr>
+              <w:t>R2-R12</w:t>
+            </w:r>
+          </w:p>
+        </w:tc>
+        <w:tc>
+          <w:tcPr>
+            <w:tcW w:type="dxa" w:w="2551"/>
+            <w:shd w:val="clear" w:color="auto" w:fill="F0F6FF"/>
+            <w:tcBorders>
+              <w:top w:val="single" w:sz="4" w:space="0" w:color="CCCCCC"/>
+              <w:left w:val="single" w:sz="4" w:space="0" w:color="CCCCCC"/>
+              <w:bottom w:val="single" w:sz="4" w:space="0" w:color="CCCCCC"/>
+              <w:right w:val="single" w:sz="4" w:space="0" w:color="CCCCCC"/>
+            </w:tcBorders>
+          </w:tcPr>
+          <w:p>
+            <w:r>
+              <w:rPr>
+                <w:sz w:val="15"/>
+              </w:rPr>
+              <w:t>list offers ที่ส่ง · status badge: pending/selected/rejected</w:t>
+            </w:r>
+          </w:p>
+        </w:tc>
+        <w:tc>
+          <w:tcPr>
+            <w:tcW w:type="dxa" w:w="2154"/>
+            <w:shd w:val="clear" w:color="auto" w:fill="F0F6FF"/>
+            <w:tcBorders>
+              <w:top w:val="single" w:sz="4" w:space="0" w:color="CCCCCC"/>
+              <w:left w:val="single" w:sz="4" w:space="0" w:color="CCCCCC"/>
+              <w:bottom w:val="single" w:sz="4" w:space="0" w:color="CCCCCC"/>
+              <w:right w:val="single" w:sz="4" w:space="0" w:color="CCCCCC"/>
+            </w:tcBorders>
+          </w:tcPr>
+          <w:p>
+            <w:r>
+              <w:rPr>
+                <w:color w:val="0070C0"/>
+                <w:sz w:val="15"/>
+                <w:u w:val="single"/>
+              </w:rPr>
+              <w:t>http://localhost:3002/offers</w:t>
+            </w:r>
+          </w:p>
+        </w:tc>
+      </w:tr>
+      <w:tr>
+        <w:tc>
+          <w:tcPr>
+            <w:tcW w:type="dxa" w:w="794"/>
+            <w:shd w:val="clear" w:color="auto" w:fill="F8FBFF"/>
+            <w:tcBorders>
+              <w:top w:val="single" w:sz="4" w:space="0" w:color="CCCCCC"/>
+              <w:left w:val="single" w:sz="4" w:space="0" w:color="CCCCCC"/>
+              <w:bottom w:val="single" w:sz="4" w:space="0" w:color="CCCCCC"/>
+              <w:right w:val="single" w:sz="4" w:space="0" w:color="CCCCCC"/>
+            </w:tcBorders>
+          </w:tcPr>
+          <w:p>
+            <w:r>
+              <w:rPr>
+                <w:b/>
+                <w:color w:val="0D4A8C"/>
+                <w:sz w:val="15"/>
+              </w:rPr>
+              <w:t>U-19</w:t>
+            </w:r>
+          </w:p>
+        </w:tc>
+        <w:tc>
+          <w:tcPr>
+            <w:tcW w:type="dxa" w:w="1984"/>
+            <w:shd w:val="clear" w:color="auto" w:fill="F8FBFF"/>
+            <w:tcBorders>
+              <w:top w:val="single" w:sz="4" w:space="0" w:color="CCCCCC"/>
+              <w:left w:val="single" w:sz="4" w:space="0" w:color="CCCCCC"/>
+              <w:bottom w:val="single" w:sz="4" w:space="0" w:color="CCCCCC"/>
+              <w:right w:val="single" w:sz="4" w:space="0" w:color="CCCCCC"/>
+            </w:tcBorders>
+          </w:tcPr>
+          <w:p>
+            <w:r>
+              <w:rPr>
+                <w:sz w:val="15"/>
+              </w:rPr>
+              <w:t>ยืนยันการซื้อ (Resell R7 Confirm)</w:t>
+            </w:r>
+          </w:p>
+        </w:tc>
+        <w:tc>
+          <w:tcPr>
+            <w:tcW w:type="dxa" w:w="1701"/>
+            <w:shd w:val="clear" w:color="auto" w:fill="F8FBFF"/>
+            <w:tcBorders>
+              <w:top w:val="single" w:sz="4" w:space="0" w:color="CCCCCC"/>
+              <w:left w:val="single" w:sz="4" w:space="0" w:color="CCCCCC"/>
+              <w:bottom w:val="single" w:sz="4" w:space="0" w:color="CCCCCC"/>
+              <w:right w:val="single" w:sz="4" w:space="0" w:color="CCCCCC"/>
+            </w:tcBorders>
+          </w:tcPr>
+          <w:p>
+            <w:r>
+              <w:rPr>
+                <w:sz w:val="15"/>
+              </w:rPr>
+              <w:t>U-18 offers (seller เลือก buyer)</w:t>
+            </w:r>
+          </w:p>
+        </w:tc>
+        <w:tc>
+          <w:tcPr>
+            <w:tcW w:type="dxa" w:w="1701"/>
+            <w:shd w:val="clear" w:color="auto" w:fill="F8FBFF"/>
+            <w:tcBorders>
+              <w:top w:val="single" w:sz="4" w:space="0" w:color="CCCCCC"/>
+              <w:left w:val="single" w:sz="4" w:space="0" w:color="CCCCCC"/>
+              <w:bottom w:val="single" w:sz="4" w:space="0" w:color="CCCCCC"/>
+              <w:right w:val="single" w:sz="4" w:space="0" w:color="CCCCCC"/>
+            </w:tcBorders>
+          </w:tcPr>
+          <w:p>
+            <w:r>
+              <w:rPr>
+                <w:sz w:val="15"/>
+              </w:rPr>
+              <w:t>seller ยืนยันรับข้อเสนอ → lock Gold</w:t>
+            </w:r>
+          </w:p>
+        </w:tc>
+        <w:tc>
+          <w:tcPr>
+            <w:tcW w:type="dxa" w:w="1701"/>
+            <w:shd w:val="clear" w:color="auto" w:fill="F8FBFF"/>
+            <w:tcBorders>
+              <w:top w:val="single" w:sz="4" w:space="0" w:color="CCCCCC"/>
+              <w:left w:val="single" w:sz="4" w:space="0" w:color="CCCCCC"/>
+              <w:bottom w:val="single" w:sz="4" w:space="0" w:color="CCCCCC"/>
+              <w:right w:val="single" w:sz="4" w:space="0" w:color="CCCCCC"/>
+            </w:tcBorders>
+          </w:tcPr>
+          <w:p>
+            <w:r>
+              <w:rPr>
+                <w:sz w:val="15"/>
+              </w:rPr>
+              <w:t>U-20 listing detail (สถานะ awaiting payment)</w:t>
+            </w:r>
+          </w:p>
+        </w:tc>
+        <w:tc>
+          <w:tcPr>
+            <w:tcW w:type="dxa" w:w="1474"/>
+            <w:shd w:val="clear" w:color="auto" w:fill="F8FBFF"/>
+            <w:tcBorders>
+              <w:top w:val="single" w:sz="4" w:space="0" w:color="CCCCCC"/>
+              <w:left w:val="single" w:sz="4" w:space="0" w:color="CCCCCC"/>
+              <w:bottom w:val="single" w:sz="4" w:space="0" w:color="CCCCCC"/>
+              <w:right w:val="single" w:sz="4" w:space="0" w:color="CCCCCC"/>
+            </w:tcBorders>
+          </w:tcPr>
+          <w:p>
+            <w:r>
+              <w:rPr>
+                <w:sz w:val="15"/>
+              </w:rPr>
+              <w:t>WeeeR: R-16 · WeeeT: ออก invoice</w:t>
+            </w:r>
+          </w:p>
+        </w:tc>
+        <w:tc>
+          <w:tcPr>
+            <w:tcW w:type="dxa" w:w="794"/>
+            <w:shd w:val="clear" w:color="auto" w:fill="F8FBFF"/>
+            <w:tcBorders>
+              <w:top w:val="single" w:sz="4" w:space="0" w:color="CCCCCC"/>
+              <w:left w:val="single" w:sz="4" w:space="0" w:color="CCCCCC"/>
+              <w:bottom w:val="single" w:sz="4" w:space="0" w:color="CCCCCC"/>
+              <w:right w:val="single" w:sz="4" w:space="0" w:color="CCCCCC"/>
+            </w:tcBorders>
+          </w:tcPr>
+          <w:p>
+            <w:r>
+              <w:rPr>
+                <w:sz w:val="15"/>
+              </w:rPr>
+              <w:t>R7</w:t>
+            </w:r>
+          </w:p>
+        </w:tc>
+        <w:tc>
+          <w:tcPr>
+            <w:tcW w:type="dxa" w:w="2551"/>
+            <w:shd w:val="clear" w:color="auto" w:fill="F8FBFF"/>
+            <w:tcBorders>
+              <w:top w:val="single" w:sz="4" w:space="0" w:color="CCCCCC"/>
+              <w:left w:val="single" w:sz="4" w:space="0" w:color="CCCCCC"/>
+              <w:bottom w:val="single" w:sz="4" w:space="0" w:color="CCCCCC"/>
+              <w:right w:val="single" w:sz="4" w:space="0" w:color="CCCCCC"/>
+            </w:tcBorders>
+          </w:tcPr>
+          <w:p>
+            <w:r>
+              <w:rPr>
+                <w:sz w:val="15"/>
+              </w:rPr>
+              <w:t>แสดง offer detail · ยืนยัน Escrow lock Gold · BE จังหวะ2</w:t>
+            </w:r>
+          </w:p>
+        </w:tc>
+        <w:tc>
+          <w:tcPr>
+            <w:tcW w:type="dxa" w:w="2154"/>
+            <w:shd w:val="clear" w:color="auto" w:fill="F8FBFF"/>
+            <w:tcBorders>
+              <w:top w:val="single" w:sz="4" w:space="0" w:color="CCCCCC"/>
+              <w:left w:val="single" w:sz="4" w:space="0" w:color="CCCCCC"/>
+              <w:bottom w:val="single" w:sz="4" w:space="0" w:color="CCCCCC"/>
+              <w:right w:val="single" w:sz="4" w:space="0" w:color="CCCCCC"/>
+            </w:tcBorders>
+          </w:tcPr>
+          <w:p>
+            <w:r>
+              <w:rPr>
+                <w:color w:val="0070C0"/>
+                <w:sz w:val="15"/>
+                <w:u w:val="single"/>
+              </w:rPr>
+              <w:t>http://localhost:3002/listings/l001/confirm</w:t>
+            </w:r>
+          </w:p>
+        </w:tc>
+      </w:tr>
+      <w:tr>
+        <w:tc>
+          <w:tcPr>
+            <w:tcW w:type="dxa" w:w="794"/>
+            <w:shd w:val="clear" w:color="auto" w:fill="F0F6FF"/>
+            <w:tcBorders>
+              <w:top w:val="single" w:sz="4" w:space="0" w:color="CCCCCC"/>
+              <w:left w:val="single" w:sz="4" w:space="0" w:color="CCCCCC"/>
+              <w:bottom w:val="single" w:sz="4" w:space="0" w:color="CCCCCC"/>
+              <w:right w:val="single" w:sz="4" w:space="0" w:color="CCCCCC"/>
+            </w:tcBorders>
+          </w:tcPr>
+          <w:p>
+            <w:r>
+              <w:rPr>
+                <w:b/>
+                <w:color w:val="0D4A8C"/>
+                <w:sz w:val="15"/>
+              </w:rPr>
+              <w:t>U-24</w:t>
+            </w:r>
+          </w:p>
+        </w:tc>
+        <w:tc>
+          <w:tcPr>
+            <w:tcW w:type="dxa" w:w="1984"/>
+            <w:shd w:val="clear" w:color="auto" w:fill="F0F6FF"/>
+            <w:tcBorders>
+              <w:top w:val="single" w:sz="4" w:space="0" w:color="CCCCCC"/>
+              <w:left w:val="single" w:sz="4" w:space="0" w:color="CCCCCC"/>
+              <w:bottom w:val="single" w:sz="4" w:space="0" w:color="CCCCCC"/>
+              <w:right w:val="single" w:sz="4" w:space="0" w:color="CCCCCC"/>
+            </w:tcBorders>
+          </w:tcPr>
+          <w:p>
+            <w:r>
+              <w:rPr>
+                <w:sz w:val="15"/>
+              </w:rPr>
+              <w:t>ตรวจสอบสินค้า (Resell R1 Inspect)</w:t>
+            </w:r>
+          </w:p>
+        </w:tc>
+        <w:tc>
+          <w:tcPr>
+            <w:tcW w:type="dxa" w:w="1701"/>
+            <w:shd w:val="clear" w:color="auto" w:fill="F0F6FF"/>
+            <w:tcBorders>
+              <w:top w:val="single" w:sz="4" w:space="0" w:color="CCCCCC"/>
+              <w:left w:val="single" w:sz="4" w:space="0" w:color="CCCCCC"/>
+              <w:bottom w:val="single" w:sz="4" w:space="0" w:color="CCCCCC"/>
+              <w:right w:val="single" w:sz="4" w:space="0" w:color="CCCCCC"/>
+            </w:tcBorders>
+          </w:tcPr>
+          <w:p>
+            <w:r>
+              <w:rPr>
+                <w:sz w:val="15"/>
+              </w:rPr>
+              <w:t>U-27 purchase detail (สินค้าถึงมือ)</w:t>
+            </w:r>
+          </w:p>
+        </w:tc>
+        <w:tc>
+          <w:tcPr>
+            <w:tcW w:type="dxa" w:w="1701"/>
+            <w:shd w:val="clear" w:color="auto" w:fill="F0F6FF"/>
+            <w:tcBorders>
+              <w:top w:val="single" w:sz="4" w:space="0" w:color="CCCCCC"/>
+              <w:left w:val="single" w:sz="4" w:space="0" w:color="CCCCCC"/>
+              <w:bottom w:val="single" w:sz="4" w:space="0" w:color="CCCCCC"/>
+              <w:right w:val="single" w:sz="4" w:space="0" w:color="CCCCCC"/>
+            </w:tcBorders>
+          </w:tcPr>
+          <w:p>
+            <w:r>
+              <w:rPr>
+                <w:sz w:val="15"/>
+              </w:rPr>
+              <w:t>ผู้ซื้อตรวจสภาพสินค้าภายใน 48 ชม.</w:t>
+            </w:r>
+          </w:p>
+        </w:tc>
+        <w:tc>
+          <w:tcPr>
+            <w:tcW w:type="dxa" w:w="1701"/>
+            <w:shd w:val="clear" w:color="auto" w:fill="F0F6FF"/>
+            <w:tcBorders>
+              <w:top w:val="single" w:sz="4" w:space="0" w:color="CCCCCC"/>
+              <w:left w:val="single" w:sz="4" w:space="0" w:color="CCCCCC"/>
+              <w:bottom w:val="single" w:sz="4" w:space="0" w:color="CCCCCC"/>
+              <w:right w:val="single" w:sz="4" w:space="0" w:color="CCCCCC"/>
+            </w:tcBorders>
+          </w:tcPr>
+          <w:p>
+            <w:r>
+              <w:rPr>
+                <w:sz w:val="15"/>
+              </w:rPr>
+              <w:t>U-25 ยืนยันรับ / U-26 dispute</w:t>
+            </w:r>
+          </w:p>
+        </w:tc>
+        <w:tc>
+          <w:tcPr>
+            <w:tcW w:type="dxa" w:w="1474"/>
+            <w:shd w:val="clear" w:color="auto" w:fill="F0F6FF"/>
+            <w:tcBorders>
+              <w:top w:val="single" w:sz="4" w:space="0" w:color="CCCCCC"/>
+              <w:left w:val="single" w:sz="4" w:space="0" w:color="CCCCCC"/>
+              <w:bottom w:val="single" w:sz="4" w:space="0" w:color="CCCCCC"/>
+              <w:right w:val="single" w:sz="4" w:space="0" w:color="CCCCCC"/>
+            </w:tcBorders>
+          </w:tcPr>
+          <w:p>
+            <w:r>
+              <w:rPr>
+                <w:sz w:val="15"/>
+              </w:rPr>
+              <w:t>WeeeR: รอผลตรวจ</w:t>
+            </w:r>
+          </w:p>
+        </w:tc>
+        <w:tc>
+          <w:tcPr>
+            <w:tcW w:type="dxa" w:w="794"/>
+            <w:shd w:val="clear" w:color="auto" w:fill="F0F6FF"/>
+            <w:tcBorders>
+              <w:top w:val="single" w:sz="4" w:space="0" w:color="CCCCCC"/>
+              <w:left w:val="single" w:sz="4" w:space="0" w:color="CCCCCC"/>
+              <w:bottom w:val="single" w:sz="4" w:space="0" w:color="CCCCCC"/>
+              <w:right w:val="single" w:sz="4" w:space="0" w:color="CCCCCC"/>
+            </w:tcBorders>
+          </w:tcPr>
+          <w:p>
+            <w:r>
+              <w:rPr>
+                <w:sz w:val="15"/>
+              </w:rPr>
+              <w:t>R1</w:t>
+            </w:r>
+          </w:p>
+        </w:tc>
+        <w:tc>
+          <w:tcPr>
+            <w:tcW w:type="dxa" w:w="2551"/>
+            <w:shd w:val="clear" w:color="auto" w:fill="F0F6FF"/>
+            <w:tcBorders>
+              <w:top w:val="single" w:sz="4" w:space="0" w:color="CCCCCC"/>
+              <w:left w:val="single" w:sz="4" w:space="0" w:color="CCCCCC"/>
+              <w:bottom w:val="single" w:sz="4" w:space="0" w:color="CCCCCC"/>
+              <w:right w:val="single" w:sz="4" w:space="0" w:color="CCCCCC"/>
+            </w:tcBorders>
+          </w:tcPr>
+          <w:p>
+            <w:r>
+              <w:rPr>
+                <w:sz w:val="15"/>
+              </w:rPr>
+              <w:t>ตรวจสภาพ checklist · ถ่ายรูป · accept/reject</w:t>
+            </w:r>
+          </w:p>
+        </w:tc>
+        <w:tc>
+          <w:tcPr>
+            <w:tcW w:type="dxa" w:w="2154"/>
+            <w:shd w:val="clear" w:color="auto" w:fill="F0F6FF"/>
+            <w:tcBorders>
+              <w:top w:val="single" w:sz="4" w:space="0" w:color="CCCCCC"/>
+              <w:left w:val="single" w:sz="4" w:space="0" w:color="CCCCCC"/>
+              <w:bottom w:val="single" w:sz="4" w:space="0" w:color="CCCCCC"/>
+              <w:right w:val="single" w:sz="4" w:space="0" w:color="CCCCCC"/>
+            </w:tcBorders>
+          </w:tcPr>
+          <w:p>
+            <w:r>
+              <w:rPr>
+                <w:color w:val="0070C0"/>
+                <w:sz w:val="15"/>
+                <w:u w:val="single"/>
+              </w:rPr>
+              <w:t>http://localhost:3002/purchases/p001/inspect</w:t>
+            </w:r>
+          </w:p>
+        </w:tc>
+      </w:tr>
+      <w:tr>
+        <w:tc>
+          <w:tcPr>
+            <w:tcW w:type="dxa" w:w="794"/>
+            <w:shd w:val="clear" w:color="auto" w:fill="F8FBFF"/>
+            <w:tcBorders>
+              <w:top w:val="single" w:sz="4" w:space="0" w:color="CCCCCC"/>
+              <w:left w:val="single" w:sz="4" w:space="0" w:color="CCCCCC"/>
+              <w:bottom w:val="single" w:sz="4" w:space="0" w:color="CCCCCC"/>
+              <w:right w:val="single" w:sz="4" w:space="0" w:color="CCCCCC"/>
+            </w:tcBorders>
+          </w:tcPr>
+          <w:p>
+            <w:r>
+              <w:rPr>
+                <w:b/>
+                <w:color w:val="0D4A8C"/>
+                <w:sz w:val="15"/>
+              </w:rPr>
+              <w:t>U-25</w:t>
+            </w:r>
+          </w:p>
+        </w:tc>
+        <w:tc>
+          <w:tcPr>
+            <w:tcW w:type="dxa" w:w="1984"/>
+            <w:shd w:val="clear" w:color="auto" w:fill="F8FBFF"/>
+            <w:tcBorders>
+              <w:top w:val="single" w:sz="4" w:space="0" w:color="CCCCCC"/>
+              <w:left w:val="single" w:sz="4" w:space="0" w:color="CCCCCC"/>
+              <w:bottom w:val="single" w:sz="4" w:space="0" w:color="CCCCCC"/>
+              <w:right w:val="single" w:sz="4" w:space="0" w:color="CCCCCC"/>
+            </w:tcBorders>
+          </w:tcPr>
+          <w:p>
+            <w:r>
+              <w:rPr>
+                <w:sz w:val="15"/>
+              </w:rPr>
+              <w:t>ยืนยันรับสินค้า (Resell R1 Complete)</w:t>
+            </w:r>
+          </w:p>
+        </w:tc>
+        <w:tc>
+          <w:tcPr>
+            <w:tcW w:type="dxa" w:w="1701"/>
+            <w:shd w:val="clear" w:color="auto" w:fill="F8FBFF"/>
+            <w:tcBorders>
+              <w:top w:val="single" w:sz="4" w:space="0" w:color="CCCCCC"/>
+              <w:left w:val="single" w:sz="4" w:space="0" w:color="CCCCCC"/>
+              <w:bottom w:val="single" w:sz="4" w:space="0" w:color="CCCCCC"/>
+              <w:right w:val="single" w:sz="4" w:space="0" w:color="CCCCCC"/>
+            </w:tcBorders>
+          </w:tcPr>
+          <w:p>
+            <w:r>
+              <w:rPr>
+                <w:sz w:val="15"/>
+              </w:rPr>
+              <w:t>U-24 inspect (ผ่าน)</w:t>
+            </w:r>
+          </w:p>
+        </w:tc>
+        <w:tc>
+          <w:tcPr>
+            <w:tcW w:type="dxa" w:w="1701"/>
+            <w:shd w:val="clear" w:color="auto" w:fill="F8FBFF"/>
+            <w:tcBorders>
+              <w:top w:val="single" w:sz="4" w:space="0" w:color="CCCCCC"/>
+              <w:left w:val="single" w:sz="4" w:space="0" w:color="CCCCCC"/>
+              <w:bottom w:val="single" w:sz="4" w:space="0" w:color="CCCCCC"/>
+              <w:right w:val="single" w:sz="4" w:space="0" w:color="CCCCCC"/>
+            </w:tcBorders>
+          </w:tcPr>
+          <w:p>
+            <w:r>
+              <w:rPr>
+                <w:sz w:val="15"/>
+              </w:rPr>
+              <w:t>ผู้ซื้อยืนยันรับสินค้าสมบูรณ์</w:t>
+            </w:r>
+          </w:p>
+        </w:tc>
+        <w:tc>
+          <w:tcPr>
+            <w:tcW w:type="dxa" w:w="1701"/>
+            <w:shd w:val="clear" w:color="auto" w:fill="F8FBFF"/>
+            <w:tcBorders>
+              <w:top w:val="single" w:sz="4" w:space="0" w:color="CCCCCC"/>
+              <w:left w:val="single" w:sz="4" w:space="0" w:color="CCCCCC"/>
+              <w:bottom w:val="single" w:sz="4" w:space="0" w:color="CCCCCC"/>
+              <w:right w:val="single" w:sz="4" w:space="0" w:color="CCCCCC"/>
+            </w:tcBorders>
+          </w:tcPr>
+          <w:p>
+            <w:r>
+              <w:rPr>
+                <w:sz w:val="15"/>
+              </w:rPr>
+              <w:t>U-28 purchases (complete)</w:t>
+            </w:r>
+          </w:p>
+        </w:tc>
+        <w:tc>
+          <w:tcPr>
+            <w:tcW w:type="dxa" w:w="1474"/>
+            <w:shd w:val="clear" w:color="auto" w:fill="F8FBFF"/>
+            <w:tcBorders>
+              <w:top w:val="single" w:sz="4" w:space="0" w:color="CCCCCC"/>
+              <w:left w:val="single" w:sz="4" w:space="0" w:color="CCCCCC"/>
+              <w:bottom w:val="single" w:sz="4" w:space="0" w:color="CCCCCC"/>
+              <w:right w:val="single" w:sz="4" w:space="0" w:color="CCCCCC"/>
+            </w:tcBorders>
+          </w:tcPr>
+          <w:p>
+            <w:r>
+              <w:rPr>
+                <w:sz w:val="15"/>
+              </w:rPr>
+              <w:t>WeeeR: R-09 รับเงิน</w:t>
+            </w:r>
+          </w:p>
+        </w:tc>
+        <w:tc>
+          <w:tcPr>
+            <w:tcW w:type="dxa" w:w="794"/>
+            <w:shd w:val="clear" w:color="auto" w:fill="F8FBFF"/>
+            <w:tcBorders>
+              <w:top w:val="single" w:sz="4" w:space="0" w:color="CCCCCC"/>
+              <w:left w:val="single" w:sz="4" w:space="0" w:color="CCCCCC"/>
+              <w:bottom w:val="single" w:sz="4" w:space="0" w:color="CCCCCC"/>
+              <w:right w:val="single" w:sz="4" w:space="0" w:color="CCCCCC"/>
+            </w:tcBorders>
+          </w:tcPr>
+          <w:p>
+            <w:r>
+              <w:rPr>
+                <w:sz w:val="15"/>
+              </w:rPr>
+              <w:t>R1</w:t>
+            </w:r>
+          </w:p>
+        </w:tc>
+        <w:tc>
+          <w:tcPr>
+            <w:tcW w:type="dxa" w:w="2551"/>
+            <w:shd w:val="clear" w:color="auto" w:fill="F8FBFF"/>
+            <w:tcBorders>
+              <w:top w:val="single" w:sz="4" w:space="0" w:color="CCCCCC"/>
+              <w:left w:val="single" w:sz="4" w:space="0" w:color="CCCCCC"/>
+              <w:bottom w:val="single" w:sz="4" w:space="0" w:color="CCCCCC"/>
+              <w:right w:val="single" w:sz="4" w:space="0" w:color="CCCCCC"/>
+            </w:tcBorders>
+          </w:tcPr>
+          <w:p>
+            <w:r>
+              <w:rPr>
+                <w:sz w:val="15"/>
+              </w:rPr>
+              <w:t>ปลด Escrow → โอน Gold ให้ seller · BE จังหวะ2</w:t>
+            </w:r>
+          </w:p>
+        </w:tc>
+        <w:tc>
+          <w:tcPr>
+            <w:tcW w:type="dxa" w:w="2154"/>
+            <w:shd w:val="clear" w:color="auto" w:fill="F8FBFF"/>
+            <w:tcBorders>
+              <w:top w:val="single" w:sz="4" w:space="0" w:color="CCCCCC"/>
+              <w:left w:val="single" w:sz="4" w:space="0" w:color="CCCCCC"/>
+              <w:bottom w:val="single" w:sz="4" w:space="0" w:color="CCCCCC"/>
+              <w:right w:val="single" w:sz="4" w:space="0" w:color="CCCCCC"/>
+            </w:tcBorders>
+          </w:tcPr>
+          <w:p>
+            <w:r>
+              <w:rPr>
+                <w:color w:val="0070C0"/>
+                <w:sz w:val="15"/>
+                <w:u w:val="single"/>
+              </w:rPr>
+              <w:t>http://localhost:3002/purchases/p001/complete</w:t>
+            </w:r>
+          </w:p>
+        </w:tc>
+      </w:tr>
+      <w:tr>
+        <w:tc>
+          <w:tcPr>
+            <w:tcW w:type="dxa" w:w="794"/>
+            <w:shd w:val="clear" w:color="auto" w:fill="F0F6FF"/>
+            <w:tcBorders>
+              <w:top w:val="single" w:sz="4" w:space="0" w:color="CCCCCC"/>
+              <w:left w:val="single" w:sz="4" w:space="0" w:color="CCCCCC"/>
+              <w:bottom w:val="single" w:sz="4" w:space="0" w:color="CCCCCC"/>
+              <w:right w:val="single" w:sz="4" w:space="0" w:color="CCCCCC"/>
+            </w:tcBorders>
+          </w:tcPr>
+          <w:p>
+            <w:r>
+              <w:rPr>
+                <w:b/>
+                <w:color w:val="0D4A8C"/>
+                <w:sz w:val="15"/>
+              </w:rPr>
+              <w:t>U-27</w:t>
+            </w:r>
+          </w:p>
+        </w:tc>
+        <w:tc>
+          <w:tcPr>
+            <w:tcW w:type="dxa" w:w="1984"/>
+            <w:shd w:val="clear" w:color="auto" w:fill="F0F6FF"/>
+            <w:tcBorders>
+              <w:top w:val="single" w:sz="4" w:space="0" w:color="CCCCCC"/>
+              <w:left w:val="single" w:sz="4" w:space="0" w:color="CCCCCC"/>
+              <w:bottom w:val="single" w:sz="4" w:space="0" w:color="CCCCCC"/>
+              <w:right w:val="single" w:sz="4" w:space="0" w:color="CCCCCC"/>
+            </w:tcBorders>
+          </w:tcPr>
+          <w:p>
+            <w:r>
+              <w:rPr>
+                <w:sz w:val="15"/>
+              </w:rPr>
+              <w:t>รายละเอียดการซื้อ (Resell Purchase Detail)</w:t>
+            </w:r>
+          </w:p>
+        </w:tc>
+        <w:tc>
+          <w:tcPr>
+            <w:tcW w:type="dxa" w:w="1701"/>
+            <w:shd w:val="clear" w:color="auto" w:fill="F0F6FF"/>
+            <w:tcBorders>
+              <w:top w:val="single" w:sz="4" w:space="0" w:color="CCCCCC"/>
+              <w:left w:val="single" w:sz="4" w:space="0" w:color="CCCCCC"/>
+              <w:bottom w:val="single" w:sz="4" w:space="0" w:color="CCCCCC"/>
+              <w:right w:val="single" w:sz="4" w:space="0" w:color="CCCCCC"/>
+            </w:tcBorders>
+          </w:tcPr>
+          <w:p>
+            <w:r>
+              <w:rPr>
+                <w:sz w:val="15"/>
+              </w:rPr>
+              <w:t>U-28 purchases list</w:t>
+            </w:r>
+          </w:p>
+        </w:tc>
+        <w:tc>
+          <w:tcPr>
+            <w:tcW w:type="dxa" w:w="1701"/>
+            <w:shd w:val="clear" w:color="auto" w:fill="F0F6FF"/>
+            <w:tcBorders>
+              <w:top w:val="single" w:sz="4" w:space="0" w:color="CCCCCC"/>
+              <w:left w:val="single" w:sz="4" w:space="0" w:color="CCCCCC"/>
+              <w:bottom w:val="single" w:sz="4" w:space="0" w:color="CCCCCC"/>
+              <w:right w:val="single" w:sz="4" w:space="0" w:color="CCCCCC"/>
+            </w:tcBorders>
+          </w:tcPr>
+          <w:p>
+            <w:r>
+              <w:rPr>
+                <w:sz w:val="15"/>
+              </w:rPr>
+              <w:t>ผู้ซื้อดูรายละเอียดคำสั่งซื้อ</w:t>
+            </w:r>
+          </w:p>
+        </w:tc>
+        <w:tc>
+          <w:tcPr>
+            <w:tcW w:type="dxa" w:w="1701"/>
+            <w:shd w:val="clear" w:color="auto" w:fill="F0F6FF"/>
+            <w:tcBorders>
+              <w:top w:val="single" w:sz="4" w:space="0" w:color="CCCCCC"/>
+              <w:left w:val="single" w:sz="4" w:space="0" w:color="CCCCCC"/>
+              <w:bottom w:val="single" w:sz="4" w:space="0" w:color="CCCCCC"/>
+              <w:right w:val="single" w:sz="4" w:space="0" w:color="CCCCCC"/>
+            </w:tcBorders>
+          </w:tcPr>
+          <w:p>
+            <w:r>
+              <w:rPr>
+                <w:sz w:val="15"/>
+              </w:rPr>
+              <w:t>U-24 ตรวจสอบ · U-26 dispute · U-25 ยืนยัน</w:t>
+            </w:r>
+          </w:p>
+        </w:tc>
+        <w:tc>
+          <w:tcPr>
+            <w:tcW w:type="dxa" w:w="1474"/>
+            <w:shd w:val="clear" w:color="auto" w:fill="F0F6FF"/>
+            <w:tcBorders>
+              <w:top w:val="single" w:sz="4" w:space="0" w:color="CCCCCC"/>
+              <w:left w:val="single" w:sz="4" w:space="0" w:color="CCCCCC"/>
+              <w:bottom w:val="single" w:sz="4" w:space="0" w:color="CCCCCC"/>
+              <w:right w:val="single" w:sz="4" w:space="0" w:color="CCCCCC"/>
+            </w:tcBorders>
+          </w:tcPr>
+          <w:p>
+            <w:r>
+              <w:rPr>
+                <w:sz w:val="15"/>
+              </w:rPr>
+              <w:t>WeeeR: R-16 RESELL-LISTING-DETAIL</w:t>
+            </w:r>
+          </w:p>
+        </w:tc>
+        <w:tc>
+          <w:tcPr>
+            <w:tcW w:type="dxa" w:w="794"/>
+            <w:shd w:val="clear" w:color="auto" w:fill="F0F6FF"/>
+            <w:tcBorders>
+              <w:top w:val="single" w:sz="4" w:space="0" w:color="CCCCCC"/>
+              <w:left w:val="single" w:sz="4" w:space="0" w:color="CCCCCC"/>
+              <w:bottom w:val="single" w:sz="4" w:space="0" w:color="CCCCCC"/>
+              <w:right w:val="single" w:sz="4" w:space="0" w:color="CCCCCC"/>
+            </w:tcBorders>
+          </w:tcPr>
+          <w:p>
+            <w:r>
+              <w:rPr>
+                <w:sz w:val="15"/>
+              </w:rPr>
+              <w:t>R1-R12</w:t>
+            </w:r>
+          </w:p>
+        </w:tc>
+        <w:tc>
+          <w:tcPr>
+            <w:tcW w:type="dxa" w:w="2551"/>
+            <w:shd w:val="clear" w:color="auto" w:fill="F0F6FF"/>
+            <w:tcBorders>
+              <w:top w:val="single" w:sz="4" w:space="0" w:color="CCCCCC"/>
+              <w:left w:val="single" w:sz="4" w:space="0" w:color="CCCCCC"/>
+              <w:bottom w:val="single" w:sz="4" w:space="0" w:color="CCCCCC"/>
+              <w:right w:val="single" w:sz="4" w:space="0" w:color="CCCCCC"/>
+            </w:tcBorders>
+          </w:tcPr>
+          <w:p>
+            <w:r>
+              <w:rPr>
+                <w:sz w:val="15"/>
+              </w:rPr>
+              <w:t>status: รอจัดส่ง/รอตรวจ/complete · tracking link</w:t>
+            </w:r>
+          </w:p>
+        </w:tc>
+        <w:tc>
+          <w:tcPr>
+            <w:tcW w:type="dxa" w:w="2154"/>
+            <w:shd w:val="clear" w:color="auto" w:fill="F0F6FF"/>
+            <w:tcBorders>
+              <w:top w:val="single" w:sz="4" w:space="0" w:color="CCCCCC"/>
+              <w:left w:val="single" w:sz="4" w:space="0" w:color="CCCCCC"/>
+              <w:bottom w:val="single" w:sz="4" w:space="0" w:color="CCCCCC"/>
+              <w:right w:val="single" w:sz="4" w:space="0" w:color="CCCCCC"/>
+            </w:tcBorders>
+          </w:tcPr>
+          <w:p>
+            <w:r>
+              <w:rPr>
+                <w:color w:val="0070C0"/>
+                <w:sz w:val="15"/>
+                <w:u w:val="single"/>
+              </w:rPr>
+              <w:t>http://localhost:3002/purchases/p001</w:t>
+            </w:r>
+          </w:p>
+        </w:tc>
+      </w:tr>
+      <w:tr>
+        <w:tc>
+          <w:tcPr>
+            <w:tcW w:type="dxa" w:w="794"/>
+            <w:shd w:val="clear" w:color="auto" w:fill="F8FBFF"/>
+            <w:tcBorders>
+              <w:top w:val="single" w:sz="4" w:space="0" w:color="CCCCCC"/>
+              <w:left w:val="single" w:sz="4" w:space="0" w:color="CCCCCC"/>
+              <w:bottom w:val="single" w:sz="4" w:space="0" w:color="CCCCCC"/>
+              <w:right w:val="single" w:sz="4" w:space="0" w:color="CCCCCC"/>
+            </w:tcBorders>
+          </w:tcPr>
+          <w:p>
+            <w:r>
+              <w:rPr>
+                <w:b/>
+                <w:color w:val="0D4A8C"/>
+                <w:sz w:val="15"/>
+              </w:rPr>
+              <w:t>U-28</w:t>
+            </w:r>
+          </w:p>
+        </w:tc>
+        <w:tc>
+          <w:tcPr>
+            <w:tcW w:type="dxa" w:w="1984"/>
+            <w:shd w:val="clear" w:color="auto" w:fill="F8FBFF"/>
+            <w:tcBorders>
+              <w:top w:val="single" w:sz="4" w:space="0" w:color="CCCCCC"/>
+              <w:left w:val="single" w:sz="4" w:space="0" w:color="CCCCCC"/>
+              <w:bottom w:val="single" w:sz="4" w:space="0" w:color="CCCCCC"/>
+              <w:right w:val="single" w:sz="4" w:space="0" w:color="CCCCCC"/>
+            </w:tcBorders>
+          </w:tcPr>
+          <w:p>
+            <w:r>
+              <w:rPr>
+                <w:sz w:val="15"/>
+              </w:rPr>
+              <w:t>รายการซื้อทั้งหมด (Resell Purchases)</w:t>
+            </w:r>
+          </w:p>
+        </w:tc>
+        <w:tc>
+          <w:tcPr>
+            <w:tcW w:type="dxa" w:w="1701"/>
+            <w:shd w:val="clear" w:color="auto" w:fill="F8FBFF"/>
+            <w:tcBorders>
+              <w:top w:val="single" w:sz="4" w:space="0" w:color="CCCCCC"/>
+              <w:left w:val="single" w:sz="4" w:space="0" w:color="CCCCCC"/>
+              <w:bottom w:val="single" w:sz="4" w:space="0" w:color="CCCCCC"/>
+              <w:right w:val="single" w:sz="4" w:space="0" w:color="CCCCCC"/>
+            </w:tcBorders>
+          </w:tcPr>
+          <w:p>
+            <w:r>
+              <w:rPr>
+                <w:sz w:val="15"/>
+              </w:rPr>
+              <w:t>U-01 dashboard · BottomTab ซื้อ-ขาย</w:t>
+            </w:r>
+          </w:p>
+        </w:tc>
+        <w:tc>
+          <w:tcPr>
+            <w:tcW w:type="dxa" w:w="1701"/>
+            <w:shd w:val="clear" w:color="auto" w:fill="F8FBFF"/>
+            <w:tcBorders>
+              <w:top w:val="single" w:sz="4" w:space="0" w:color="CCCCCC"/>
+              <w:left w:val="single" w:sz="4" w:space="0" w:color="CCCCCC"/>
+              <w:bottom w:val="single" w:sz="4" w:space="0" w:color="CCCCCC"/>
+              <w:right w:val="single" w:sz="4" w:space="0" w:color="CCCCCC"/>
+            </w:tcBorders>
+          </w:tcPr>
+          <w:p>
+            <w:r>
+              <w:rPr>
+                <w:sz w:val="15"/>
+              </w:rPr>
+              <w:t>ผู้ซื้อดูรายการซื้อทั้งหมด</w:t>
+            </w:r>
+          </w:p>
+        </w:tc>
+        <w:tc>
+          <w:tcPr>
+            <w:tcW w:type="dxa" w:w="1701"/>
+            <w:shd w:val="clear" w:color="auto" w:fill="F8FBFF"/>
+            <w:tcBorders>
+              <w:top w:val="single" w:sz="4" w:space="0" w:color="CCCCCC"/>
+              <w:left w:val="single" w:sz="4" w:space="0" w:color="CCCCCC"/>
+              <w:bottom w:val="single" w:sz="4" w:space="0" w:color="CCCCCC"/>
+              <w:right w:val="single" w:sz="4" w:space="0" w:color="CCCCCC"/>
+            </w:tcBorders>
+          </w:tcPr>
+          <w:p>
+            <w:r>
+              <w:rPr>
+                <w:sz w:val="15"/>
+              </w:rPr>
+              <w:t>U-27 ดู detail</w:t>
+            </w:r>
+          </w:p>
+        </w:tc>
+        <w:tc>
+          <w:tcPr>
+            <w:tcW w:type="dxa" w:w="1474"/>
+            <w:shd w:val="clear" w:color="auto" w:fill="F8FBFF"/>
+            <w:tcBorders>
+              <w:top w:val="single" w:sz="4" w:space="0" w:color="CCCCCC"/>
+              <w:left w:val="single" w:sz="4" w:space="0" w:color="CCCCCC"/>
+              <w:bottom w:val="single" w:sz="4" w:space="0" w:color="CCCCCC"/>
+              <w:right w:val="single" w:sz="4" w:space="0" w:color="CCCCCC"/>
+            </w:tcBorders>
+          </w:tcPr>
+          <w:p>
+            <w:r>
+              <w:rPr>
+                <w:sz w:val="15"/>
+              </w:rPr>
+              <w:t>—</w:t>
+            </w:r>
+          </w:p>
+        </w:tc>
+        <w:tc>
+          <w:tcPr>
+            <w:tcW w:type="dxa" w:w="794"/>
+            <w:shd w:val="clear" w:color="auto" w:fill="F8FBFF"/>
+            <w:tcBorders>
+              <w:top w:val="single" w:sz="4" w:space="0" w:color="CCCCCC"/>
+              <w:left w:val="single" w:sz="4" w:space="0" w:color="CCCCCC"/>
+              <w:bottom w:val="single" w:sz="4" w:space="0" w:color="CCCCCC"/>
+              <w:right w:val="single" w:sz="4" w:space="0" w:color="CCCCCC"/>
+            </w:tcBorders>
+          </w:tcPr>
+          <w:p>
+            <w:r>
+              <w:rPr>
+                <w:sz w:val="15"/>
+              </w:rPr>
+              <w:t>R1-R12</w:t>
+            </w:r>
+          </w:p>
+        </w:tc>
+        <w:tc>
+          <w:tcPr>
+            <w:tcW w:type="dxa" w:w="2551"/>
+            <w:shd w:val="clear" w:color="auto" w:fill="F8FBFF"/>
+            <w:tcBorders>
+              <w:top w:val="single" w:sz="4" w:space="0" w:color="CCCCCC"/>
+              <w:left w:val="single" w:sz="4" w:space="0" w:color="CCCCCC"/>
+              <w:bottom w:val="single" w:sz="4" w:space="0" w:color="CCCCCC"/>
+              <w:right w:val="single" w:sz="4" w:space="0" w:color="CCCCCC"/>
+            </w:tcBorders>
+          </w:tcPr>
+          <w:p>
+            <w:r>
+              <w:rPr>
+                <w:sz w:val="15"/>
+              </w:rPr>
+              <w:t>filter: ทั้งหมด/รอจัดส่ง/รอตรวจ/เสร็จ · pagination</w:t>
+            </w:r>
+          </w:p>
+        </w:tc>
+        <w:tc>
+          <w:tcPr>
+            <w:tcW w:type="dxa" w:w="2154"/>
+            <w:shd w:val="clear" w:color="auto" w:fill="F8FBFF"/>
+            <w:tcBorders>
+              <w:top w:val="single" w:sz="4" w:space="0" w:color="CCCCCC"/>
+              <w:left w:val="single" w:sz="4" w:space="0" w:color="CCCCCC"/>
+              <w:bottom w:val="single" w:sz="4" w:space="0" w:color="CCCCCC"/>
+              <w:right w:val="single" w:sz="4" w:space="0" w:color="CCCCCC"/>
+            </w:tcBorders>
+          </w:tcPr>
+          <w:p>
+            <w:r>
+              <w:rPr>
+                <w:color w:val="0070C0"/>
+                <w:sz w:val="15"/>
+                <w:u w:val="single"/>
+              </w:rPr>
+              <w:t>http://localhost:3002/purchases</w:t>
+            </w:r>
+          </w:p>
+        </w:tc>
+      </w:tr>
+      <w:tr>
+        <w:tc>
+          <w:tcPr>
+            <w:tcW w:type="dxa" w:w="794"/>
+            <w:shd w:val="clear" w:color="auto" w:fill="F0F6FF"/>
+            <w:tcBorders>
+              <w:top w:val="single" w:sz="4" w:space="0" w:color="CCCCCC"/>
+              <w:left w:val="single" w:sz="4" w:space="0" w:color="CCCCCC"/>
+              <w:bottom w:val="single" w:sz="4" w:space="0" w:color="CCCCCC"/>
+              <w:right w:val="single" w:sz="4" w:space="0" w:color="CCCCCC"/>
+            </w:tcBorders>
+          </w:tcPr>
+          <w:p>
+            <w:r>
+              <w:rPr>
+                <w:b/>
+                <w:color w:val="0D4A8C"/>
+                <w:sz w:val="15"/>
+              </w:rPr>
+              <w:t>U-34</w:t>
+            </w:r>
+          </w:p>
+        </w:tc>
+        <w:tc>
+          <w:tcPr>
+            <w:tcW w:type="dxa" w:w="1984"/>
+            <w:shd w:val="clear" w:color="auto" w:fill="F0F6FF"/>
+            <w:tcBorders>
+              <w:top w:val="single" w:sz="4" w:space="0" w:color="CCCCCC"/>
+              <w:left w:val="single" w:sz="4" w:space="0" w:color="CCCCCC"/>
+              <w:bottom w:val="single" w:sz="4" w:space="0" w:color="CCCCCC"/>
+              <w:right w:val="single" w:sz="4" w:space="0" w:color="CCCCCC"/>
+            </w:tcBorders>
+          </w:tcPr>
+          <w:p>
+            <w:r>
+              <w:rPr>
+                <w:sz w:val="15"/>
+              </w:rPr>
+              <w:t>เครื่องใช้ไฟฟ้าของฉัน (Appliances)</w:t>
+            </w:r>
+          </w:p>
+        </w:tc>
+        <w:tc>
+          <w:tcPr>
+            <w:tcW w:type="dxa" w:w="1701"/>
+            <w:shd w:val="clear" w:color="auto" w:fill="F0F6FF"/>
+            <w:tcBorders>
+              <w:top w:val="single" w:sz="4" w:space="0" w:color="CCCCCC"/>
+              <w:left w:val="single" w:sz="4" w:space="0" w:color="CCCCCC"/>
+              <w:bottom w:val="single" w:sz="4" w:space="0" w:color="CCCCCC"/>
+              <w:right w:val="single" w:sz="4" w:space="0" w:color="CCCCCC"/>
+            </w:tcBorders>
+          </w:tcPr>
+          <w:p>
+            <w:r>
+              <w:rPr>
+                <w:sz w:val="15"/>
+              </w:rPr>
+              <w:t>U-01 dashboard · BottomTab หน้าหลัก</w:t>
+            </w:r>
+          </w:p>
+        </w:tc>
+        <w:tc>
+          <w:tcPr>
+            <w:tcW w:type="dxa" w:w="1701"/>
+            <w:shd w:val="clear" w:color="auto" w:fill="F0F6FF"/>
+            <w:tcBorders>
+              <w:top w:val="single" w:sz="4" w:space="0" w:color="CCCCCC"/>
+              <w:left w:val="single" w:sz="4" w:space="0" w:color="CCCCCC"/>
+              <w:bottom w:val="single" w:sz="4" w:space="0" w:color="CCCCCC"/>
+              <w:right w:val="single" w:sz="4" w:space="0" w:color="CCCCCC"/>
+            </w:tcBorders>
+          </w:tcPr>
+          <w:p>
+            <w:r>
+              <w:rPr>
+                <w:sz w:val="15"/>
+              </w:rPr>
+              <w:t>ดูรายการเครื่องใช้ไฟฟ้าทั้งหมดของผู้ใช้</w:t>
+            </w:r>
+          </w:p>
+        </w:tc>
+        <w:tc>
+          <w:tcPr>
+            <w:tcW w:type="dxa" w:w="1701"/>
+            <w:shd w:val="clear" w:color="auto" w:fill="F0F6FF"/>
+            <w:tcBorders>
+              <w:top w:val="single" w:sz="4" w:space="0" w:color="CCCCCC"/>
+              <w:left w:val="single" w:sz="4" w:space="0" w:color="CCCCCC"/>
+              <w:bottom w:val="single" w:sz="4" w:space="0" w:color="CCCCCC"/>
+              <w:right w:val="single" w:sz="4" w:space="0" w:color="CCCCCC"/>
+            </w:tcBorders>
+          </w:tcPr>
+          <w:p>
+            <w:r>
+              <w:rPr>
+                <w:sz w:val="15"/>
+              </w:rPr>
+              <w:t>U-34b เพิ่มเครื่อง · U-04 ซ่อม · U-11 บำรุง</w:t>
+            </w:r>
+          </w:p>
+        </w:tc>
+        <w:tc>
+          <w:tcPr>
+            <w:tcW w:type="dxa" w:w="1474"/>
+            <w:shd w:val="clear" w:color="auto" w:fill="F0F6FF"/>
+            <w:tcBorders>
+              <w:top w:val="single" w:sz="4" w:space="0" w:color="CCCCCC"/>
+              <w:left w:val="single" w:sz="4" w:space="0" w:color="CCCCCC"/>
+              <w:bottom w:val="single" w:sz="4" w:space="0" w:color="CCCCCC"/>
+              <w:right w:val="single" w:sz="4" w:space="0" w:color="CCCCCC"/>
+            </w:tcBorders>
+          </w:tcPr>
+          <w:p>
+            <w:r>
+              <w:rPr>
+                <w:sz w:val="15"/>
+              </w:rPr>
+              <w:t>—</w:t>
+            </w:r>
+          </w:p>
+        </w:tc>
+        <w:tc>
+          <w:tcPr>
+            <w:tcW w:type="dxa" w:w="794"/>
+            <w:shd w:val="clear" w:color="auto" w:fill="F0F6FF"/>
+            <w:tcBorders>
+              <w:top w:val="single" w:sz="4" w:space="0" w:color="CCCCCC"/>
+              <w:left w:val="single" w:sz="4" w:space="0" w:color="CCCCCC"/>
+              <w:bottom w:val="single" w:sz="4" w:space="0" w:color="CCCCCC"/>
+              <w:right w:val="single" w:sz="4" w:space="0" w:color="CCCCCC"/>
+            </w:tcBorders>
+          </w:tcPr>
+          <w:p>
+            <w:r>
+              <w:rPr>
+                <w:sz w:val="15"/>
+              </w:rPr>
+              <w:t>ทุกบริการ</w:t>
+            </w:r>
+          </w:p>
+        </w:tc>
+        <w:tc>
+          <w:tcPr>
+            <w:tcW w:type="dxa" w:w="2551"/>
+            <w:shd w:val="clear" w:color="auto" w:fill="F0F6FF"/>
+            <w:tcBorders>
+              <w:top w:val="single" w:sz="4" w:space="0" w:color="CCCCCC"/>
+              <w:left w:val="single" w:sz="4" w:space="0" w:color="CCCCCC"/>
+              <w:bottom w:val="single" w:sz="4" w:space="0" w:color="CCCCCC"/>
+              <w:right w:val="single" w:sz="4" w:space="0" w:color="CCCCCC"/>
+            </w:tcBorders>
+          </w:tcPr>
+          <w:p>
+            <w:r>
+              <w:rPr>
+                <w:sz w:val="15"/>
+              </w:rPr>
+              <w:t>grid card: icon/ชื่อ/brand/count · ปุ่ม + เพิ่มเครื่อง</w:t>
+            </w:r>
+          </w:p>
+        </w:tc>
+        <w:tc>
+          <w:tcPr>
+            <w:tcW w:type="dxa" w:w="2154"/>
+            <w:shd w:val="clear" w:color="auto" w:fill="F0F6FF"/>
+            <w:tcBorders>
+              <w:top w:val="single" w:sz="4" w:space="0" w:color="CCCCCC"/>
+              <w:left w:val="single" w:sz="4" w:space="0" w:color="CCCCCC"/>
+              <w:bottom w:val="single" w:sz="4" w:space="0" w:color="CCCCCC"/>
+              <w:right w:val="single" w:sz="4" w:space="0" w:color="CCCCCC"/>
+            </w:tcBorders>
+          </w:tcPr>
+          <w:p>
+            <w:r>
+              <w:rPr>
+                <w:color w:val="0070C0"/>
+                <w:sz w:val="15"/>
+                <w:u w:val="single"/>
+              </w:rPr>
+              <w:t>http://localhost:3002/appliances</w:t>
+            </w:r>
+          </w:p>
+        </w:tc>
+      </w:tr>
+      <w:tr>
+        <w:tc>
+          <w:tcPr>
+            <w:tcW w:type="dxa" w:w="794"/>
+            <w:shd w:val="clear" w:color="auto" w:fill="F8FBFF"/>
+            <w:tcBorders>
+              <w:top w:val="single" w:sz="4" w:space="0" w:color="CCCCCC"/>
+              <w:left w:val="single" w:sz="4" w:space="0" w:color="CCCCCC"/>
+              <w:bottom w:val="single" w:sz="4" w:space="0" w:color="CCCCCC"/>
+              <w:right w:val="single" w:sz="4" w:space="0" w:color="CCCCCC"/>
+            </w:tcBorders>
+          </w:tcPr>
+          <w:p>
+            <w:r>
+              <w:rPr>
+                <w:b/>
+                <w:color w:val="0D4A8C"/>
+                <w:sz w:val="15"/>
+              </w:rPr>
+              <w:t>U-34b</w:t>
+            </w:r>
+          </w:p>
+        </w:tc>
+        <w:tc>
+          <w:tcPr>
+            <w:tcW w:type="dxa" w:w="1984"/>
+            <w:shd w:val="clear" w:color="auto" w:fill="F8FBFF"/>
+            <w:tcBorders>
+              <w:top w:val="single" w:sz="4" w:space="0" w:color="CCCCCC"/>
+              <w:left w:val="single" w:sz="4" w:space="0" w:color="CCCCCC"/>
+              <w:bottom w:val="single" w:sz="4" w:space="0" w:color="CCCCCC"/>
+              <w:right w:val="single" w:sz="4" w:space="0" w:color="CCCCCC"/>
+            </w:tcBorders>
+          </w:tcPr>
+          <w:p>
+            <w:r>
+              <w:rPr>
+                <w:sz w:val="15"/>
+              </w:rPr>
+              <w:t>เพิ่มเครื่องใช้ไฟฟ้า (Appliances Add)</w:t>
+            </w:r>
+          </w:p>
+        </w:tc>
+        <w:tc>
+          <w:tcPr>
+            <w:tcW w:type="dxa" w:w="1701"/>
+            <w:shd w:val="clear" w:color="auto" w:fill="F8FBFF"/>
+            <w:tcBorders>
+              <w:top w:val="single" w:sz="4" w:space="0" w:color="CCCCCC"/>
+              <w:left w:val="single" w:sz="4" w:space="0" w:color="CCCCCC"/>
+              <w:bottom w:val="single" w:sz="4" w:space="0" w:color="CCCCCC"/>
+              <w:right w:val="single" w:sz="4" w:space="0" w:color="CCCCCC"/>
+            </w:tcBorders>
+          </w:tcPr>
+          <w:p>
+            <w:r>
+              <w:rPr>
+                <w:sz w:val="15"/>
+              </w:rPr>
+              <w:t>U-34 appliances list</w:t>
+            </w:r>
+          </w:p>
+        </w:tc>
+        <w:tc>
+          <w:tcPr>
+            <w:tcW w:type="dxa" w:w="1701"/>
+            <w:shd w:val="clear" w:color="auto" w:fill="F8FBFF"/>
+            <w:tcBorders>
+              <w:top w:val="single" w:sz="4" w:space="0" w:color="CCCCCC"/>
+              <w:left w:val="single" w:sz="4" w:space="0" w:color="CCCCCC"/>
+              <w:bottom w:val="single" w:sz="4" w:space="0" w:color="CCCCCC"/>
+              <w:right w:val="single" w:sz="4" w:space="0" w:color="CCCCCC"/>
+            </w:tcBorders>
+          </w:tcPr>
+          <w:p>
+            <w:r>
+              <w:rPr>
+                <w:sz w:val="15"/>
+              </w:rPr>
+              <w:t>เพิ่มเครื่องใหม่เข้าทะเบียน</w:t>
+            </w:r>
+          </w:p>
+        </w:tc>
+        <w:tc>
+          <w:tcPr>
+            <w:tcW w:type="dxa" w:w="1701"/>
+            <w:shd w:val="clear" w:color="auto" w:fill="F8FBFF"/>
+            <w:tcBorders>
+              <w:top w:val="single" w:sz="4" w:space="0" w:color="CCCCCC"/>
+              <w:left w:val="single" w:sz="4" w:space="0" w:color="CCCCCC"/>
+              <w:bottom w:val="single" w:sz="4" w:space="0" w:color="CCCCCC"/>
+              <w:right w:val="single" w:sz="4" w:space="0" w:color="CCCCCC"/>
+            </w:tcBorders>
+          </w:tcPr>
+          <w:p>
+            <w:r>
+              <w:rPr>
+                <w:sz w:val="15"/>
+              </w:rPr>
+              <w:t>U-34 กลับ list</w:t>
+            </w:r>
+          </w:p>
+        </w:tc>
+        <w:tc>
+          <w:tcPr>
+            <w:tcW w:type="dxa" w:w="1474"/>
+            <w:shd w:val="clear" w:color="auto" w:fill="F8FBFF"/>
+            <w:tcBorders>
+              <w:top w:val="single" w:sz="4" w:space="0" w:color="CCCCCC"/>
+              <w:left w:val="single" w:sz="4" w:space="0" w:color="CCCCCC"/>
+              <w:bottom w:val="single" w:sz="4" w:space="0" w:color="CCCCCC"/>
+              <w:right w:val="single" w:sz="4" w:space="0" w:color="CCCCCC"/>
+            </w:tcBorders>
+          </w:tcPr>
+          <w:p>
+            <w:r>
+              <w:rPr>
+                <w:sz w:val="15"/>
+              </w:rPr>
+              <w:t>—</w:t>
+            </w:r>
+          </w:p>
+        </w:tc>
+        <w:tc>
+          <w:tcPr>
+            <w:tcW w:type="dxa" w:w="794"/>
+            <w:shd w:val="clear" w:color="auto" w:fill="F8FBFF"/>
+            <w:tcBorders>
+              <w:top w:val="single" w:sz="4" w:space="0" w:color="CCCCCC"/>
+              <w:left w:val="single" w:sz="4" w:space="0" w:color="CCCCCC"/>
+              <w:bottom w:val="single" w:sz="4" w:space="0" w:color="CCCCCC"/>
+              <w:right w:val="single" w:sz="4" w:space="0" w:color="CCCCCC"/>
+            </w:tcBorders>
+          </w:tcPr>
+          <w:p>
+            <w:r>
+              <w:rPr>
+                <w:sz w:val="15"/>
+              </w:rPr>
+              <w:t>ทุกบริการ</w:t>
+            </w:r>
+          </w:p>
+        </w:tc>
+        <w:tc>
+          <w:tcPr>
+            <w:tcW w:type="dxa" w:w="2551"/>
+            <w:shd w:val="clear" w:color="auto" w:fill="F8FBFF"/>
+            <w:tcBorders>
+              <w:top w:val="single" w:sz="4" w:space="0" w:color="CCCCCC"/>
+              <w:left w:val="single" w:sz="4" w:space="0" w:color="CCCCCC"/>
+              <w:bottom w:val="single" w:sz="4" w:space="0" w:color="CCCCCC"/>
+              <w:right w:val="single" w:sz="4" w:space="0" w:color="CCCCCC"/>
+            </w:tcBorders>
+          </w:tcPr>
+          <w:p>
+            <w:r>
+              <w:rPr>
+                <w:sz w:val="15"/>
+              </w:rPr>
+              <w:t>ฟอร์ม: ประเภท/brand/model/ปีซื้อ/ซีเรียล</w:t>
+            </w:r>
+          </w:p>
+        </w:tc>
+        <w:tc>
+          <w:tcPr>
+            <w:tcW w:type="dxa" w:w="2154"/>
+            <w:shd w:val="clear" w:color="auto" w:fill="F8FBFF"/>
+            <w:tcBorders>
+              <w:top w:val="single" w:sz="4" w:space="0" w:color="CCCCCC"/>
+              <w:left w:val="single" w:sz="4" w:space="0" w:color="CCCCCC"/>
+              <w:bottom w:val="single" w:sz="4" w:space="0" w:color="CCCCCC"/>
+              <w:right w:val="single" w:sz="4" w:space="0" w:color="CCCCCC"/>
+            </w:tcBorders>
+          </w:tcPr>
+          <w:p>
+            <w:r>
+              <w:rPr>
+                <w:color w:val="0070C0"/>
+                <w:sz w:val="15"/>
+                <w:u w:val="single"/>
+              </w:rPr>
+              <w:t>http://localhost:3002/appliances/add</w:t>
+            </w:r>
+          </w:p>
+        </w:tc>
+      </w:tr>
+      <w:tr>
+        <w:tc>
+          <w:tcPr>
+            <w:tcW w:type="dxa" w:w="794"/>
+            <w:shd w:val="clear" w:color="auto" w:fill="F0F6FF"/>
+            <w:tcBorders>
+              <w:top w:val="single" w:sz="4" w:space="0" w:color="CCCCCC"/>
+              <w:left w:val="single" w:sz="4" w:space="0" w:color="CCCCCC"/>
+              <w:bottom w:val="single" w:sz="4" w:space="0" w:color="CCCCCC"/>
+              <w:right w:val="single" w:sz="4" w:space="0" w:color="CCCCCC"/>
+            </w:tcBorders>
+          </w:tcPr>
+          <w:p>
+            <w:r>
+              <w:rPr>
+                <w:b/>
+                <w:color w:val="0D4A8C"/>
+                <w:sz w:val="15"/>
+              </w:rPr>
+              <w:t>U-36</w:t>
+            </w:r>
+          </w:p>
+        </w:tc>
+        <w:tc>
+          <w:tcPr>
+            <w:tcW w:type="dxa" w:w="1984"/>
+            <w:shd w:val="clear" w:color="auto" w:fill="F0F6FF"/>
+            <w:tcBorders>
+              <w:top w:val="single" w:sz="4" w:space="0" w:color="CCCCCC"/>
+              <w:left w:val="single" w:sz="4" w:space="0" w:color="CCCCCC"/>
+              <w:bottom w:val="single" w:sz="4" w:space="0" w:color="CCCCCC"/>
+              <w:right w:val="single" w:sz="4" w:space="0" w:color="CCCCCC"/>
+            </w:tcBorders>
+          </w:tcPr>
+          <w:p>
+            <w:r>
+              <w:rPr>
+                <w:sz w:val="15"/>
+              </w:rPr>
+              <w:t>การแจ้งเตือน (Notifications)</w:t>
+            </w:r>
+          </w:p>
+        </w:tc>
+        <w:tc>
+          <w:tcPr>
+            <w:tcW w:type="dxa" w:w="1701"/>
+            <w:shd w:val="clear" w:color="auto" w:fill="F0F6FF"/>
+            <w:tcBorders>
+              <w:top w:val="single" w:sz="4" w:space="0" w:color="CCCCCC"/>
+              <w:left w:val="single" w:sz="4" w:space="0" w:color="CCCCCC"/>
+              <w:bottom w:val="single" w:sz="4" w:space="0" w:color="CCCCCC"/>
+              <w:right w:val="single" w:sz="4" w:space="0" w:color="CCCCCC"/>
+            </w:tcBorders>
+          </w:tcPr>
+          <w:p>
+            <w:r>
+              <w:rPr>
+                <w:sz w:val="15"/>
+              </w:rPr>
+              <w:t>header bell icon · U-01</w:t>
+            </w:r>
+          </w:p>
+        </w:tc>
+        <w:tc>
+          <w:tcPr>
+            <w:tcW w:type="dxa" w:w="1701"/>
+            <w:shd w:val="clear" w:color="auto" w:fill="F0F6FF"/>
+            <w:tcBorders>
+              <w:top w:val="single" w:sz="4" w:space="0" w:color="CCCCCC"/>
+              <w:left w:val="single" w:sz="4" w:space="0" w:color="CCCCCC"/>
+              <w:bottom w:val="single" w:sz="4" w:space="0" w:color="CCCCCC"/>
+              <w:right w:val="single" w:sz="4" w:space="0" w:color="CCCCCC"/>
+            </w:tcBorders>
+          </w:tcPr>
+          <w:p>
+            <w:r>
+              <w:rPr>
+                <w:sz w:val="15"/>
+              </w:rPr>
+              <w:t>ดูแจ้งเตือนทุกประเภท</w:t>
+            </w:r>
+          </w:p>
+        </w:tc>
+        <w:tc>
+          <w:tcPr>
+            <w:tcW w:type="dxa" w:w="1701"/>
+            <w:shd w:val="clear" w:color="auto" w:fill="F0F6FF"/>
+            <w:tcBorders>
+              <w:top w:val="single" w:sz="4" w:space="0" w:color="CCCCCC"/>
+              <w:left w:val="single" w:sz="4" w:space="0" w:color="CCCCCC"/>
+              <w:bottom w:val="single" w:sz="4" w:space="0" w:color="CCCCCC"/>
+              <w:right w:val="single" w:sz="4" w:space="0" w:color="CCCCCC"/>
+            </w:tcBorders>
+          </w:tcPr>
+          <w:p>
+            <w:r>
+              <w:rPr>
+                <w:sz w:val="15"/>
+              </w:rPr>
+              <w:t>U-04/U-16/U-27 กดไปยังงาน</w:t>
+            </w:r>
+          </w:p>
+        </w:tc>
+        <w:tc>
+          <w:tcPr>
+            <w:tcW w:type="dxa" w:w="1474"/>
+            <w:shd w:val="clear" w:color="auto" w:fill="F0F6FF"/>
+            <w:tcBorders>
+              <w:top w:val="single" w:sz="4" w:space="0" w:color="CCCCCC"/>
+              <w:left w:val="single" w:sz="4" w:space="0" w:color="CCCCCC"/>
+              <w:bottom w:val="single" w:sz="4" w:space="0" w:color="CCCCCC"/>
+              <w:right w:val="single" w:sz="4" w:space="0" w:color="CCCCCC"/>
+            </w:tcBorders>
+          </w:tcPr>
+          <w:p>
+            <w:r>
+              <w:rPr>
+                <w:sz w:val="15"/>
+              </w:rPr>
+              <w:t>WeeeR/WeeeT/Admin: ส่ง notification</w:t>
+            </w:r>
+          </w:p>
+        </w:tc>
+        <w:tc>
+          <w:tcPr>
+            <w:tcW w:type="dxa" w:w="794"/>
+            <w:shd w:val="clear" w:color="auto" w:fill="F0F6FF"/>
+            <w:tcBorders>
+              <w:top w:val="single" w:sz="4" w:space="0" w:color="CCCCCC"/>
+              <w:left w:val="single" w:sz="4" w:space="0" w:color="CCCCCC"/>
+              <w:bottom w:val="single" w:sz="4" w:space="0" w:color="CCCCCC"/>
+              <w:right w:val="single" w:sz="4" w:space="0" w:color="CCCCCC"/>
+            </w:tcBorders>
+          </w:tcPr>
+          <w:p>
+            <w:r>
+              <w:rPr>
+                <w:sz w:val="15"/>
+              </w:rPr>
+              <w:t>ทุกเคส</w:t>
+            </w:r>
+          </w:p>
+        </w:tc>
+        <w:tc>
+          <w:tcPr>
+            <w:tcW w:type="dxa" w:w="2551"/>
+            <w:shd w:val="clear" w:color="auto" w:fill="F0F6FF"/>
+            <w:tcBorders>
+              <w:top w:val="single" w:sz="4" w:space="0" w:color="CCCCCC"/>
+              <w:left w:val="single" w:sz="4" w:space="0" w:color="CCCCCC"/>
+              <w:bottom w:val="single" w:sz="4" w:space="0" w:color="CCCCCC"/>
+              <w:right w:val="single" w:sz="4" w:space="0" w:color="CCCCCC"/>
+            </w:tcBorders>
+          </w:tcPr>
+          <w:p>
+            <w:r>
+              <w:rPr>
+                <w:sz w:val="15"/>
+              </w:rPr>
+              <w:t>ประเภท: job/offer/payment/system · read/unread · link ไปงาน</w:t>
+            </w:r>
+          </w:p>
+        </w:tc>
+        <w:tc>
+          <w:tcPr>
+            <w:tcW w:type="dxa" w:w="2154"/>
+            <w:shd w:val="clear" w:color="auto" w:fill="F0F6FF"/>
+            <w:tcBorders>
+              <w:top w:val="single" w:sz="4" w:space="0" w:color="CCCCCC"/>
+              <w:left w:val="single" w:sz="4" w:space="0" w:color="CCCCCC"/>
+              <w:bottom w:val="single" w:sz="4" w:space="0" w:color="CCCCCC"/>
+              <w:right w:val="single" w:sz="4" w:space="0" w:color="CCCCCC"/>
+            </w:tcBorders>
+          </w:tcPr>
+          <w:p>
+            <w:r>
+              <w:rPr>
+                <w:color w:val="0070C0"/>
+                <w:sz w:val="15"/>
+                <w:u w:val="single"/>
+              </w:rPr>
+              <w:t>http://localhost:3002/notifications</w:t>
+            </w:r>
+          </w:p>
+        </w:tc>
+      </w:tr>
+      <w:tr>
+        <w:tc>
+          <w:tcPr>
+            <w:tcW w:type="dxa" w:w="794"/>
+            <w:shd w:val="clear" w:color="auto" w:fill="F8FBFF"/>
+            <w:tcBorders>
+              <w:top w:val="single" w:sz="4" w:space="0" w:color="CCCCCC"/>
+              <w:left w:val="single" w:sz="4" w:space="0" w:color="CCCCCC"/>
+              <w:bottom w:val="single" w:sz="4" w:space="0" w:color="CCCCCC"/>
+              <w:right w:val="single" w:sz="4" w:space="0" w:color="CCCCCC"/>
+            </w:tcBorders>
+          </w:tcPr>
+          <w:p>
+            <w:r>
+              <w:rPr>
+                <w:b/>
+                <w:color w:val="0D4A8C"/>
+                <w:sz w:val="15"/>
+              </w:rPr>
+              <w:t>U-39</w:t>
+            </w:r>
+          </w:p>
+        </w:tc>
+        <w:tc>
+          <w:tcPr>
+            <w:tcW w:type="dxa" w:w="1984"/>
+            <w:shd w:val="clear" w:color="auto" w:fill="F8FBFF"/>
+            <w:tcBorders>
+              <w:top w:val="single" w:sz="4" w:space="0" w:color="CCCCCC"/>
+              <w:left w:val="single" w:sz="4" w:space="0" w:color="CCCCCC"/>
+              <w:bottom w:val="single" w:sz="4" w:space="0" w:color="CCCCCC"/>
+              <w:right w:val="single" w:sz="4" w:space="0" w:color="CCCCCC"/>
+            </w:tcBorders>
+          </w:tcPr>
+          <w:p>
+            <w:r>
+              <w:rPr>
+                <w:sz w:val="15"/>
+              </w:rPr>
+              <w:t>จองบำรุงรักษาสำเร็จ (Maintain Book Success)</w:t>
+            </w:r>
+          </w:p>
+        </w:tc>
+        <w:tc>
+          <w:tcPr>
+            <w:tcW w:type="dxa" w:w="1701"/>
+            <w:shd w:val="clear" w:color="auto" w:fill="F8FBFF"/>
+            <w:tcBorders>
+              <w:top w:val="single" w:sz="4" w:space="0" w:color="CCCCCC"/>
+              <w:left w:val="single" w:sz="4" w:space="0" w:color="CCCCCC"/>
+              <w:bottom w:val="single" w:sz="4" w:space="0" w:color="CCCCCC"/>
+              <w:right w:val="single" w:sz="4" w:space="0" w:color="CCCCCC"/>
+            </w:tcBorders>
+          </w:tcPr>
+          <w:p>
+            <w:r>
+              <w:rPr>
+                <w:sz w:val="15"/>
+              </w:rPr>
+              <w:t>U-10 maintain book confirm</w:t>
+            </w:r>
+          </w:p>
+        </w:tc>
+        <w:tc>
+          <w:tcPr>
+            <w:tcW w:type="dxa" w:w="1701"/>
+            <w:shd w:val="clear" w:color="auto" w:fill="F8FBFF"/>
+            <w:tcBorders>
+              <w:top w:val="single" w:sz="4" w:space="0" w:color="CCCCCC"/>
+              <w:left w:val="single" w:sz="4" w:space="0" w:color="CCCCCC"/>
+              <w:bottom w:val="single" w:sz="4" w:space="0" w:color="CCCCCC"/>
+              <w:right w:val="single" w:sz="4" w:space="0" w:color="CCCCCC"/>
+            </w:tcBorders>
+          </w:tcPr>
+          <w:p>
+            <w:r>
+              <w:rPr>
+                <w:sz w:val="15"/>
+              </w:rPr>
+              <w:t>จองบำรุงรักษาสำเร็จ</w:t>
+            </w:r>
+          </w:p>
+        </w:tc>
+        <w:tc>
+          <w:tcPr>
+            <w:tcW w:type="dxa" w:w="1701"/>
+            <w:shd w:val="clear" w:color="auto" w:fill="F8FBFF"/>
+            <w:tcBorders>
+              <w:top w:val="single" w:sz="4" w:space="0" w:color="CCCCCC"/>
+              <w:left w:val="single" w:sz="4" w:space="0" w:color="CCCCCC"/>
+              <w:bottom w:val="single" w:sz="4" w:space="0" w:color="CCCCCC"/>
+              <w:right w:val="single" w:sz="4" w:space="0" w:color="CCCCCC"/>
+            </w:tcBorders>
+          </w:tcPr>
+          <w:p>
+            <w:r>
+              <w:rPr>
+                <w:sz w:val="15"/>
+              </w:rPr>
+              <w:t>U-16 ดูงาน · U-01 กลับ dashboard</w:t>
+            </w:r>
+          </w:p>
+        </w:tc>
+        <w:tc>
+          <w:tcPr>
+            <w:tcW w:type="dxa" w:w="1474"/>
+            <w:shd w:val="clear" w:color="auto" w:fill="F8FBFF"/>
+            <w:tcBorders>
+              <w:top w:val="single" w:sz="4" w:space="0" w:color="CCCCCC"/>
+              <w:left w:val="single" w:sz="4" w:space="0" w:color="CCCCCC"/>
+              <w:bottom w:val="single" w:sz="4" w:space="0" w:color="CCCCCC"/>
+              <w:right w:val="single" w:sz="4" w:space="0" w:color="CCCCCC"/>
+            </w:tcBorders>
+          </w:tcPr>
+          <w:p>
+            <w:r>
+              <w:rPr>
+                <w:sz w:val="15"/>
+              </w:rPr>
+              <w:t>WeeeR: รับงานใหม่</w:t>
+            </w:r>
+          </w:p>
+        </w:tc>
+        <w:tc>
+          <w:tcPr>
+            <w:tcW w:type="dxa" w:w="794"/>
+            <w:shd w:val="clear" w:color="auto" w:fill="F8FBFF"/>
+            <w:tcBorders>
+              <w:top w:val="single" w:sz="4" w:space="0" w:color="CCCCCC"/>
+              <w:left w:val="single" w:sz="4" w:space="0" w:color="CCCCCC"/>
+              <w:bottom w:val="single" w:sz="4" w:space="0" w:color="CCCCCC"/>
+              <w:right w:val="single" w:sz="4" w:space="0" w:color="CCCCCC"/>
+            </w:tcBorders>
+          </w:tcPr>
+          <w:p>
+            <w:r>
+              <w:rPr>
+                <w:sz w:val="15"/>
+              </w:rPr>
+              <w:t>M1</w:t>
+            </w:r>
+          </w:p>
+        </w:tc>
+        <w:tc>
+          <w:tcPr>
+            <w:tcW w:type="dxa" w:w="2551"/>
+            <w:shd w:val="clear" w:color="auto" w:fill="F8FBFF"/>
+            <w:tcBorders>
+              <w:top w:val="single" w:sz="4" w:space="0" w:color="CCCCCC"/>
+              <w:left w:val="single" w:sz="4" w:space="0" w:color="CCCCCC"/>
+              <w:bottom w:val="single" w:sz="4" w:space="0" w:color="CCCCCC"/>
+              <w:right w:val="single" w:sz="4" w:space="0" w:color="CCCCCC"/>
+            </w:tcBorders>
+          </w:tcPr>
+          <w:p>
+            <w:r>
+              <w:rPr>
+                <w:sz w:val="15"/>
+              </w:rPr>
+              <w:t>success state · booking ID · วันนัด · Gold locked</w:t>
+            </w:r>
+          </w:p>
+        </w:tc>
+        <w:tc>
+          <w:tcPr>
+            <w:tcW w:type="dxa" w:w="2154"/>
+            <w:shd w:val="clear" w:color="auto" w:fill="F8FBFF"/>
+            <w:tcBorders>
+              <w:top w:val="single" w:sz="4" w:space="0" w:color="CCCCCC"/>
+              <w:left w:val="single" w:sz="4" w:space="0" w:color="CCCCCC"/>
+              <w:bottom w:val="single" w:sz="4" w:space="0" w:color="CCCCCC"/>
+              <w:right w:val="single" w:sz="4" w:space="0" w:color="CCCCCC"/>
+            </w:tcBorders>
+          </w:tcPr>
+          <w:p>
+            <w:r>
+              <w:rPr>
+                <w:color w:val="0070C0"/>
+                <w:sz w:val="15"/>
+                <w:u w:val="single"/>
+              </w:rPr>
+              <w:t>http://localhost:3002/maintain/book/confirm/success</w:t>
+            </w:r>
+          </w:p>
+        </w:tc>
+      </w:tr>
+      <w:tr>
+        <w:tc>
+          <w:tcPr>
+            <w:tcW w:type="dxa" w:w="794"/>
+            <w:shd w:val="clear" w:color="auto" w:fill="F0F6FF"/>
+            <w:tcBorders>
+              <w:top w:val="single" w:sz="4" w:space="0" w:color="CCCCCC"/>
+              <w:left w:val="single" w:sz="4" w:space="0" w:color="CCCCCC"/>
+              <w:bottom w:val="single" w:sz="4" w:space="0" w:color="CCCCCC"/>
+              <w:right w:val="single" w:sz="4" w:space="0" w:color="CCCCCC"/>
+            </w:tcBorders>
+          </w:tcPr>
+          <w:p>
+            <w:r>
+              <w:rPr>
+                <w:b/>
+                <w:color w:val="0D4A8C"/>
+                <w:sz w:val="15"/>
+              </w:rPr>
+              <w:t>U-43</w:t>
+            </w:r>
+          </w:p>
+        </w:tc>
+        <w:tc>
+          <w:tcPr>
+            <w:tcW w:type="dxa" w:w="1984"/>
+            <w:shd w:val="clear" w:color="auto" w:fill="F0F6FF"/>
+            <w:tcBorders>
+              <w:top w:val="single" w:sz="4" w:space="0" w:color="CCCCCC"/>
+              <w:left w:val="single" w:sz="4" w:space="0" w:color="CCCCCC"/>
+              <w:bottom w:val="single" w:sz="4" w:space="0" w:color="CCCCCC"/>
+              <w:right w:val="single" w:sz="4" w:space="0" w:color="CCCCCC"/>
+            </w:tcBorders>
+          </w:tcPr>
+          <w:p>
+            <w:r>
+              <w:rPr>
+                <w:sz w:val="15"/>
+              </w:rPr>
+              <w:t>dispute สำเร็จ (Dispute Success)</w:t>
+            </w:r>
+          </w:p>
+        </w:tc>
+        <w:tc>
+          <w:tcPr>
+            <w:tcW w:type="dxa" w:w="1701"/>
+            <w:shd w:val="clear" w:color="auto" w:fill="F0F6FF"/>
+            <w:tcBorders>
+              <w:top w:val="single" w:sz="4" w:space="0" w:color="CCCCCC"/>
+              <w:left w:val="single" w:sz="4" w:space="0" w:color="CCCCCC"/>
+              <w:bottom w:val="single" w:sz="4" w:space="0" w:color="CCCCCC"/>
+              <w:right w:val="single" w:sz="4" w:space="0" w:color="CCCCCC"/>
+            </w:tcBorders>
+          </w:tcPr>
+          <w:p>
+            <w:r>
+              <w:rPr>
+                <w:sz w:val="15"/>
+              </w:rPr>
+              <w:t>U-26 purchases dispute</w:t>
+            </w:r>
+          </w:p>
+        </w:tc>
+        <w:tc>
+          <w:tcPr>
+            <w:tcW w:type="dxa" w:w="1701"/>
+            <w:shd w:val="clear" w:color="auto" w:fill="F0F6FF"/>
+            <w:tcBorders>
+              <w:top w:val="single" w:sz="4" w:space="0" w:color="CCCCCC"/>
+              <w:left w:val="single" w:sz="4" w:space="0" w:color="CCCCCC"/>
+              <w:bottom w:val="single" w:sz="4" w:space="0" w:color="CCCCCC"/>
+              <w:right w:val="single" w:sz="4" w:space="0" w:color="CCCCCC"/>
+            </w:tcBorders>
+          </w:tcPr>
+          <w:p>
+            <w:r>
+              <w:rPr>
+                <w:sz w:val="15"/>
+              </w:rPr>
+              <w:t>ส่ง dispute request สำเร็จ</w:t>
+            </w:r>
+          </w:p>
+        </w:tc>
+        <w:tc>
+          <w:tcPr>
+            <w:tcW w:type="dxa" w:w="1701"/>
+            <w:shd w:val="clear" w:color="auto" w:fill="F0F6FF"/>
+            <w:tcBorders>
+              <w:top w:val="single" w:sz="4" w:space="0" w:color="CCCCCC"/>
+              <w:left w:val="single" w:sz="4" w:space="0" w:color="CCCCCC"/>
+              <w:bottom w:val="single" w:sz="4" w:space="0" w:color="CCCCCC"/>
+              <w:right w:val="single" w:sz="4" w:space="0" w:color="CCCCCC"/>
+            </w:tcBorders>
+          </w:tcPr>
+          <w:p>
+            <w:r>
+              <w:rPr>
+                <w:sz w:val="15"/>
+              </w:rPr>
+              <w:t>U-28 กลับ purchases list</w:t>
+            </w:r>
+          </w:p>
+        </w:tc>
+        <w:tc>
+          <w:tcPr>
+            <w:tcW w:type="dxa" w:w="1474"/>
+            <w:shd w:val="clear" w:color="auto" w:fill="F0F6FF"/>
+            <w:tcBorders>
+              <w:top w:val="single" w:sz="4" w:space="0" w:color="CCCCCC"/>
+              <w:left w:val="single" w:sz="4" w:space="0" w:color="CCCCCC"/>
+              <w:bottom w:val="single" w:sz="4" w:space="0" w:color="CCCCCC"/>
+              <w:right w:val="single" w:sz="4" w:space="0" w:color="CCCCCC"/>
+            </w:tcBorders>
+          </w:tcPr>
+          <w:p>
+            <w:r>
+              <w:rPr>
+                <w:sz w:val="15"/>
+              </w:rPr>
+              <w:t>Admin: รับ dispute</w:t>
+            </w:r>
+          </w:p>
+        </w:tc>
+        <w:tc>
+          <w:tcPr>
+            <w:tcW w:type="dxa" w:w="794"/>
+            <w:shd w:val="clear" w:color="auto" w:fill="F0F6FF"/>
+            <w:tcBorders>
+              <w:top w:val="single" w:sz="4" w:space="0" w:color="CCCCCC"/>
+              <w:left w:val="single" w:sz="4" w:space="0" w:color="CCCCCC"/>
+              <w:bottom w:val="single" w:sz="4" w:space="0" w:color="CCCCCC"/>
+              <w:right w:val="single" w:sz="4" w:space="0" w:color="CCCCCC"/>
+            </w:tcBorders>
+          </w:tcPr>
+          <w:p>
+            <w:r>
+              <w:rPr>
+                <w:sz w:val="15"/>
+              </w:rPr>
+              <w:t>R8</w:t>
+            </w:r>
+          </w:p>
+        </w:tc>
+        <w:tc>
+          <w:tcPr>
+            <w:tcW w:type="dxa" w:w="2551"/>
+            <w:shd w:val="clear" w:color="auto" w:fill="F0F6FF"/>
+            <w:tcBorders>
+              <w:top w:val="single" w:sz="4" w:space="0" w:color="CCCCCC"/>
+              <w:left w:val="single" w:sz="4" w:space="0" w:color="CCCCCC"/>
+              <w:bottom w:val="single" w:sz="4" w:space="0" w:color="CCCCCC"/>
+              <w:right w:val="single" w:sz="4" w:space="0" w:color="CCCCCC"/>
+            </w:tcBorders>
+          </w:tcPr>
+          <w:p>
+            <w:r>
+              <w:rPr>
+                <w:sz w:val="15"/>
+              </w:rPr>
+              <w:t>case ID · ระยะเวลา review 3-5 วันทำการ</w:t>
+            </w:r>
+          </w:p>
+        </w:tc>
+        <w:tc>
+          <w:tcPr>
+            <w:tcW w:type="dxa" w:w="2154"/>
+            <w:shd w:val="clear" w:color="auto" w:fill="F0F6FF"/>
+            <w:tcBorders>
+              <w:top w:val="single" w:sz="4" w:space="0" w:color="CCCCCC"/>
+              <w:left w:val="single" w:sz="4" w:space="0" w:color="CCCCCC"/>
+              <w:bottom w:val="single" w:sz="4" w:space="0" w:color="CCCCCC"/>
+              <w:right w:val="single" w:sz="4" w:space="0" w:color="CCCCCC"/>
+            </w:tcBorders>
+          </w:tcPr>
+          <w:p>
+            <w:r>
+              <w:rPr>
+                <w:color w:val="0070C0"/>
+                <w:sz w:val="15"/>
+                <w:u w:val="single"/>
+              </w:rPr>
+              <w:t>http://localhost:3002/purchases/p001/dispute/success</w:t>
+            </w:r>
+          </w:p>
+        </w:tc>
+      </w:tr>
+      <w:tr>
+        <w:tc>
+          <w:tcPr>
+            <w:tcW w:type="dxa" w:w="794"/>
+            <w:shd w:val="clear" w:color="auto" w:fill="F8FBFF"/>
+            <w:tcBorders>
+              <w:top w:val="single" w:sz="4" w:space="0" w:color="CCCCCC"/>
+              <w:left w:val="single" w:sz="4" w:space="0" w:color="CCCCCC"/>
+              <w:bottom w:val="single" w:sz="4" w:space="0" w:color="CCCCCC"/>
+              <w:right w:val="single" w:sz="4" w:space="0" w:color="CCCCCC"/>
+            </w:tcBorders>
+          </w:tcPr>
+          <w:p>
+            <w:r>
+              <w:rPr>
+                <w:b/>
+                <w:color w:val="0D4A8C"/>
+                <w:sz w:val="15"/>
+              </w:rPr>
+              <w:t>U-45</w:t>
+            </w:r>
+          </w:p>
+        </w:tc>
+        <w:tc>
+          <w:tcPr>
+            <w:tcW w:type="dxa" w:w="1984"/>
+            <w:shd w:val="clear" w:color="auto" w:fill="F8FBFF"/>
+            <w:tcBorders>
+              <w:top w:val="single" w:sz="4" w:space="0" w:color="CCCCCC"/>
+              <w:left w:val="single" w:sz="4" w:space="0" w:color="CCCCCC"/>
+              <w:bottom w:val="single" w:sz="4" w:space="0" w:color="CCCCCC"/>
+              <w:right w:val="single" w:sz="4" w:space="0" w:color="CCCCCC"/>
+            </w:tcBorders>
+          </w:tcPr>
+          <w:p>
+            <w:r>
+              <w:rPr>
+                <w:sz w:val="15"/>
+              </w:rPr>
+              <w:t>ถอน Silver (Wallet Withdraw)</w:t>
+            </w:r>
+          </w:p>
+        </w:tc>
+        <w:tc>
+          <w:tcPr>
+            <w:tcW w:type="dxa" w:w="1701"/>
+            <w:shd w:val="clear" w:color="auto" w:fill="F8FBFF"/>
+            <w:tcBorders>
+              <w:top w:val="single" w:sz="4" w:space="0" w:color="CCCCCC"/>
+              <w:left w:val="single" w:sz="4" w:space="0" w:color="CCCCCC"/>
+              <w:bottom w:val="single" w:sz="4" w:space="0" w:color="CCCCCC"/>
+              <w:right w:val="single" w:sz="4" w:space="0" w:color="CCCCCC"/>
+            </w:tcBorders>
+          </w:tcPr>
+          <w:p>
+            <w:r>
+              <w:rPr>
+                <w:sz w:val="15"/>
+              </w:rPr>
+              <w:t>U-57 wallet home</w:t>
+            </w:r>
+          </w:p>
+        </w:tc>
+        <w:tc>
+          <w:tcPr>
+            <w:tcW w:type="dxa" w:w="1701"/>
+            <w:shd w:val="clear" w:color="auto" w:fill="F8FBFF"/>
+            <w:tcBorders>
+              <w:top w:val="single" w:sz="4" w:space="0" w:color="CCCCCC"/>
+              <w:left w:val="single" w:sz="4" w:space="0" w:color="CCCCCC"/>
+              <w:bottom w:val="single" w:sz="4" w:space="0" w:color="CCCCCC"/>
+              <w:right w:val="single" w:sz="4" w:space="0" w:color="CCCCCC"/>
+            </w:tcBorders>
+          </w:tcPr>
+          <w:p>
+            <w:r>
+              <w:rPr>
+                <w:sz w:val="15"/>
+              </w:rPr>
+              <w:t>ผู้ใช้ต้องการถอน Silver point</w:t>
+            </w:r>
+          </w:p>
+        </w:tc>
+        <w:tc>
+          <w:tcPr>
+            <w:tcW w:type="dxa" w:w="1701"/>
+            <w:shd w:val="clear" w:color="auto" w:fill="F8FBFF"/>
+            <w:tcBorders>
+              <w:top w:val="single" w:sz="4" w:space="0" w:color="CCCCCC"/>
+              <w:left w:val="single" w:sz="4" w:space="0" w:color="CCCCCC"/>
+              <w:bottom w:val="single" w:sz="4" w:space="0" w:color="CCCCCC"/>
+              <w:right w:val="single" w:sz="4" w:space="0" w:color="CCCCCC"/>
+            </w:tcBorders>
+          </w:tcPr>
+          <w:p>
+            <w:r>
+              <w:rPr>
+                <w:sz w:val="15"/>
+              </w:rPr>
+              <w:t>U-57 บันทึก → กลับ wallet</w:t>
+            </w:r>
+          </w:p>
+        </w:tc>
+        <w:tc>
+          <w:tcPr>
+            <w:tcW w:type="dxa" w:w="1474"/>
+            <w:shd w:val="clear" w:color="auto" w:fill="F8FBFF"/>
+            <w:tcBorders>
+              <w:top w:val="single" w:sz="4" w:space="0" w:color="CCCCCC"/>
+              <w:left w:val="single" w:sz="4" w:space="0" w:color="CCCCCC"/>
+              <w:bottom w:val="single" w:sz="4" w:space="0" w:color="CCCCCC"/>
+              <w:right w:val="single" w:sz="4" w:space="0" w:color="CCCCCC"/>
+            </w:tcBorders>
+          </w:tcPr>
+          <w:p>
+            <w:r>
+              <w:rPr>
+                <w:sz w:val="15"/>
+              </w:rPr>
+              <w:t>WeeeT: ออก transfer slip</w:t>
+            </w:r>
+          </w:p>
+        </w:tc>
+        <w:tc>
+          <w:tcPr>
+            <w:tcW w:type="dxa" w:w="794"/>
+            <w:shd w:val="clear" w:color="auto" w:fill="F8FBFF"/>
+            <w:tcBorders>
+              <w:top w:val="single" w:sz="4" w:space="0" w:color="CCCCCC"/>
+              <w:left w:val="single" w:sz="4" w:space="0" w:color="CCCCCC"/>
+              <w:bottom w:val="single" w:sz="4" w:space="0" w:color="CCCCCC"/>
+              <w:right w:val="single" w:sz="4" w:space="0" w:color="CCCCCC"/>
+            </w:tcBorders>
+          </w:tcPr>
+          <w:p>
+            <w:r>
+              <w:rPr>
+                <w:sz w:val="15"/>
+              </w:rPr>
+              <w:t>—</w:t>
+            </w:r>
+          </w:p>
+        </w:tc>
+        <w:tc>
+          <w:tcPr>
+            <w:tcW w:type="dxa" w:w="2551"/>
+            <w:shd w:val="clear" w:color="auto" w:fill="F8FBFF"/>
+            <w:tcBorders>
+              <w:top w:val="single" w:sz="4" w:space="0" w:color="CCCCCC"/>
+              <w:left w:val="single" w:sz="4" w:space="0" w:color="CCCCCC"/>
+              <w:bottom w:val="single" w:sz="4" w:space="0" w:color="CCCCCC"/>
+              <w:right w:val="single" w:sz="4" w:space="0" w:color="CCCCCC"/>
+            </w:tcBorders>
+          </w:tcPr>
+          <w:p>
+            <w:r>
+              <w:rPr>
+                <w:sz w:val="15"/>
+              </w:rPr>
+              <w:t>ถอนขั้นต่ำ 100 · verify bank account · BE จังหวะ2</w:t>
+            </w:r>
+          </w:p>
+        </w:tc>
+        <w:tc>
+          <w:tcPr>
+            <w:tcW w:type="dxa" w:w="2154"/>
+            <w:shd w:val="clear" w:color="auto" w:fill="F8FBFF"/>
+            <w:tcBorders>
+              <w:top w:val="single" w:sz="4" w:space="0" w:color="CCCCCC"/>
+              <w:left w:val="single" w:sz="4" w:space="0" w:color="CCCCCC"/>
+              <w:bottom w:val="single" w:sz="4" w:space="0" w:color="CCCCCC"/>
+              <w:right w:val="single" w:sz="4" w:space="0" w:color="CCCCCC"/>
+            </w:tcBorders>
+          </w:tcPr>
+          <w:p>
+            <w:r>
+              <w:rPr>
+                <w:color w:val="0070C0"/>
+                <w:sz w:val="15"/>
+                <w:u w:val="single"/>
+              </w:rPr>
+              <w:t>http://localhost:3002/wallet/withdraw</w:t>
+            </w:r>
+          </w:p>
+        </w:tc>
+      </w:tr>
+      <w:tr>
+        <w:tc>
+          <w:tcPr>
+            <w:tcW w:type="dxa" w:w="794"/>
+            <w:shd w:val="clear" w:color="auto" w:fill="F0F6FF"/>
+            <w:tcBorders>
+              <w:top w:val="single" w:sz="4" w:space="0" w:color="CCCCCC"/>
+              <w:left w:val="single" w:sz="4" w:space="0" w:color="CCCCCC"/>
+              <w:bottom w:val="single" w:sz="4" w:space="0" w:color="CCCCCC"/>
+              <w:right w:val="single" w:sz="4" w:space="0" w:color="CCCCCC"/>
+            </w:tcBorders>
+          </w:tcPr>
+          <w:p>
+            <w:r>
+              <w:rPr>
+                <w:b/>
+                <w:color w:val="0D4A8C"/>
+                <w:sz w:val="15"/>
+              </w:rPr>
+              <w:t>U-50</w:t>
+            </w:r>
+          </w:p>
+        </w:tc>
+        <w:tc>
+          <w:tcPr>
+            <w:tcW w:type="dxa" w:w="1984"/>
+            <w:shd w:val="clear" w:color="auto" w:fill="F0F6FF"/>
+            <w:tcBorders>
+              <w:top w:val="single" w:sz="4" w:space="0" w:color="CCCCCC"/>
+              <w:left w:val="single" w:sz="4" w:space="0" w:color="CCCCCC"/>
+              <w:bottom w:val="single" w:sz="4" w:space="0" w:color="CCCCCC"/>
+              <w:right w:val="single" w:sz="4" w:space="0" w:color="CCCCCC"/>
+            </w:tcBorders>
+          </w:tcPr>
+          <w:p>
+            <w:r>
+              <w:rPr>
+                <w:sz w:val="15"/>
+              </w:rPr>
+              <w:t>รายการงานทั้งหมด (Jobs List)</w:t>
+            </w:r>
+          </w:p>
+        </w:tc>
+        <w:tc>
+          <w:tcPr>
+            <w:tcW w:type="dxa" w:w="1701"/>
+            <w:shd w:val="clear" w:color="auto" w:fill="F0F6FF"/>
+            <w:tcBorders>
+              <w:top w:val="single" w:sz="4" w:space="0" w:color="CCCCCC"/>
+              <w:left w:val="single" w:sz="4" w:space="0" w:color="CCCCCC"/>
+              <w:bottom w:val="single" w:sz="4" w:space="0" w:color="CCCCCC"/>
+              <w:right w:val="single" w:sz="4" w:space="0" w:color="CCCCCC"/>
+            </w:tcBorders>
+          </w:tcPr>
+          <w:p>
+            <w:r>
+              <w:rPr>
+                <w:sz w:val="15"/>
+              </w:rPr>
+              <w:t>U-01 dashboard · BottomTab ซ่อม</w:t>
+            </w:r>
+          </w:p>
+        </w:tc>
+        <w:tc>
+          <w:tcPr>
+            <w:tcW w:type="dxa" w:w="1701"/>
+            <w:shd w:val="clear" w:color="auto" w:fill="F0F6FF"/>
+            <w:tcBorders>
+              <w:top w:val="single" w:sz="4" w:space="0" w:color="CCCCCC"/>
+              <w:left w:val="single" w:sz="4" w:space="0" w:color="CCCCCC"/>
+              <w:bottom w:val="single" w:sz="4" w:space="0" w:color="CCCCCC"/>
+              <w:right w:val="single" w:sz="4" w:space="0" w:color="CCCCCC"/>
+            </w:tcBorders>
+          </w:tcPr>
+          <w:p>
+            <w:r>
+              <w:rPr>
+                <w:sz w:val="15"/>
+              </w:rPr>
+              <w:t>ดูงานซ่อม/บำรุงรักษาทั้งหมด</w:t>
+            </w:r>
+          </w:p>
+        </w:tc>
+        <w:tc>
+          <w:tcPr>
+            <w:tcW w:type="dxa" w:w="1701"/>
+            <w:shd w:val="clear" w:color="auto" w:fill="F0F6FF"/>
+            <w:tcBorders>
+              <w:top w:val="single" w:sz="4" w:space="0" w:color="CCCCCC"/>
+              <w:left w:val="single" w:sz="4" w:space="0" w:color="CCCCCC"/>
+              <w:bottom w:val="single" w:sz="4" w:space="0" w:color="CCCCCC"/>
+              <w:right w:val="single" w:sz="4" w:space="0" w:color="CCCCCC"/>
+            </w:tcBorders>
+          </w:tcPr>
+          <w:p>
+            <w:r>
+              <w:rPr>
+                <w:sz w:val="15"/>
+              </w:rPr>
+              <w:t>U-50a ดู detail</w:t>
+            </w:r>
+          </w:p>
+        </w:tc>
+        <w:tc>
+          <w:tcPr>
+            <w:tcW w:type="dxa" w:w="1474"/>
+            <w:shd w:val="clear" w:color="auto" w:fill="F0F6FF"/>
+            <w:tcBorders>
+              <w:top w:val="single" w:sz="4" w:space="0" w:color="CCCCCC"/>
+              <w:left w:val="single" w:sz="4" w:space="0" w:color="CCCCCC"/>
+              <w:bottom w:val="single" w:sz="4" w:space="0" w:color="CCCCCC"/>
+              <w:right w:val="single" w:sz="4" w:space="0" w:color="CCCCCC"/>
+            </w:tcBorders>
+          </w:tcPr>
+          <w:p>
+            <w:r>
+              <w:rPr>
+                <w:sz w:val="15"/>
+              </w:rPr>
+              <w:t>WeeeR: งานที่รับอยู่</w:t>
+            </w:r>
+          </w:p>
+        </w:tc>
+        <w:tc>
+          <w:tcPr>
+            <w:tcW w:type="dxa" w:w="794"/>
+            <w:shd w:val="clear" w:color="auto" w:fill="F0F6FF"/>
+            <w:tcBorders>
+              <w:top w:val="single" w:sz="4" w:space="0" w:color="CCCCCC"/>
+              <w:left w:val="single" w:sz="4" w:space="0" w:color="CCCCCC"/>
+              <w:bottom w:val="single" w:sz="4" w:space="0" w:color="CCCCCC"/>
+              <w:right w:val="single" w:sz="4" w:space="0" w:color="CCCCCC"/>
+            </w:tcBorders>
+          </w:tcPr>
+          <w:p>
+            <w:r>
+              <w:rPr>
+                <w:sz w:val="15"/>
+              </w:rPr>
+              <w:t>C/M ทุกเคส</w:t>
+            </w:r>
+          </w:p>
+        </w:tc>
+        <w:tc>
+          <w:tcPr>
+            <w:tcW w:type="dxa" w:w="2551"/>
+            <w:shd w:val="clear" w:color="auto" w:fill="F0F6FF"/>
+            <w:tcBorders>
+              <w:top w:val="single" w:sz="4" w:space="0" w:color="CCCCCC"/>
+              <w:left w:val="single" w:sz="4" w:space="0" w:color="CCCCCC"/>
+              <w:bottom w:val="single" w:sz="4" w:space="0" w:color="CCCCCC"/>
+              <w:right w:val="single" w:sz="4" w:space="0" w:color="CCCCCC"/>
+            </w:tcBorders>
+          </w:tcPr>
+          <w:p>
+            <w:r>
+              <w:rPr>
+                <w:sz w:val="15"/>
+              </w:rPr>
+              <w:t>filter: active/completed · cross-service: repair+maintain+resell+scrap</w:t>
+            </w:r>
+          </w:p>
+        </w:tc>
+        <w:tc>
+          <w:tcPr>
+            <w:tcW w:type="dxa" w:w="2154"/>
+            <w:shd w:val="clear" w:color="auto" w:fill="F0F6FF"/>
+            <w:tcBorders>
+              <w:top w:val="single" w:sz="4" w:space="0" w:color="CCCCCC"/>
+              <w:left w:val="single" w:sz="4" w:space="0" w:color="CCCCCC"/>
+              <w:bottom w:val="single" w:sz="4" w:space="0" w:color="CCCCCC"/>
+              <w:right w:val="single" w:sz="4" w:space="0" w:color="CCCCCC"/>
+            </w:tcBorders>
+          </w:tcPr>
+          <w:p>
+            <w:r>
+              <w:rPr>
+                <w:color w:val="0070C0"/>
+                <w:sz w:val="15"/>
+                <w:u w:val="single"/>
+              </w:rPr>
+              <w:t>http://localhost:3002/jobs</w:t>
+            </w:r>
+          </w:p>
+        </w:tc>
+      </w:tr>
+      <w:tr>
+        <w:tc>
+          <w:tcPr>
+            <w:tcW w:type="dxa" w:w="794"/>
+            <w:shd w:val="clear" w:color="auto" w:fill="F8FBFF"/>
+            <w:tcBorders>
+              <w:top w:val="single" w:sz="4" w:space="0" w:color="CCCCCC"/>
+              <w:left w:val="single" w:sz="4" w:space="0" w:color="CCCCCC"/>
+              <w:bottom w:val="single" w:sz="4" w:space="0" w:color="CCCCCC"/>
+              <w:right w:val="single" w:sz="4" w:space="0" w:color="CCCCCC"/>
+            </w:tcBorders>
+          </w:tcPr>
+          <w:p>
+            <w:r>
+              <w:rPr>
+                <w:b/>
+                <w:color w:val="0D4A8C"/>
+                <w:sz w:val="15"/>
+              </w:rPr>
+              <w:t>U-50a</w:t>
+            </w:r>
+          </w:p>
+        </w:tc>
+        <w:tc>
+          <w:tcPr>
+            <w:tcW w:type="dxa" w:w="1984"/>
+            <w:shd w:val="clear" w:color="auto" w:fill="F8FBFF"/>
+            <w:tcBorders>
+              <w:top w:val="single" w:sz="4" w:space="0" w:color="CCCCCC"/>
+              <w:left w:val="single" w:sz="4" w:space="0" w:color="CCCCCC"/>
+              <w:bottom w:val="single" w:sz="4" w:space="0" w:color="CCCCCC"/>
+              <w:right w:val="single" w:sz="4" w:space="0" w:color="CCCCCC"/>
+            </w:tcBorders>
+          </w:tcPr>
+          <w:p>
+            <w:r>
+              <w:rPr>
+                <w:sz w:val="15"/>
+              </w:rPr>
+              <w:t>รายละเอียดงาน (Job Detail)</w:t>
+            </w:r>
+          </w:p>
+        </w:tc>
+        <w:tc>
+          <w:tcPr>
+            <w:tcW w:type="dxa" w:w="1701"/>
+            <w:shd w:val="clear" w:color="auto" w:fill="F8FBFF"/>
+            <w:tcBorders>
+              <w:top w:val="single" w:sz="4" w:space="0" w:color="CCCCCC"/>
+              <w:left w:val="single" w:sz="4" w:space="0" w:color="CCCCCC"/>
+              <w:bottom w:val="single" w:sz="4" w:space="0" w:color="CCCCCC"/>
+              <w:right w:val="single" w:sz="4" w:space="0" w:color="CCCCCC"/>
+            </w:tcBorders>
+          </w:tcPr>
+          <w:p>
+            <w:r>
+              <w:rPr>
+                <w:sz w:val="15"/>
+              </w:rPr>
+              <w:t>U-50 jobs list</w:t>
+            </w:r>
+          </w:p>
+        </w:tc>
+        <w:tc>
+          <w:tcPr>
+            <w:tcW w:type="dxa" w:w="1701"/>
+            <w:shd w:val="clear" w:color="auto" w:fill="F8FBFF"/>
+            <w:tcBorders>
+              <w:top w:val="single" w:sz="4" w:space="0" w:color="CCCCCC"/>
+              <w:left w:val="single" w:sz="4" w:space="0" w:color="CCCCCC"/>
+              <w:bottom w:val="single" w:sz="4" w:space="0" w:color="CCCCCC"/>
+              <w:right w:val="single" w:sz="4" w:space="0" w:color="CCCCCC"/>
+            </w:tcBorders>
+          </w:tcPr>
+          <w:p>
+            <w:r>
+              <w:rPr>
+                <w:sz w:val="15"/>
+              </w:rPr>
+              <w:t>ดูรายละเอียดงานแต่ละชิ้น</w:t>
+            </w:r>
+          </w:p>
+        </w:tc>
+        <w:tc>
+          <w:tcPr>
+            <w:tcW w:type="dxa" w:w="1701"/>
+            <w:shd w:val="clear" w:color="auto" w:fill="F8FBFF"/>
+            <w:tcBorders>
+              <w:top w:val="single" w:sz="4" w:space="0" w:color="CCCCCC"/>
+              <w:left w:val="single" w:sz="4" w:space="0" w:color="CCCCCC"/>
+              <w:bottom w:val="single" w:sz="4" w:space="0" w:color="CCCCCC"/>
+              <w:right w:val="single" w:sz="4" w:space="0" w:color="CCCCCC"/>
+            </w:tcBorders>
+          </w:tcPr>
+          <w:p>
+            <w:r>
+              <w:rPr>
+                <w:sz w:val="15"/>
+              </w:rPr>
+              <w:t>U-50b progress · U-04/U-16 flow เฉพาะบริการ</w:t>
+            </w:r>
+          </w:p>
+        </w:tc>
+        <w:tc>
+          <w:tcPr>
+            <w:tcW w:type="dxa" w:w="1474"/>
+            <w:shd w:val="clear" w:color="auto" w:fill="F8FBFF"/>
+            <w:tcBorders>
+              <w:top w:val="single" w:sz="4" w:space="0" w:color="CCCCCC"/>
+              <w:left w:val="single" w:sz="4" w:space="0" w:color="CCCCCC"/>
+              <w:bottom w:val="single" w:sz="4" w:space="0" w:color="CCCCCC"/>
+              <w:right w:val="single" w:sz="4" w:space="0" w:color="CCCCCC"/>
+            </w:tcBorders>
+          </w:tcPr>
+          <w:p>
+            <w:r>
+              <w:rPr>
+                <w:sz w:val="15"/>
+              </w:rPr>
+              <w:t>WeeeR: R-11/R-14 งานเดียวกัน</w:t>
+            </w:r>
+          </w:p>
+        </w:tc>
+        <w:tc>
+          <w:tcPr>
+            <w:tcW w:type="dxa" w:w="794"/>
+            <w:shd w:val="clear" w:color="auto" w:fill="F8FBFF"/>
+            <w:tcBorders>
+              <w:top w:val="single" w:sz="4" w:space="0" w:color="CCCCCC"/>
+              <w:left w:val="single" w:sz="4" w:space="0" w:color="CCCCCC"/>
+              <w:bottom w:val="single" w:sz="4" w:space="0" w:color="CCCCCC"/>
+              <w:right w:val="single" w:sz="4" w:space="0" w:color="CCCCCC"/>
+            </w:tcBorders>
+          </w:tcPr>
+          <w:p>
+            <w:r>
+              <w:rPr>
+                <w:sz w:val="15"/>
+              </w:rPr>
+              <w:t>C/M/R/S</w:t>
+            </w:r>
+          </w:p>
+        </w:tc>
+        <w:tc>
+          <w:tcPr>
+            <w:tcW w:type="dxa" w:w="2551"/>
+            <w:shd w:val="clear" w:color="auto" w:fill="F8FBFF"/>
+            <w:tcBorders>
+              <w:top w:val="single" w:sz="4" w:space="0" w:color="CCCCCC"/>
+              <w:left w:val="single" w:sz="4" w:space="0" w:color="CCCCCC"/>
+              <w:bottom w:val="single" w:sz="4" w:space="0" w:color="CCCCCC"/>
+              <w:right w:val="single" w:sz="4" w:space="0" w:color="CCCCCC"/>
+            </w:tcBorders>
+          </w:tcPr>
+          <w:p>
+            <w:r>
+              <w:rPr>
+                <w:sz w:val="15"/>
+              </w:rPr>
+              <w:t>cross-service display: ServiceProgress type · link ไป flow จริง</w:t>
+            </w:r>
+          </w:p>
+        </w:tc>
+        <w:tc>
+          <w:tcPr>
+            <w:tcW w:type="dxa" w:w="2154"/>
+            <w:shd w:val="clear" w:color="auto" w:fill="F8FBFF"/>
+            <w:tcBorders>
+              <w:top w:val="single" w:sz="4" w:space="0" w:color="CCCCCC"/>
+              <w:left w:val="single" w:sz="4" w:space="0" w:color="CCCCCC"/>
+              <w:bottom w:val="single" w:sz="4" w:space="0" w:color="CCCCCC"/>
+              <w:right w:val="single" w:sz="4" w:space="0" w:color="CCCCCC"/>
+            </w:tcBorders>
+          </w:tcPr>
+          <w:p>
+            <w:r>
+              <w:rPr>
+                <w:color w:val="0070C0"/>
+                <w:sz w:val="15"/>
+                <w:u w:val="single"/>
+              </w:rPr>
+              <w:t>http://localhost:3002/jobs/j001</w:t>
+            </w:r>
+          </w:p>
+        </w:tc>
+      </w:tr>
+      <w:tr>
+        <w:tc>
+          <w:tcPr>
+            <w:tcW w:type="dxa" w:w="794"/>
+            <w:shd w:val="clear" w:color="auto" w:fill="F0F6FF"/>
+            <w:tcBorders>
+              <w:top w:val="single" w:sz="4" w:space="0" w:color="CCCCCC"/>
+              <w:left w:val="single" w:sz="4" w:space="0" w:color="CCCCCC"/>
+              <w:bottom w:val="single" w:sz="4" w:space="0" w:color="CCCCCC"/>
+              <w:right w:val="single" w:sz="4" w:space="0" w:color="CCCCCC"/>
+            </w:tcBorders>
+          </w:tcPr>
+          <w:p>
+            <w:r>
+              <w:rPr>
+                <w:b/>
+                <w:color w:val="0D4A8C"/>
+                <w:sz w:val="15"/>
+              </w:rPr>
+              <w:t>U-50b</w:t>
+            </w:r>
+          </w:p>
+        </w:tc>
+        <w:tc>
+          <w:tcPr>
+            <w:tcW w:type="dxa" w:w="1984"/>
+            <w:shd w:val="clear" w:color="auto" w:fill="F0F6FF"/>
+            <w:tcBorders>
+              <w:top w:val="single" w:sz="4" w:space="0" w:color="CCCCCC"/>
+              <w:left w:val="single" w:sz="4" w:space="0" w:color="CCCCCC"/>
+              <w:bottom w:val="single" w:sz="4" w:space="0" w:color="CCCCCC"/>
+              <w:right w:val="single" w:sz="4" w:space="0" w:color="CCCCCC"/>
+            </w:tcBorders>
+          </w:tcPr>
+          <w:p>
+            <w:r>
+              <w:rPr>
+                <w:sz w:val="15"/>
+              </w:rPr>
+              <w:t>ความคืบหน้างาน (Job Progress)</w:t>
+            </w:r>
+          </w:p>
+        </w:tc>
+        <w:tc>
+          <w:tcPr>
+            <w:tcW w:type="dxa" w:w="1701"/>
+            <w:shd w:val="clear" w:color="auto" w:fill="F0F6FF"/>
+            <w:tcBorders>
+              <w:top w:val="single" w:sz="4" w:space="0" w:color="CCCCCC"/>
+              <w:left w:val="single" w:sz="4" w:space="0" w:color="CCCCCC"/>
+              <w:bottom w:val="single" w:sz="4" w:space="0" w:color="CCCCCC"/>
+              <w:right w:val="single" w:sz="4" w:space="0" w:color="CCCCCC"/>
+            </w:tcBorders>
+          </w:tcPr>
+          <w:p>
+            <w:r>
+              <w:rPr>
+                <w:sz w:val="15"/>
+              </w:rPr>
+              <w:t>U-50a job detail</w:t>
+            </w:r>
+          </w:p>
+        </w:tc>
+        <w:tc>
+          <w:tcPr>
+            <w:tcW w:type="dxa" w:w="1701"/>
+            <w:shd w:val="clear" w:color="auto" w:fill="F0F6FF"/>
+            <w:tcBorders>
+              <w:top w:val="single" w:sz="4" w:space="0" w:color="CCCCCC"/>
+              <w:left w:val="single" w:sz="4" w:space="0" w:color="CCCCCC"/>
+              <w:bottom w:val="single" w:sz="4" w:space="0" w:color="CCCCCC"/>
+              <w:right w:val="single" w:sz="4" w:space="0" w:color="CCCCCC"/>
+            </w:tcBorders>
+          </w:tcPr>
+          <w:p>
+            <w:r>
+              <w:rPr>
+                <w:sz w:val="15"/>
+              </w:rPr>
+              <w:t>ดู progress step-by-step ของงาน</w:t>
+            </w:r>
+          </w:p>
+        </w:tc>
+        <w:tc>
+          <w:tcPr>
+            <w:tcW w:type="dxa" w:w="1701"/>
+            <w:shd w:val="clear" w:color="auto" w:fill="F0F6FF"/>
+            <w:tcBorders>
+              <w:top w:val="single" w:sz="4" w:space="0" w:color="CCCCCC"/>
+              <w:left w:val="single" w:sz="4" w:space="0" w:color="CCCCCC"/>
+              <w:bottom w:val="single" w:sz="4" w:space="0" w:color="CCCCCC"/>
+              <w:right w:val="single" w:sz="4" w:space="0" w:color="CCCCCC"/>
+            </w:tcBorders>
+          </w:tcPr>
+          <w:p>
+            <w:r>
+              <w:rPr>
+                <w:sz w:val="15"/>
+              </w:rPr>
+              <w:t>U-50a กลับ detail</w:t>
+            </w:r>
+          </w:p>
+        </w:tc>
+        <w:tc>
+          <w:tcPr>
+            <w:tcW w:type="dxa" w:w="1474"/>
+            <w:shd w:val="clear" w:color="auto" w:fill="F0F6FF"/>
+            <w:tcBorders>
+              <w:top w:val="single" w:sz="4" w:space="0" w:color="CCCCCC"/>
+              <w:left w:val="single" w:sz="4" w:space="0" w:color="CCCCCC"/>
+              <w:bottom w:val="single" w:sz="4" w:space="0" w:color="CCCCCC"/>
+              <w:right w:val="single" w:sz="4" w:space="0" w:color="CCCCCC"/>
+            </w:tcBorders>
+          </w:tcPr>
+          <w:p>
+            <w:r>
+              <w:rPr>
+                <w:sz w:val="15"/>
+              </w:rPr>
+              <w:t>WeeeR: R-12 progress update</w:t>
+            </w:r>
+          </w:p>
+        </w:tc>
+        <w:tc>
+          <w:tcPr>
+            <w:tcW w:type="dxa" w:w="794"/>
+            <w:shd w:val="clear" w:color="auto" w:fill="F0F6FF"/>
+            <w:tcBorders>
+              <w:top w:val="single" w:sz="4" w:space="0" w:color="CCCCCC"/>
+              <w:left w:val="single" w:sz="4" w:space="0" w:color="CCCCCC"/>
+              <w:bottom w:val="single" w:sz="4" w:space="0" w:color="CCCCCC"/>
+              <w:right w:val="single" w:sz="4" w:space="0" w:color="CCCCCC"/>
+            </w:tcBorders>
+          </w:tcPr>
+          <w:p>
+            <w:r>
+              <w:rPr>
+                <w:sz w:val="15"/>
+              </w:rPr>
+              <w:t>C/M</w:t>
+            </w:r>
+          </w:p>
+        </w:tc>
+        <w:tc>
+          <w:tcPr>
+            <w:tcW w:type="dxa" w:w="2551"/>
+            <w:shd w:val="clear" w:color="auto" w:fill="F0F6FF"/>
+            <w:tcBorders>
+              <w:top w:val="single" w:sz="4" w:space="0" w:color="CCCCCC"/>
+              <w:left w:val="single" w:sz="4" w:space="0" w:color="CCCCCC"/>
+              <w:bottom w:val="single" w:sz="4" w:space="0" w:color="CCCCCC"/>
+              <w:right w:val="single" w:sz="4" w:space="0" w:color="CCCCCC"/>
+            </w:tcBorders>
+          </w:tcPr>
+          <w:p>
+            <w:r>
+              <w:rPr>
+                <w:sz w:val="15"/>
+              </w:rPr>
+              <w:t>timeline steps · status badge · ETA</w:t>
+            </w:r>
+          </w:p>
+        </w:tc>
+        <w:tc>
+          <w:tcPr>
+            <w:tcW w:type="dxa" w:w="2154"/>
+            <w:shd w:val="clear" w:color="auto" w:fill="F0F6FF"/>
+            <w:tcBorders>
+              <w:top w:val="single" w:sz="4" w:space="0" w:color="CCCCCC"/>
+              <w:left w:val="single" w:sz="4" w:space="0" w:color="CCCCCC"/>
+              <w:bottom w:val="single" w:sz="4" w:space="0" w:color="CCCCCC"/>
+              <w:right w:val="single" w:sz="4" w:space="0" w:color="CCCCCC"/>
+            </w:tcBorders>
+          </w:tcPr>
+          <w:p>
+            <w:r>
+              <w:rPr>
+                <w:color w:val="0070C0"/>
+                <w:sz w:val="15"/>
+                <w:u w:val="single"/>
+              </w:rPr>
+              <w:t>http://localhost:3002/jobs/j001/progress</w:t>
+            </w:r>
+          </w:p>
+        </w:tc>
+      </w:tr>
+      <w:tr>
+        <w:tc>
+          <w:tcPr>
+            <w:tcW w:type="dxa" w:w="794"/>
+            <w:shd w:val="clear" w:color="auto" w:fill="F0F8F0"/>
+            <w:tcBorders>
+              <w:top w:val="single" w:sz="4" w:space="0" w:color="CCCCCC"/>
+              <w:left w:val="single" w:sz="4" w:space="0" w:color="CCCCCC"/>
+              <w:bottom w:val="single" w:sz="4" w:space="0" w:color="CCCCCC"/>
+              <w:right w:val="single" w:sz="4" w:space="0" w:color="CCCCCC"/>
+            </w:tcBorders>
+          </w:tcPr>
+          <w:p>
+            <w:r>
+              <w:rPr>
+                <w:b/>
+                <w:color w:val="1A5276"/>
+                <w:sz w:val="15"/>
+              </w:rPr>
+              <w:t>U-02b</w:t>
+            </w:r>
+          </w:p>
+        </w:tc>
+        <w:tc>
+          <w:tcPr>
+            <w:tcW w:type="dxa" w:w="1984"/>
+            <w:shd w:val="clear" w:color="auto" w:fill="F0F8F0"/>
+            <w:tcBorders>
+              <w:top w:val="single" w:sz="4" w:space="0" w:color="CCCCCC"/>
+              <w:left w:val="single" w:sz="4" w:space="0" w:color="CCCCCC"/>
+              <w:bottom w:val="single" w:sz="4" w:space="0" w:color="CCCCCC"/>
+              <w:right w:val="single" w:sz="4" w:space="0" w:color="CCCCCC"/>
+            </w:tcBorders>
+          </w:tcPr>
+          <w:p>
+            <w:r>
+              <w:rPr>
+                <w:sz w:val="15"/>
+              </w:rPr>
+              <w:t>เลือกร้าน Walk-in (Repair Walk-in Select Shop)</w:t>
+            </w:r>
+          </w:p>
+        </w:tc>
+        <w:tc>
+          <w:tcPr>
+            <w:tcW w:type="dxa" w:w="1701"/>
+            <w:shd w:val="clear" w:color="auto" w:fill="F0F8F0"/>
+            <w:tcBorders>
+              <w:top w:val="single" w:sz="4" w:space="0" w:color="CCCCCC"/>
+              <w:left w:val="single" w:sz="4" w:space="0" w:color="CCCCCC"/>
+              <w:bottom w:val="single" w:sz="4" w:space="0" w:color="CCCCCC"/>
+              <w:right w:val="single" w:sz="4" w:space="0" w:color="CCCCCC"/>
+            </w:tcBorders>
+          </w:tcPr>
+          <w:p>
+            <w:r>
+              <w:rPr>
+                <w:sz w:val="15"/>
+              </w:rPr>
+              <w:t>U-02 repair home (กด walk-in)</w:t>
+            </w:r>
+          </w:p>
+        </w:tc>
+        <w:tc>
+          <w:tcPr>
+            <w:tcW w:type="dxa" w:w="1701"/>
+            <w:shd w:val="clear" w:color="auto" w:fill="F0F8F0"/>
+            <w:tcBorders>
+              <w:top w:val="single" w:sz="4" w:space="0" w:color="CCCCCC"/>
+              <w:left w:val="single" w:sz="4" w:space="0" w:color="CCCCCC"/>
+              <w:bottom w:val="single" w:sz="4" w:space="0" w:color="CCCCCC"/>
+              <w:right w:val="single" w:sz="4" w:space="0" w:color="CCCCCC"/>
+            </w:tcBorders>
+          </w:tcPr>
+          <w:p>
+            <w:r>
+              <w:rPr>
+                <w:sz w:val="15"/>
+              </w:rPr>
+              <w:t>ผู้ใช้เลือกร้านซ่อมสำหรับนำฝาก (C1)</w:t>
+            </w:r>
+          </w:p>
+        </w:tc>
+        <w:tc>
+          <w:tcPr>
+            <w:tcW w:type="dxa" w:w="1701"/>
+            <w:shd w:val="clear" w:color="auto" w:fill="F0F8F0"/>
+            <w:tcBorders>
+              <w:top w:val="single" w:sz="4" w:space="0" w:color="CCCCCC"/>
+              <w:left w:val="single" w:sz="4" w:space="0" w:color="CCCCCC"/>
+              <w:bottom w:val="single" w:sz="4" w:space="0" w:color="CCCCCC"/>
+              <w:right w:val="single" w:sz="4" w:space="0" w:color="CCCCCC"/>
+            </w:tcBorders>
+          </w:tcPr>
+          <w:p>
+            <w:r>
+              <w:rPr>
+                <w:sz w:val="15"/>
+              </w:rPr>
+              <w:t>U-03 repair-create (shop pre-fill)</w:t>
+            </w:r>
+          </w:p>
+        </w:tc>
+        <w:tc>
+          <w:tcPr>
+            <w:tcW w:type="dxa" w:w="1474"/>
+            <w:shd w:val="clear" w:color="auto" w:fill="F0F8F0"/>
+            <w:tcBorders>
+              <w:top w:val="single" w:sz="4" w:space="0" w:color="CCCCCC"/>
+              <w:left w:val="single" w:sz="4" w:space="0" w:color="CCCCCC"/>
+              <w:bottom w:val="single" w:sz="4" w:space="0" w:color="CCCCCC"/>
+              <w:right w:val="single" w:sz="4" w:space="0" w:color="CCCCCC"/>
+            </w:tcBorders>
+          </w:tcPr>
+          <w:p>
+            <w:r>
+              <w:rPr>
+                <w:sz w:val="15"/>
+              </w:rPr>
+              <w:t>WeeeR: R-06 รับงาน Walk-in</w:t>
+            </w:r>
+          </w:p>
+        </w:tc>
+        <w:tc>
+          <w:tcPr>
+            <w:tcW w:type="dxa" w:w="794"/>
+            <w:shd w:val="clear" w:color="auto" w:fill="F0F8F0"/>
+            <w:tcBorders>
+              <w:top w:val="single" w:sz="4" w:space="0" w:color="CCCCCC"/>
+              <w:left w:val="single" w:sz="4" w:space="0" w:color="CCCCCC"/>
+              <w:bottom w:val="single" w:sz="4" w:space="0" w:color="CCCCCC"/>
+              <w:right w:val="single" w:sz="4" w:space="0" w:color="CCCCCC"/>
+            </w:tcBorders>
+          </w:tcPr>
+          <w:p>
+            <w:r>
+              <w:rPr>
+                <w:sz w:val="15"/>
+              </w:rPr>
+              <w:t>C1</w:t>
+            </w:r>
+          </w:p>
+        </w:tc>
+        <w:tc>
+          <w:tcPr>
+            <w:tcW w:type="dxa" w:w="2551"/>
+            <w:shd w:val="clear" w:color="auto" w:fill="F0F8F0"/>
+            <w:tcBorders>
+              <w:top w:val="single" w:sz="4" w:space="0" w:color="CCCCCC"/>
+              <w:left w:val="single" w:sz="4" w:space="0" w:color="CCCCCC"/>
+              <w:bottom w:val="single" w:sz="4" w:space="0" w:color="CCCCCC"/>
+              <w:right w:val="single" w:sz="4" w:space="0" w:color="CCCCCC"/>
+            </w:tcBorders>
+          </w:tcPr>
+          <w:p>
+            <w:r>
+              <w:rPr>
+                <w:sz w:val="15"/>
+              </w:rPr>
+              <w:t>list ร้านซ่อมใกล้เคียง · rating · เวลาเปิด · กด confirm</w:t>
+            </w:r>
+          </w:p>
+        </w:tc>
+        <w:tc>
+          <w:tcPr>
+            <w:tcW w:type="dxa" w:w="2154"/>
+            <w:shd w:val="clear" w:color="auto" w:fill="F0F8F0"/>
+            <w:tcBorders>
+              <w:top w:val="single" w:sz="4" w:space="0" w:color="CCCCCC"/>
+              <w:left w:val="single" w:sz="4" w:space="0" w:color="CCCCCC"/>
+              <w:bottom w:val="single" w:sz="4" w:space="0" w:color="CCCCCC"/>
+              <w:right w:val="single" w:sz="4" w:space="0" w:color="CCCCCC"/>
+            </w:tcBorders>
+          </w:tcPr>
+          <w:p>
+            <w:r>
+              <w:rPr>
+                <w:color w:val="0070C0"/>
+                <w:sz w:val="15"/>
+                <w:u w:val="single"/>
+              </w:rPr>
+              <w:t>http://localhost:3002/repair/walk-in/select-shop</w:t>
+            </w:r>
+          </w:p>
+        </w:tc>
+      </w:tr>
+      <w:tr>
+        <w:tc>
+          <w:tcPr>
+            <w:tcW w:type="dxa" w:w="794"/>
+            <w:shd w:val="clear" w:color="auto" w:fill="E8F5E8"/>
+            <w:tcBorders>
+              <w:top w:val="single" w:sz="4" w:space="0" w:color="CCCCCC"/>
+              <w:left w:val="single" w:sz="4" w:space="0" w:color="CCCCCC"/>
+              <w:bottom w:val="single" w:sz="4" w:space="0" w:color="CCCCCC"/>
+              <w:right w:val="single" w:sz="4" w:space="0" w:color="CCCCCC"/>
+            </w:tcBorders>
+          </w:tcPr>
+          <w:p>
+            <w:r>
+              <w:rPr>
+                <w:b/>
+                <w:color w:val="1A5276"/>
+                <w:sz w:val="15"/>
+              </w:rPr>
+              <w:t>U-02c</w:t>
+            </w:r>
+          </w:p>
+        </w:tc>
+        <w:tc>
+          <w:tcPr>
+            <w:tcW w:type="dxa" w:w="1984"/>
+            <w:shd w:val="clear" w:color="auto" w:fill="E8F5E8"/>
+            <w:tcBorders>
+              <w:top w:val="single" w:sz="4" w:space="0" w:color="CCCCCC"/>
+              <w:left w:val="single" w:sz="4" w:space="0" w:color="CCCCCC"/>
+              <w:bottom w:val="single" w:sz="4" w:space="0" w:color="CCCCCC"/>
+              <w:right w:val="single" w:sz="4" w:space="0" w:color="CCCCCC"/>
+            </w:tcBorders>
+          </w:tcPr>
+          <w:p>
+            <w:r>
+              <w:rPr>
+                <w:sz w:val="15"/>
+              </w:rPr>
+              <w:t>นัด Pickup (Repair Pickup Schedule)</w:t>
+            </w:r>
+          </w:p>
+        </w:tc>
+        <w:tc>
+          <w:tcPr>
+            <w:tcW w:type="dxa" w:w="1701"/>
+            <w:shd w:val="clear" w:color="auto" w:fill="E8F5E8"/>
+            <w:tcBorders>
+              <w:top w:val="single" w:sz="4" w:space="0" w:color="CCCCCC"/>
+              <w:left w:val="single" w:sz="4" w:space="0" w:color="CCCCCC"/>
+              <w:bottom w:val="single" w:sz="4" w:space="0" w:color="CCCCCC"/>
+              <w:right w:val="single" w:sz="4" w:space="0" w:color="CCCCCC"/>
+            </w:tcBorders>
+          </w:tcPr>
+          <w:p>
+            <w:r>
+              <w:rPr>
+                <w:sz w:val="15"/>
+              </w:rPr>
+              <w:t>U-02 repair home (กด pickup)</w:t>
+            </w:r>
+          </w:p>
+        </w:tc>
+        <w:tc>
+          <w:tcPr>
+            <w:tcW w:type="dxa" w:w="1701"/>
+            <w:shd w:val="clear" w:color="auto" w:fill="E8F5E8"/>
+            <w:tcBorders>
+              <w:top w:val="single" w:sz="4" w:space="0" w:color="CCCCCC"/>
+              <w:left w:val="single" w:sz="4" w:space="0" w:color="CCCCCC"/>
+              <w:bottom w:val="single" w:sz="4" w:space="0" w:color="CCCCCC"/>
+              <w:right w:val="single" w:sz="4" w:space="0" w:color="CCCCCC"/>
+            </w:tcBorders>
+          </w:tcPr>
+          <w:p>
+            <w:r>
+              <w:rPr>
+                <w:sz w:val="15"/>
+              </w:rPr>
+              <w:t>ผู้ใช้นัดเวลาช่างมารับเครื่อง (C2 pickup)</w:t>
+            </w:r>
+          </w:p>
+        </w:tc>
+        <w:tc>
+          <w:tcPr>
+            <w:tcW w:type="dxa" w:w="1701"/>
+            <w:shd w:val="clear" w:color="auto" w:fill="E8F5E8"/>
+            <w:tcBorders>
+              <w:top w:val="single" w:sz="4" w:space="0" w:color="CCCCCC"/>
+              <w:left w:val="single" w:sz="4" w:space="0" w:color="CCCCCC"/>
+              <w:bottom w:val="single" w:sz="4" w:space="0" w:color="CCCCCC"/>
+              <w:right w:val="single" w:sz="4" w:space="0" w:color="CCCCCC"/>
+            </w:tcBorders>
+          </w:tcPr>
+          <w:p>
+            <w:r>
+              <w:rPr>
+                <w:sz w:val="15"/>
+              </w:rPr>
+              <w:t>U-03 repair-create (schedule pre-fill)</w:t>
+            </w:r>
+          </w:p>
+        </w:tc>
+        <w:tc>
+          <w:tcPr>
+            <w:tcW w:type="dxa" w:w="1474"/>
+            <w:shd w:val="clear" w:color="auto" w:fill="E8F5E8"/>
+            <w:tcBorders>
+              <w:top w:val="single" w:sz="4" w:space="0" w:color="CCCCCC"/>
+              <w:left w:val="single" w:sz="4" w:space="0" w:color="CCCCCC"/>
+              <w:bottom w:val="single" w:sz="4" w:space="0" w:color="CCCCCC"/>
+              <w:right w:val="single" w:sz="4" w:space="0" w:color="CCCCCC"/>
+            </w:tcBorders>
+          </w:tcPr>
+          <w:p>
+            <w:r>
+              <w:rPr>
+                <w:sz w:val="15"/>
+              </w:rPr>
+              <w:t>WeeeR: R-07 REPAIR-PARCEL-QUEUE</w:t>
+            </w:r>
+          </w:p>
+        </w:tc>
+        <w:tc>
+          <w:tcPr>
+            <w:tcW w:type="dxa" w:w="794"/>
+            <w:shd w:val="clear" w:color="auto" w:fill="E8F5E8"/>
+            <w:tcBorders>
+              <w:top w:val="single" w:sz="4" w:space="0" w:color="CCCCCC"/>
+              <w:left w:val="single" w:sz="4" w:space="0" w:color="CCCCCC"/>
+              <w:bottom w:val="single" w:sz="4" w:space="0" w:color="CCCCCC"/>
+              <w:right w:val="single" w:sz="4" w:space="0" w:color="CCCCCC"/>
+            </w:tcBorders>
+          </w:tcPr>
+          <w:p>
+            <w:r>
+              <w:rPr>
+                <w:sz w:val="15"/>
+              </w:rPr>
+              <w:t>C2</w:t>
+            </w:r>
+          </w:p>
+        </w:tc>
+        <w:tc>
+          <w:tcPr>
+            <w:tcW w:type="dxa" w:w="2551"/>
+            <w:shd w:val="clear" w:color="auto" w:fill="E8F5E8"/>
+            <w:tcBorders>
+              <w:top w:val="single" w:sz="4" w:space="0" w:color="CCCCCC"/>
+              <w:left w:val="single" w:sz="4" w:space="0" w:color="CCCCCC"/>
+              <w:bottom w:val="single" w:sz="4" w:space="0" w:color="CCCCCC"/>
+              <w:right w:val="single" w:sz="4" w:space="0" w:color="CCCCCC"/>
+            </w:tcBorders>
+          </w:tcPr>
+          <w:p>
+            <w:r>
+              <w:rPr>
+                <w:sz w:val="15"/>
+              </w:rPr>
+              <w:t>ปฏิทิน slot · time picker · confirm นัด</w:t>
+            </w:r>
+          </w:p>
+        </w:tc>
+        <w:tc>
+          <w:tcPr>
+            <w:tcW w:type="dxa" w:w="2154"/>
+            <w:shd w:val="clear" w:color="auto" w:fill="E8F5E8"/>
+            <w:tcBorders>
+              <w:top w:val="single" w:sz="4" w:space="0" w:color="CCCCCC"/>
+              <w:left w:val="single" w:sz="4" w:space="0" w:color="CCCCCC"/>
+              <w:bottom w:val="single" w:sz="4" w:space="0" w:color="CCCCCC"/>
+              <w:right w:val="single" w:sz="4" w:space="0" w:color="CCCCCC"/>
+            </w:tcBorders>
+          </w:tcPr>
+          <w:p>
+            <w:r>
+              <w:rPr>
+                <w:color w:val="0070C0"/>
+                <w:sz w:val="15"/>
+                <w:u w:val="single"/>
+              </w:rPr>
+              <w:t>http://localhost:3002/repair/pickup/schedule</w:t>
+            </w:r>
+          </w:p>
+        </w:tc>
+      </w:tr>
+      <w:tr>
+        <w:tc>
+          <w:tcPr>
+            <w:tcW w:type="dxa" w:w="794"/>
+            <w:shd w:val="clear" w:color="auto" w:fill="F0F8F0"/>
+            <w:tcBorders>
+              <w:top w:val="single" w:sz="4" w:space="0" w:color="CCCCCC"/>
+              <w:left w:val="single" w:sz="4" w:space="0" w:color="CCCCCC"/>
+              <w:bottom w:val="single" w:sz="4" w:space="0" w:color="CCCCCC"/>
+              <w:right w:val="single" w:sz="4" w:space="0" w:color="CCCCCC"/>
+            </w:tcBorders>
+          </w:tcPr>
+          <w:p>
+            <w:r>
+              <w:rPr>
+                <w:b/>
+                <w:color w:val="1A5276"/>
+                <w:sz w:val="15"/>
+              </w:rPr>
+              <w:t>U-09b</w:t>
+            </w:r>
+          </w:p>
+        </w:tc>
+        <w:tc>
+          <w:tcPr>
+            <w:tcW w:type="dxa" w:w="1984"/>
+            <w:shd w:val="clear" w:color="auto" w:fill="F0F8F0"/>
+            <w:tcBorders>
+              <w:top w:val="single" w:sz="4" w:space="0" w:color="CCCCCC"/>
+              <w:left w:val="single" w:sz="4" w:space="0" w:color="CCCCCC"/>
+              <w:bottom w:val="single" w:sz="4" w:space="0" w:color="CCCCCC"/>
+              <w:right w:val="single" w:sz="4" w:space="0" w:color="CCCCCC"/>
+            </w:tcBorders>
+          </w:tcPr>
+          <w:p>
+            <w:r>
+              <w:rPr>
+                <w:sz w:val="15"/>
+              </w:rPr>
+              <w:t>ร้องเรียน/dispute (Repair Dispute)</w:t>
+            </w:r>
+          </w:p>
+        </w:tc>
+        <w:tc>
+          <w:tcPr>
+            <w:tcW w:type="dxa" w:w="1701"/>
+            <w:shd w:val="clear" w:color="auto" w:fill="F0F8F0"/>
+            <w:tcBorders>
+              <w:top w:val="single" w:sz="4" w:space="0" w:color="CCCCCC"/>
+              <w:left w:val="single" w:sz="4" w:space="0" w:color="CCCCCC"/>
+              <w:bottom w:val="single" w:sz="4" w:space="0" w:color="CCCCCC"/>
+              <w:right w:val="single" w:sz="4" w:space="0" w:color="CCCCCC"/>
+            </w:tcBorders>
+          </w:tcPr>
+          <w:p>
+            <w:r>
+              <w:rPr>
+                <w:sz w:val="15"/>
+              </w:rPr>
+              <w:t>U-09 review (ไม่พอใจ)</w:t>
+            </w:r>
+          </w:p>
+        </w:tc>
+        <w:tc>
+          <w:tcPr>
+            <w:tcW w:type="dxa" w:w="1701"/>
+            <w:shd w:val="clear" w:color="auto" w:fill="F0F8F0"/>
+            <w:tcBorders>
+              <w:top w:val="single" w:sz="4" w:space="0" w:color="CCCCCC"/>
+              <w:left w:val="single" w:sz="4" w:space="0" w:color="CCCCCC"/>
+              <w:bottom w:val="single" w:sz="4" w:space="0" w:color="CCCCCC"/>
+              <w:right w:val="single" w:sz="4" w:space="0" w:color="CCCCCC"/>
+            </w:tcBorders>
+          </w:tcPr>
+          <w:p>
+            <w:r>
+              <w:rPr>
+                <w:sz w:val="15"/>
+              </w:rPr>
+              <w:t>ผู้ใช้ไม่พอใจผลงานซ่อม → เปิด dispute</w:t>
+            </w:r>
+          </w:p>
+        </w:tc>
+        <w:tc>
+          <w:tcPr>
+            <w:tcW w:type="dxa" w:w="1701"/>
+            <w:shd w:val="clear" w:color="auto" w:fill="F0F8F0"/>
+            <w:tcBorders>
+              <w:top w:val="single" w:sz="4" w:space="0" w:color="CCCCCC"/>
+              <w:left w:val="single" w:sz="4" w:space="0" w:color="CCCCCC"/>
+              <w:bottom w:val="single" w:sz="4" w:space="0" w:color="CCCCCC"/>
+              <w:right w:val="single" w:sz="4" w:space="0" w:color="CCCCCC"/>
+            </w:tcBorders>
+          </w:tcPr>
+          <w:p>
+            <w:r>
+              <w:rPr>
+                <w:sz w:val="15"/>
+              </w:rPr>
+              <w:t>Admin: dispute queue</w:t>
+            </w:r>
+          </w:p>
+        </w:tc>
+        <w:tc>
+          <w:tcPr>
+            <w:tcW w:type="dxa" w:w="1474"/>
+            <w:shd w:val="clear" w:color="auto" w:fill="F0F8F0"/>
+            <w:tcBorders>
+              <w:top w:val="single" w:sz="4" w:space="0" w:color="CCCCCC"/>
+              <w:left w:val="single" w:sz="4" w:space="0" w:color="CCCCCC"/>
+              <w:bottom w:val="single" w:sz="4" w:space="0" w:color="CCCCCC"/>
+              <w:right w:val="single" w:sz="4" w:space="0" w:color="CCCCCC"/>
+            </w:tcBorders>
+          </w:tcPr>
+          <w:p>
+            <w:r>
+              <w:rPr>
+                <w:sz w:val="15"/>
+              </w:rPr>
+              <w:t>WeeeR: รับ dispute · Admin: A-07</w:t>
+            </w:r>
+          </w:p>
+        </w:tc>
+        <w:tc>
+          <w:tcPr>
+            <w:tcW w:type="dxa" w:w="794"/>
+            <w:shd w:val="clear" w:color="auto" w:fill="F0F8F0"/>
+            <w:tcBorders>
+              <w:top w:val="single" w:sz="4" w:space="0" w:color="CCCCCC"/>
+              <w:left w:val="single" w:sz="4" w:space="0" w:color="CCCCCC"/>
+              <w:bottom w:val="single" w:sz="4" w:space="0" w:color="CCCCCC"/>
+              <w:right w:val="single" w:sz="4" w:space="0" w:color="CCCCCC"/>
+            </w:tcBorders>
+          </w:tcPr>
+          <w:p>
+            <w:r>
+              <w:rPr>
+                <w:sz w:val="15"/>
+              </w:rPr>
+              <w:t>C1-C4</w:t>
+            </w:r>
+          </w:p>
+        </w:tc>
+        <w:tc>
+          <w:tcPr>
+            <w:tcW w:type="dxa" w:w="2551"/>
+            <w:shd w:val="clear" w:color="auto" w:fill="F0F8F0"/>
+            <w:tcBorders>
+              <w:top w:val="single" w:sz="4" w:space="0" w:color="CCCCCC"/>
+              <w:left w:val="single" w:sz="4" w:space="0" w:color="CCCCCC"/>
+              <w:bottom w:val="single" w:sz="4" w:space="0" w:color="CCCCCC"/>
+              <w:right w:val="single" w:sz="4" w:space="0" w:color="CCCCCC"/>
+            </w:tcBorders>
+          </w:tcPr>
+          <w:p>
+            <w:r>
+              <w:rPr>
+                <w:sz w:val="15"/>
+              </w:rPr>
+              <w:t>เหตุผล dispute · รูปประกอบ · BE จังหวะ2</w:t>
+            </w:r>
+          </w:p>
+        </w:tc>
+        <w:tc>
+          <w:tcPr>
+            <w:tcW w:type="dxa" w:w="2154"/>
+            <w:shd w:val="clear" w:color="auto" w:fill="F0F8F0"/>
+            <w:tcBorders>
+              <w:top w:val="single" w:sz="4" w:space="0" w:color="CCCCCC"/>
+              <w:left w:val="single" w:sz="4" w:space="0" w:color="CCCCCC"/>
+              <w:bottom w:val="single" w:sz="4" w:space="0" w:color="CCCCCC"/>
+              <w:right w:val="single" w:sz="4" w:space="0" w:color="CCCCCC"/>
+            </w:tcBorders>
+          </w:tcPr>
+          <w:p>
+            <w:r>
+              <w:rPr>
+                <w:color w:val="0070C0"/>
+                <w:sz w:val="15"/>
+                <w:u w:val="single"/>
+              </w:rPr>
+              <w:t>http://localhost:3002/repair/c001/dispute</w:t>
+            </w:r>
+          </w:p>
+        </w:tc>
+      </w:tr>
+      <w:tr>
+        <w:tc>
+          <w:tcPr>
+            <w:tcW w:type="dxa" w:w="794"/>
+            <w:shd w:val="clear" w:color="auto" w:fill="E8F5E8"/>
+            <w:tcBorders>
+              <w:top w:val="single" w:sz="4" w:space="0" w:color="CCCCCC"/>
+              <w:left w:val="single" w:sz="4" w:space="0" w:color="CCCCCC"/>
+              <w:bottom w:val="single" w:sz="4" w:space="0" w:color="CCCCCC"/>
+              <w:right w:val="single" w:sz="4" w:space="0" w:color="CCCCCC"/>
+            </w:tcBorders>
+          </w:tcPr>
+          <w:p>
+            <w:r>
+              <w:rPr>
+                <w:b/>
+                <w:color w:val="1A5276"/>
+                <w:sz w:val="15"/>
+              </w:rPr>
+              <w:t>U-09c</w:t>
+            </w:r>
+          </w:p>
+        </w:tc>
+        <w:tc>
+          <w:tcPr>
+            <w:tcW w:type="dxa" w:w="1984"/>
+            <w:shd w:val="clear" w:color="auto" w:fill="E8F5E8"/>
+            <w:tcBorders>
+              <w:top w:val="single" w:sz="4" w:space="0" w:color="CCCCCC"/>
+              <w:left w:val="single" w:sz="4" w:space="0" w:color="CCCCCC"/>
+              <w:bottom w:val="single" w:sz="4" w:space="0" w:color="CCCCCC"/>
+              <w:right w:val="single" w:sz="4" w:space="0" w:color="CCCCCC"/>
+            </w:tcBorders>
+          </w:tcPr>
+          <w:p>
+            <w:r>
+              <w:rPr>
+                <w:sz w:val="15"/>
+              </w:rPr>
+              <w:t>อนุมัติเข้าร้าน (Repair Approve Entry)</w:t>
+            </w:r>
+          </w:p>
+        </w:tc>
+        <w:tc>
+          <w:tcPr>
+            <w:tcW w:type="dxa" w:w="1701"/>
+            <w:shd w:val="clear" w:color="auto" w:fill="E8F5E8"/>
+            <w:tcBorders>
+              <w:top w:val="single" w:sz="4" w:space="0" w:color="CCCCCC"/>
+              <w:left w:val="single" w:sz="4" w:space="0" w:color="CCCCCC"/>
+              <w:bottom w:val="single" w:sz="4" w:space="0" w:color="CCCCCC"/>
+              <w:right w:val="single" w:sz="4" w:space="0" w:color="CCCCCC"/>
+            </w:tcBorders>
+          </w:tcPr>
+          <w:p>
+            <w:r>
+              <w:rPr>
+                <w:sz w:val="15"/>
+              </w:rPr>
+              <w:t>U-06 progress (C2 walk-in · ช่างมาถึง)</w:t>
+            </w:r>
+          </w:p>
+        </w:tc>
+        <w:tc>
+          <w:tcPr>
+            <w:tcW w:type="dxa" w:w="1701"/>
+            <w:shd w:val="clear" w:color="auto" w:fill="E8F5E8"/>
+            <w:tcBorders>
+              <w:top w:val="single" w:sz="4" w:space="0" w:color="CCCCCC"/>
+              <w:left w:val="single" w:sz="4" w:space="0" w:color="CCCCCC"/>
+              <w:bottom w:val="single" w:sz="4" w:space="0" w:color="CCCCCC"/>
+              <w:right w:val="single" w:sz="4" w:space="0" w:color="CCCCCC"/>
+            </w:tcBorders>
+          </w:tcPr>
+          <w:p>
+            <w:r>
+              <w:rPr>
+                <w:sz w:val="15"/>
+              </w:rPr>
+              <w:t>ลูกค้ายืนยันอนุมัติให้ช่างเข้าตรวจ</w:t>
+            </w:r>
+          </w:p>
+        </w:tc>
+        <w:tc>
+          <w:tcPr>
+            <w:tcW w:type="dxa" w:w="1701"/>
+            <w:shd w:val="clear" w:color="auto" w:fill="E8F5E8"/>
+            <w:tcBorders>
+              <w:top w:val="single" w:sz="4" w:space="0" w:color="CCCCCC"/>
+              <w:left w:val="single" w:sz="4" w:space="0" w:color="CCCCCC"/>
+              <w:bottom w:val="single" w:sz="4" w:space="0" w:color="CCCCCC"/>
+              <w:right w:val="single" w:sz="4" w:space="0" w:color="CCCCCC"/>
+            </w:tcBorders>
+          </w:tcPr>
+          <w:p>
+            <w:r>
+              <w:rPr>
+                <w:sz w:val="15"/>
+              </w:rPr>
+              <w:t>U-06 กลับ progress</w:t>
+            </w:r>
+          </w:p>
+        </w:tc>
+        <w:tc>
+          <w:tcPr>
+            <w:tcW w:type="dxa" w:w="1474"/>
+            <w:shd w:val="clear" w:color="auto" w:fill="E8F5E8"/>
+            <w:tcBorders>
+              <w:top w:val="single" w:sz="4" w:space="0" w:color="CCCCCC"/>
+              <w:left w:val="single" w:sz="4" w:space="0" w:color="CCCCCC"/>
+              <w:bottom w:val="single" w:sz="4" w:space="0" w:color="CCCCCC"/>
+              <w:right w:val="single" w:sz="4" w:space="0" w:color="CCCCCC"/>
+            </w:tcBorders>
+          </w:tcPr>
+          <w:p>
+            <w:r>
+              <w:rPr>
+                <w:sz w:val="15"/>
+              </w:rPr>
+              <w:t>WeeeR: R-11 รับอนุมัติ</w:t>
+            </w:r>
+          </w:p>
+        </w:tc>
+        <w:tc>
+          <w:tcPr>
+            <w:tcW w:type="dxa" w:w="794"/>
+            <w:shd w:val="clear" w:color="auto" w:fill="E8F5E8"/>
+            <w:tcBorders>
+              <w:top w:val="single" w:sz="4" w:space="0" w:color="CCCCCC"/>
+              <w:left w:val="single" w:sz="4" w:space="0" w:color="CCCCCC"/>
+              <w:bottom w:val="single" w:sz="4" w:space="0" w:color="CCCCCC"/>
+              <w:right w:val="single" w:sz="4" w:space="0" w:color="CCCCCC"/>
+            </w:tcBorders>
+          </w:tcPr>
+          <w:p>
+            <w:r>
+              <w:rPr>
+                <w:sz w:val="15"/>
+              </w:rPr>
+              <w:t>C1/C2</w:t>
+            </w:r>
+          </w:p>
+        </w:tc>
+        <w:tc>
+          <w:tcPr>
+            <w:tcW w:type="dxa" w:w="2551"/>
+            <w:shd w:val="clear" w:color="auto" w:fill="E8F5E8"/>
+            <w:tcBorders>
+              <w:top w:val="single" w:sz="4" w:space="0" w:color="CCCCCC"/>
+              <w:left w:val="single" w:sz="4" w:space="0" w:color="CCCCCC"/>
+              <w:bottom w:val="single" w:sz="4" w:space="0" w:color="CCCCCC"/>
+              <w:right w:val="single" w:sz="4" w:space="0" w:color="CCCCCC"/>
+            </w:tcBorders>
+          </w:tcPr>
+          <w:p>
+            <w:r>
+              <w:rPr>
+                <w:sz w:val="15"/>
+              </w:rPr>
+              <w:t>confirm modal · mock PIN: 1234</w:t>
+            </w:r>
+          </w:p>
+        </w:tc>
+        <w:tc>
+          <w:tcPr>
+            <w:tcW w:type="dxa" w:w="2154"/>
+            <w:shd w:val="clear" w:color="auto" w:fill="E8F5E8"/>
+            <w:tcBorders>
+              <w:top w:val="single" w:sz="4" w:space="0" w:color="CCCCCC"/>
+              <w:left w:val="single" w:sz="4" w:space="0" w:color="CCCCCC"/>
+              <w:bottom w:val="single" w:sz="4" w:space="0" w:color="CCCCCC"/>
+              <w:right w:val="single" w:sz="4" w:space="0" w:color="CCCCCC"/>
+            </w:tcBorders>
+          </w:tcPr>
+          <w:p>
+            <w:r>
+              <w:rPr>
+                <w:color w:val="0070C0"/>
+                <w:sz w:val="15"/>
+                <w:u w:val="single"/>
+              </w:rPr>
+              <w:t>http://localhost:3002/repair/c001/approve-entry</w:t>
+            </w:r>
+          </w:p>
+        </w:tc>
+      </w:tr>
+      <w:tr>
+        <w:tc>
+          <w:tcPr>
+            <w:tcW w:type="dxa" w:w="794"/>
+            <w:shd w:val="clear" w:color="auto" w:fill="F0F8F0"/>
+            <w:tcBorders>
+              <w:top w:val="single" w:sz="4" w:space="0" w:color="CCCCCC"/>
+              <w:left w:val="single" w:sz="4" w:space="0" w:color="CCCCCC"/>
+              <w:bottom w:val="single" w:sz="4" w:space="0" w:color="CCCCCC"/>
+              <w:right w:val="single" w:sz="4" w:space="0" w:color="CCCCCC"/>
+            </w:tcBorders>
+          </w:tcPr>
+          <w:p>
+            <w:r>
+              <w:rPr>
+                <w:b/>
+                <w:color w:val="1A5276"/>
+                <w:sz w:val="15"/>
+              </w:rPr>
+              <w:t>U-09d</w:t>
+            </w:r>
+          </w:p>
+        </w:tc>
+        <w:tc>
+          <w:tcPr>
+            <w:tcW w:type="dxa" w:w="1984"/>
+            <w:shd w:val="clear" w:color="auto" w:fill="F0F8F0"/>
+            <w:tcBorders>
+              <w:top w:val="single" w:sz="4" w:space="0" w:color="CCCCCC"/>
+              <w:left w:val="single" w:sz="4" w:space="0" w:color="CCCCCC"/>
+              <w:bottom w:val="single" w:sz="4" w:space="0" w:color="CCCCCC"/>
+              <w:right w:val="single" w:sz="4" w:space="0" w:color="CCCCCC"/>
+            </w:tcBorders>
+          </w:tcPr>
+          <w:p>
+            <w:r>
+              <w:rPr>
+                <w:sz w:val="15"/>
+              </w:rPr>
+              <w:t>รับมอบเครื่องจัดส่ง (Repair Delivery Receipt)</w:t>
+            </w:r>
+          </w:p>
+        </w:tc>
+        <w:tc>
+          <w:tcPr>
+            <w:tcW w:type="dxa" w:w="1701"/>
+            <w:shd w:val="clear" w:color="auto" w:fill="F0F8F0"/>
+            <w:tcBorders>
+              <w:top w:val="single" w:sz="4" w:space="0" w:color="CCCCCC"/>
+              <w:left w:val="single" w:sz="4" w:space="0" w:color="CCCCCC"/>
+              <w:bottom w:val="single" w:sz="4" w:space="0" w:color="CCCCCC"/>
+              <w:right w:val="single" w:sz="4" w:space="0" w:color="CCCCCC"/>
+            </w:tcBorders>
+          </w:tcPr>
+          <w:p>
+            <w:r>
+              <w:rPr>
+                <w:sz w:val="15"/>
+              </w:rPr>
+              <w:t>U-06 progress / U-53c ship-out</w:t>
+            </w:r>
+          </w:p>
+        </w:tc>
+        <w:tc>
+          <w:tcPr>
+            <w:tcW w:type="dxa" w:w="1701"/>
+            <w:shd w:val="clear" w:color="auto" w:fill="F0F8F0"/>
+            <w:tcBorders>
+              <w:top w:val="single" w:sz="4" w:space="0" w:color="CCCCCC"/>
+              <w:left w:val="single" w:sz="4" w:space="0" w:color="CCCCCC"/>
+              <w:bottom w:val="single" w:sz="4" w:space="0" w:color="CCCCCC"/>
+              <w:right w:val="single" w:sz="4" w:space="0" w:color="CCCCCC"/>
+            </w:tcBorders>
+          </w:tcPr>
+          <w:p>
+            <w:r>
+              <w:rPr>
+                <w:sz w:val="15"/>
+              </w:rPr>
+              <w:t>ลูกค้ายืนยันรับเครื่องที่จัดส่งกลับมา (C3)</w:t>
+            </w:r>
+          </w:p>
+        </w:tc>
+        <w:tc>
+          <w:tcPr>
+            <w:tcW w:type="dxa" w:w="1701"/>
+            <w:shd w:val="clear" w:color="auto" w:fill="F0F8F0"/>
+            <w:tcBorders>
+              <w:top w:val="single" w:sz="4" w:space="0" w:color="CCCCCC"/>
+              <w:left w:val="single" w:sz="4" w:space="0" w:color="CCCCCC"/>
+              <w:bottom w:val="single" w:sz="4" w:space="0" w:color="CCCCCC"/>
+              <w:right w:val="single" w:sz="4" w:space="0" w:color="CCCCCC"/>
+            </w:tcBorders>
+          </w:tcPr>
+          <w:p>
+            <w:r>
+              <w:rPr>
+                <w:sz w:val="15"/>
+              </w:rPr>
+              <w:t>U-09 review</w:t>
+            </w:r>
+          </w:p>
+        </w:tc>
+        <w:tc>
+          <w:tcPr>
+            <w:tcW w:type="dxa" w:w="1474"/>
+            <w:shd w:val="clear" w:color="auto" w:fill="F0F8F0"/>
+            <w:tcBorders>
+              <w:top w:val="single" w:sz="4" w:space="0" w:color="CCCCCC"/>
+              <w:left w:val="single" w:sz="4" w:space="0" w:color="CCCCCC"/>
+              <w:bottom w:val="single" w:sz="4" w:space="0" w:color="CCCCCC"/>
+              <w:right w:val="single" w:sz="4" w:space="0" w:color="CCCCCC"/>
+            </w:tcBorders>
+          </w:tcPr>
+          <w:p>
+            <w:r>
+              <w:rPr>
+                <w:sz w:val="15"/>
+              </w:rPr>
+              <w:t>WeeeR: R-11</w:t>
+            </w:r>
+          </w:p>
+        </w:tc>
+        <w:tc>
+          <w:tcPr>
+            <w:tcW w:type="dxa" w:w="794"/>
+            <w:shd w:val="clear" w:color="auto" w:fill="F0F8F0"/>
+            <w:tcBorders>
+              <w:top w:val="single" w:sz="4" w:space="0" w:color="CCCCCC"/>
+              <w:left w:val="single" w:sz="4" w:space="0" w:color="CCCCCC"/>
+              <w:bottom w:val="single" w:sz="4" w:space="0" w:color="CCCCCC"/>
+              <w:right w:val="single" w:sz="4" w:space="0" w:color="CCCCCC"/>
+            </w:tcBorders>
+          </w:tcPr>
+          <w:p>
+            <w:r>
+              <w:rPr>
+                <w:sz w:val="15"/>
+              </w:rPr>
+              <w:t>C3</w:t>
+            </w:r>
+          </w:p>
+        </w:tc>
+        <w:tc>
+          <w:tcPr>
+            <w:tcW w:type="dxa" w:w="2551"/>
+            <w:shd w:val="clear" w:color="auto" w:fill="F0F8F0"/>
+            <w:tcBorders>
+              <w:top w:val="single" w:sz="4" w:space="0" w:color="CCCCCC"/>
+              <w:left w:val="single" w:sz="4" w:space="0" w:color="CCCCCC"/>
+              <w:bottom w:val="single" w:sz="4" w:space="0" w:color="CCCCCC"/>
+              <w:right w:val="single" w:sz="4" w:space="0" w:color="CCCCCC"/>
+            </w:tcBorders>
+          </w:tcPr>
+          <w:p>
+            <w:r>
+              <w:rPr>
+                <w:sz w:val="15"/>
+              </w:rPr>
+              <w:t>ยืนยันรับพัสดุ · สภาพ checkbox · ถ่ายรูป</w:t>
+            </w:r>
+          </w:p>
+        </w:tc>
+        <w:tc>
+          <w:tcPr>
+            <w:tcW w:type="dxa" w:w="2154"/>
+            <w:shd w:val="clear" w:color="auto" w:fill="F0F8F0"/>
+            <w:tcBorders>
+              <w:top w:val="single" w:sz="4" w:space="0" w:color="CCCCCC"/>
+              <w:left w:val="single" w:sz="4" w:space="0" w:color="CCCCCC"/>
+              <w:bottom w:val="single" w:sz="4" w:space="0" w:color="CCCCCC"/>
+              <w:right w:val="single" w:sz="4" w:space="0" w:color="CCCCCC"/>
+            </w:tcBorders>
+          </w:tcPr>
+          <w:p>
+            <w:r>
+              <w:rPr>
+                <w:color w:val="0070C0"/>
+                <w:sz w:val="15"/>
+                <w:u w:val="single"/>
+              </w:rPr>
+              <w:t>http://localhost:3002/repair/c001/delivery-receipt</w:t>
+            </w:r>
+          </w:p>
+        </w:tc>
+      </w:tr>
+      <w:tr>
+        <w:tc>
+          <w:tcPr>
+            <w:tcW w:type="dxa" w:w="794"/>
+            <w:shd w:val="clear" w:color="auto" w:fill="F0F0F0"/>
+            <w:tcBorders>
+              <w:top w:val="single" w:sz="4" w:space="0" w:color="CCCCCC"/>
+              <w:left w:val="single" w:sz="4" w:space="0" w:color="CCCCCC"/>
+              <w:bottom w:val="single" w:sz="4" w:space="0" w:color="CCCCCC"/>
+              <w:right w:val="single" w:sz="4" w:space="0" w:color="CCCCCC"/>
+            </w:tcBorders>
+          </w:tcPr>
+          <w:p>
+            <w:r>
+              <w:rPr>
+                <w:b/>
+                <w:color w:val="999999"/>
+                <w:sz w:val="15"/>
+              </w:rPr>
+              <w:t>U-16a (Retired)</w:t>
+            </w:r>
+          </w:p>
+        </w:tc>
+        <w:tc>
+          <w:tcPr>
+            <w:tcW w:type="dxa" w:w="1984"/>
+            <w:shd w:val="clear" w:color="auto" w:fill="F0F0F0"/>
+            <w:tcBorders>
+              <w:top w:val="single" w:sz="4" w:space="0" w:color="CCCCCC"/>
+              <w:left w:val="single" w:sz="4" w:space="0" w:color="CCCCCC"/>
+              <w:bottom w:val="single" w:sz="4" w:space="0" w:color="CCCCCC"/>
+              <w:right w:val="single" w:sz="4" w:space="0" w:color="CCCCCC"/>
+            </w:tcBorders>
+          </w:tcPr>
+          <w:p>
+            <w:r>
+              <w:rPr>
+                <w:color w:val="999999"/>
+                <w:sz w:val="15"/>
+              </w:rPr>
+              <w:t>(ไม่ใช้ — Retired)</w:t>
+            </w:r>
+          </w:p>
+        </w:tc>
+        <w:tc>
+          <w:tcPr>
+            <w:tcW w:type="dxa" w:w="1701"/>
+            <w:shd w:val="clear" w:color="auto" w:fill="F0F0F0"/>
+            <w:tcBorders>
+              <w:top w:val="single" w:sz="4" w:space="0" w:color="CCCCCC"/>
+              <w:left w:val="single" w:sz="4" w:space="0" w:color="CCCCCC"/>
+              <w:bottom w:val="single" w:sz="4" w:space="0" w:color="CCCCCC"/>
+              <w:right w:val="single" w:sz="4" w:space="0" w:color="CCCCCC"/>
+            </w:tcBorders>
+          </w:tcPr>
+          <w:p>
+            <w:r>
+              <w:rPr>
+                <w:color w:val="999999"/>
+                <w:sz w:val="15"/>
+              </w:rPr>
+              <w:t>—</w:t>
+            </w:r>
+          </w:p>
+        </w:tc>
+        <w:tc>
+          <w:tcPr>
+            <w:tcW w:type="dxa" w:w="1701"/>
+            <w:shd w:val="clear" w:color="auto" w:fill="F0F0F0"/>
+            <w:tcBorders>
+              <w:top w:val="single" w:sz="4" w:space="0" w:color="CCCCCC"/>
+              <w:left w:val="single" w:sz="4" w:space="0" w:color="CCCCCC"/>
+              <w:bottom w:val="single" w:sz="4" w:space="0" w:color="CCCCCC"/>
+              <w:right w:val="single" w:sz="4" w:space="0" w:color="CCCCCC"/>
+            </w:tcBorders>
+          </w:tcPr>
+          <w:p>
+            <w:r>
+              <w:rPr>
+                <w:color w:val="999999"/>
+                <w:sz w:val="15"/>
+              </w:rPr>
+              <w:t>—</w:t>
+            </w:r>
+          </w:p>
+        </w:tc>
+        <w:tc>
+          <w:tcPr>
+            <w:tcW w:type="dxa" w:w="1701"/>
+            <w:shd w:val="clear" w:color="auto" w:fill="F0F0F0"/>
+            <w:tcBorders>
+              <w:top w:val="single" w:sz="4" w:space="0" w:color="CCCCCC"/>
+              <w:left w:val="single" w:sz="4" w:space="0" w:color="CCCCCC"/>
+              <w:bottom w:val="single" w:sz="4" w:space="0" w:color="CCCCCC"/>
+              <w:right w:val="single" w:sz="4" w:space="0" w:color="CCCCCC"/>
+            </w:tcBorders>
+          </w:tcPr>
+          <w:p>
+            <w:r>
+              <w:rPr>
+                <w:color w:val="999999"/>
+                <w:sz w:val="15"/>
+              </w:rPr>
+              <w:t>—</w:t>
+            </w:r>
+          </w:p>
+        </w:tc>
+        <w:tc>
+          <w:tcPr>
+            <w:tcW w:type="dxa" w:w="1474"/>
+            <w:shd w:val="clear" w:color="auto" w:fill="F0F0F0"/>
+            <w:tcBorders>
+              <w:top w:val="single" w:sz="4" w:space="0" w:color="CCCCCC"/>
+              <w:left w:val="single" w:sz="4" w:space="0" w:color="CCCCCC"/>
+              <w:bottom w:val="single" w:sz="4" w:space="0" w:color="CCCCCC"/>
+              <w:right w:val="single" w:sz="4" w:space="0" w:color="CCCCCC"/>
+            </w:tcBorders>
+          </w:tcPr>
+          <w:p>
+            <w:r>
+              <w:rPr>
+                <w:color w:val="999999"/>
+                <w:sz w:val="15"/>
+              </w:rPr>
+              <w:t>—</w:t>
+            </w:r>
+          </w:p>
+        </w:tc>
+        <w:tc>
+          <w:tcPr>
+            <w:tcW w:type="dxa" w:w="794"/>
+            <w:shd w:val="clear" w:color="auto" w:fill="F0F0F0"/>
+            <w:tcBorders>
+              <w:top w:val="single" w:sz="4" w:space="0" w:color="CCCCCC"/>
+              <w:left w:val="single" w:sz="4" w:space="0" w:color="CCCCCC"/>
+              <w:bottom w:val="single" w:sz="4" w:space="0" w:color="CCCCCC"/>
+              <w:right w:val="single" w:sz="4" w:space="0" w:color="CCCCCC"/>
+            </w:tcBorders>
+          </w:tcPr>
+          <w:p>
+            <w:r>
+              <w:rPr>
+                <w:color w:val="999999"/>
+                <w:sz w:val="15"/>
+              </w:rPr>
+              <w:t>—</w:t>
+            </w:r>
+          </w:p>
+        </w:tc>
+        <w:tc>
+          <w:tcPr>
+            <w:tcW w:type="dxa" w:w="2551"/>
+            <w:shd w:val="clear" w:color="auto" w:fill="F0F0F0"/>
+            <w:tcBorders>
+              <w:top w:val="single" w:sz="4" w:space="0" w:color="CCCCCC"/>
+              <w:left w:val="single" w:sz="4" w:space="0" w:color="CCCCCC"/>
+              <w:bottom w:val="single" w:sz="4" w:space="0" w:color="CCCCCC"/>
+              <w:right w:val="single" w:sz="4" w:space="0" w:color="CCCCCC"/>
+            </w:tcBorders>
+          </w:tcPr>
+          <w:p>
+            <w:r>
+              <w:rPr>
+                <w:color w:val="999999"/>
+                <w:sz w:val="15"/>
+              </w:rPr>
+              <w:t>EXC-1 ruling: ไม่พบใน ScreenBadge/routes/mock-anno-data · ไม่ใช่จอจริงที่ implement · Rule (c) retire</w:t>
+            </w:r>
+          </w:p>
+        </w:tc>
+        <w:tc>
+          <w:tcPr>
+            <w:tcW w:type="dxa" w:w="2154"/>
+            <w:shd w:val="clear" w:color="auto" w:fill="F0F0F0"/>
+            <w:tcBorders>
+              <w:top w:val="single" w:sz="4" w:space="0" w:color="CCCCCC"/>
+              <w:left w:val="single" w:sz="4" w:space="0" w:color="CCCCCC"/>
+              <w:bottom w:val="single" w:sz="4" w:space="0" w:color="CCCCCC"/>
+              <w:right w:val="single" w:sz="4" w:space="0" w:color="CCCCCC"/>
+            </w:tcBorders>
+          </w:tcPr>
+          <w:p>
+            <w:r>
+              <w:rPr>
+                <w:color w:val="999999"/>
+                <w:sz w:val="15"/>
+              </w:rPr>
+              <w:t>—</w:t>
+            </w:r>
+          </w:p>
+        </w:tc>
+      </w:tr>
+      <w:tr>
+        <w:tc>
+          <w:tcPr>
+            <w:tcW w:type="dxa" w:w="794"/>
+            <w:shd w:val="clear" w:color="auto" w:fill="F0F0F0"/>
+            <w:tcBorders>
+              <w:top w:val="single" w:sz="4" w:space="0" w:color="CCCCCC"/>
+              <w:left w:val="single" w:sz="4" w:space="0" w:color="CCCCCC"/>
+              <w:bottom w:val="single" w:sz="4" w:space="0" w:color="CCCCCC"/>
+              <w:right w:val="single" w:sz="4" w:space="0" w:color="CCCCCC"/>
+            </w:tcBorders>
+          </w:tcPr>
+          <w:p>
+            <w:r>
+              <w:rPr>
+                <w:b/>
+                <w:color w:val="999999"/>
+                <w:sz w:val="15"/>
+              </w:rPr>
+              <w:t>U-16b (Retired)</w:t>
+            </w:r>
+          </w:p>
+        </w:tc>
+        <w:tc>
+          <w:tcPr>
+            <w:tcW w:type="dxa" w:w="1984"/>
+            <w:shd w:val="clear" w:color="auto" w:fill="F0F0F0"/>
+            <w:tcBorders>
+              <w:top w:val="single" w:sz="4" w:space="0" w:color="CCCCCC"/>
+              <w:left w:val="single" w:sz="4" w:space="0" w:color="CCCCCC"/>
+              <w:bottom w:val="single" w:sz="4" w:space="0" w:color="CCCCCC"/>
+              <w:right w:val="single" w:sz="4" w:space="0" w:color="CCCCCC"/>
+            </w:tcBorders>
+          </w:tcPr>
+          <w:p>
+            <w:r>
+              <w:rPr>
+                <w:color w:val="999999"/>
+                <w:sz w:val="15"/>
+              </w:rPr>
+              <w:t>(ไม่ใช้ — Retired)</w:t>
+            </w:r>
+          </w:p>
+        </w:tc>
+        <w:tc>
+          <w:tcPr>
+            <w:tcW w:type="dxa" w:w="1701"/>
+            <w:shd w:val="clear" w:color="auto" w:fill="F0F0F0"/>
+            <w:tcBorders>
+              <w:top w:val="single" w:sz="4" w:space="0" w:color="CCCCCC"/>
+              <w:left w:val="single" w:sz="4" w:space="0" w:color="CCCCCC"/>
+              <w:bottom w:val="single" w:sz="4" w:space="0" w:color="CCCCCC"/>
+              <w:right w:val="single" w:sz="4" w:space="0" w:color="CCCCCC"/>
+            </w:tcBorders>
+          </w:tcPr>
+          <w:p>
+            <w:r>
+              <w:rPr>
+                <w:color w:val="999999"/>
+                <w:sz w:val="15"/>
+              </w:rPr>
+              <w:t>—</w:t>
+            </w:r>
+          </w:p>
+        </w:tc>
+        <w:tc>
+          <w:tcPr>
+            <w:tcW w:type="dxa" w:w="1701"/>
+            <w:shd w:val="clear" w:color="auto" w:fill="F0F0F0"/>
+            <w:tcBorders>
+              <w:top w:val="single" w:sz="4" w:space="0" w:color="CCCCCC"/>
+              <w:left w:val="single" w:sz="4" w:space="0" w:color="CCCCCC"/>
+              <w:bottom w:val="single" w:sz="4" w:space="0" w:color="CCCCCC"/>
+              <w:right w:val="single" w:sz="4" w:space="0" w:color="CCCCCC"/>
+            </w:tcBorders>
+          </w:tcPr>
+          <w:p>
+            <w:r>
+              <w:rPr>
+                <w:color w:val="999999"/>
+                <w:sz w:val="15"/>
+              </w:rPr>
+              <w:t>—</w:t>
+            </w:r>
+          </w:p>
+        </w:tc>
+        <w:tc>
+          <w:tcPr>
+            <w:tcW w:type="dxa" w:w="1701"/>
+            <w:shd w:val="clear" w:color="auto" w:fill="F0F0F0"/>
+            <w:tcBorders>
+              <w:top w:val="single" w:sz="4" w:space="0" w:color="CCCCCC"/>
+              <w:left w:val="single" w:sz="4" w:space="0" w:color="CCCCCC"/>
+              <w:bottom w:val="single" w:sz="4" w:space="0" w:color="CCCCCC"/>
+              <w:right w:val="single" w:sz="4" w:space="0" w:color="CCCCCC"/>
+            </w:tcBorders>
+          </w:tcPr>
+          <w:p>
+            <w:r>
+              <w:rPr>
+                <w:color w:val="999999"/>
+                <w:sz w:val="15"/>
+              </w:rPr>
+              <w:t>—</w:t>
+            </w:r>
+          </w:p>
+        </w:tc>
+        <w:tc>
+          <w:tcPr>
+            <w:tcW w:type="dxa" w:w="1474"/>
+            <w:shd w:val="clear" w:color="auto" w:fill="F0F0F0"/>
+            <w:tcBorders>
+              <w:top w:val="single" w:sz="4" w:space="0" w:color="CCCCCC"/>
+              <w:left w:val="single" w:sz="4" w:space="0" w:color="CCCCCC"/>
+              <w:bottom w:val="single" w:sz="4" w:space="0" w:color="CCCCCC"/>
+              <w:right w:val="single" w:sz="4" w:space="0" w:color="CCCCCC"/>
+            </w:tcBorders>
+          </w:tcPr>
+          <w:p>
+            <w:r>
+              <w:rPr>
+                <w:color w:val="999999"/>
+                <w:sz w:val="15"/>
+              </w:rPr>
+              <w:t>—</w:t>
+            </w:r>
+          </w:p>
+        </w:tc>
+        <w:tc>
+          <w:tcPr>
+            <w:tcW w:type="dxa" w:w="794"/>
+            <w:shd w:val="clear" w:color="auto" w:fill="F0F0F0"/>
+            <w:tcBorders>
+              <w:top w:val="single" w:sz="4" w:space="0" w:color="CCCCCC"/>
+              <w:left w:val="single" w:sz="4" w:space="0" w:color="CCCCCC"/>
+              <w:bottom w:val="single" w:sz="4" w:space="0" w:color="CCCCCC"/>
+              <w:right w:val="single" w:sz="4" w:space="0" w:color="CCCCCC"/>
+            </w:tcBorders>
+          </w:tcPr>
+          <w:p>
+            <w:r>
+              <w:rPr>
+                <w:color w:val="999999"/>
+                <w:sz w:val="15"/>
+              </w:rPr>
+              <w:t>—</w:t>
+            </w:r>
+          </w:p>
+        </w:tc>
+        <w:tc>
+          <w:tcPr>
+            <w:tcW w:type="dxa" w:w="2551"/>
+            <w:shd w:val="clear" w:color="auto" w:fill="F0F0F0"/>
+            <w:tcBorders>
+              <w:top w:val="single" w:sz="4" w:space="0" w:color="CCCCCC"/>
+              <w:left w:val="single" w:sz="4" w:space="0" w:color="CCCCCC"/>
+              <w:bottom w:val="single" w:sz="4" w:space="0" w:color="CCCCCC"/>
+              <w:right w:val="single" w:sz="4" w:space="0" w:color="CCCCCC"/>
+            </w:tcBorders>
+          </w:tcPr>
+          <w:p>
+            <w:r>
+              <w:rPr>
+                <w:color w:val="999999"/>
+                <w:sz w:val="15"/>
+              </w:rPr>
+              <w:t>EXC-1 ruling: ไม่พบใน ScreenBadge/routes/mock-anno-data · ไม่ใช่จอจริงที่ implement · Rule (c) retire</w:t>
+            </w:r>
+          </w:p>
+        </w:tc>
+        <w:tc>
+          <w:tcPr>
+            <w:tcW w:type="dxa" w:w="2154"/>
+            <w:shd w:val="clear" w:color="auto" w:fill="F0F0F0"/>
+            <w:tcBorders>
+              <w:top w:val="single" w:sz="4" w:space="0" w:color="CCCCCC"/>
+              <w:left w:val="single" w:sz="4" w:space="0" w:color="CCCCCC"/>
+              <w:bottom w:val="single" w:sz="4" w:space="0" w:color="CCCCCC"/>
+              <w:right w:val="single" w:sz="4" w:space="0" w:color="CCCCCC"/>
+            </w:tcBorders>
+          </w:tcPr>
+          <w:p>
+            <w:r>
+              <w:rPr>
+                <w:color w:val="999999"/>
+                <w:sz w:val="15"/>
+              </w:rPr>
+              <w:t>—</w:t>
             </w:r>
           </w:p>
         </w:tc>
@@ -6047,14 +10525,30 @@
       <w:r>
         <w:rPr>
           <w:b/>
+          <w:sz w:val="16"/>
         </w:rPr>
-        <w:t xml:space="preserve">📌 R4 Mint IDs: </w:t>
+        <w:t xml:space="preserve">EXC-1 Triage Summary  </w:t>
       </w:r>
       <w:r>
         <w:rPr>
           <w:sz w:val="16"/>
         </w:rPr>
-        <w:t>U-67 (/welcome) + U-68 (/forgot-password) — จอ distinct ที่ไม่มีใน registry เดิม → mint ใหม่ · เพิ่มใน ScreenBadge.tsx + mock-anno-data.ts + รายงาน HUB แล้ว</w:t>
+        <w:t>Group A (17 added): U-15b/15c/17b/19/24/25/27/28/34/34b/36/39/43/45/50/50a/50b  |  Group B code-confirmed (5 added): U-02b/02c/09b/09c/09d  |  Group B retired (2): U-16a/U-16b (ไม่พบใน ScreenBadge/routes/mock-anno · Rule c)</w:t>
+      </w:r>
+    </w:p>
+    <w:p/>
+    <w:p>
+      <w:r>
+        <w:rPr>
+          <w:b/>
+        </w:rPr>
+        <w:t xml:space="preserve">R4 Mint IDs  </w:t>
+      </w:r>
+      <w:r>
+        <w:rPr>
+          <w:sz w:val="16"/>
+        </w:rPr>
+        <w:t>U-67 (/welcome) + U-68 (/forgot-password) — mint ใหม่ · เพิ่มใน ScreenBadge + mock-anno-data แล้ว</w:t>
       </w:r>
     </w:p>
     <w:sectPr>

--- a/docs/Word_WeeeU.docx
+++ b/docs/Word_WeeeU.docx
@@ -10515,6 +10515,471 @@
                 <w:sz w:val="15"/>
               </w:rPr>
               <w:t>—</w:t>
+            </w:r>
+          </w:p>
+        </w:tc>
+      </w:tr>
+      <w:tr>
+        <w:tc>
+          <w:tcPr>
+            <w:tcW w:type="dxa" w:w="794"/>
+            <w:shd w:val="clear" w:color="auto" w:fill="F0F0F0"/>
+            <w:tcBorders>
+              <w:top w:val="single" w:sz="4" w:space="0" w:color="CCCCCC"/>
+              <w:left w:val="single" w:sz="4" w:space="0" w:color="CCCCCC"/>
+              <w:bottom w:val="single" w:sz="4" w:space="0" w:color="CCCCCC"/>
+              <w:right w:val="single" w:sz="4" w:space="0" w:color="CCCCCC"/>
+            </w:tcBorders>
+          </w:tcPr>
+          <w:p>
+            <w:r>
+              <w:t>U-19b</w:t>
+            </w:r>
+          </w:p>
+        </w:tc>
+        <w:tc>
+          <w:tcPr>
+            <w:tcW w:type="dxa" w:w="1984"/>
+            <w:shd w:val="clear" w:color="auto" w:fill="F0F0F0"/>
+            <w:tcBorders>
+              <w:top w:val="single" w:sz="4" w:space="0" w:color="CCCCCC"/>
+              <w:left w:val="single" w:sz="4" w:space="0" w:color="CCCCCC"/>
+              <w:bottom w:val="single" w:sz="4" w:space="0" w:color="CCCCCC"/>
+              <w:right w:val="single" w:sz="4" w:space="0" w:color="CCCCCC"/>
+            </w:tcBorders>
+          </w:tcPr>
+          <w:p>
+            <w:r>
+              <w:t>ชำระเงิน — พักเงินกลาง (Resell Awaiting Payment)</w:t>
+            </w:r>
+          </w:p>
+        </w:tc>
+        <w:tc>
+          <w:tcPr>
+            <w:tcW w:type="dxa" w:w="1701"/>
+            <w:shd w:val="clear" w:color="auto" w:fill="F0F0F0"/>
+            <w:tcBorders>
+              <w:top w:val="single" w:sz="4" w:space="0" w:color="CCCCCC"/>
+              <w:left w:val="single" w:sz="4" w:space="0" w:color="CCCCCC"/>
+              <w:bottom w:val="single" w:sz="4" w:space="0" w:color="CCCCCC"/>
+              <w:right w:val="single" w:sz="4" w:space="0" w:color="CCCCCC"/>
+            </w:tcBorders>
+          </w:tcPr>
+          <w:p>
+            <w:r>
+              <w:t>U-19 seller ยืนยัน → ล็อค Gold</w:t>
+            </w:r>
+          </w:p>
+        </w:tc>
+        <w:tc>
+          <w:tcPr>
+            <w:tcW w:type="dxa" w:w="1701"/>
+            <w:shd w:val="clear" w:color="auto" w:fill="F0F0F0"/>
+            <w:tcBorders>
+              <w:top w:val="single" w:sz="4" w:space="0" w:color="CCCCCC"/>
+              <w:left w:val="single" w:sz="4" w:space="0" w:color="CCCCCC"/>
+              <w:bottom w:val="single" w:sz="4" w:space="0" w:color="CCCCCC"/>
+              <w:right w:val="single" w:sz="4" w:space="0" w:color="CCCCCC"/>
+            </w:tcBorders>
+          </w:tcPr>
+          <w:p>
+            <w:r>
+              <w:t>R4 — buyer Gold ไม่พอ รอเติม ≤24 ชม. | R4 seller: รอการชำระ</w:t>
+            </w:r>
+          </w:p>
+        </w:tc>
+        <w:tc>
+          <w:tcPr>
+            <w:tcW w:type="dxa" w:w="1701"/>
+            <w:shd w:val="clear" w:color="auto" w:fill="F0F0F0"/>
+            <w:tcBorders>
+              <w:top w:val="single" w:sz="4" w:space="0" w:color="CCCCCC"/>
+              <w:left w:val="single" w:sz="4" w:space="0" w:color="CCCCCC"/>
+              <w:bottom w:val="single" w:sz="4" w:space="0" w:color="CCCCCC"/>
+              <w:right w:val="single" w:sz="4" w:space="0" w:color="CCCCCC"/>
+            </w:tcBorders>
+          </w:tcPr>
+          <w:p>
+            <w:r>
+              <w:t>U-19c ดูสถานะออเดอร์ (หลังชำระสำเร็จ)</w:t>
+            </w:r>
+          </w:p>
+        </w:tc>
+        <w:tc>
+          <w:tcPr>
+            <w:tcW w:type="dxa" w:w="1474"/>
+            <w:shd w:val="clear" w:color="auto" w:fill="F0F0F0"/>
+            <w:tcBorders>
+              <w:top w:val="single" w:sz="4" w:space="0" w:color="CCCCCC"/>
+              <w:left w:val="single" w:sz="4" w:space="0" w:color="CCCCCC"/>
+              <w:bottom w:val="single" w:sz="4" w:space="0" w:color="CCCCCC"/>
+              <w:right w:val="single" w:sz="4" w:space="0" w:color="CCCCCC"/>
+            </w:tcBorders>
+          </w:tcPr>
+          <w:p>
+            <w:r>
+              <w:t>WeeeR: R-16</w:t>
+            </w:r>
+          </w:p>
+        </w:tc>
+        <w:tc>
+          <w:tcPr>
+            <w:tcW w:type="dxa" w:w="794"/>
+            <w:shd w:val="clear" w:color="auto" w:fill="F0F0F0"/>
+            <w:tcBorders>
+              <w:top w:val="single" w:sz="4" w:space="0" w:color="CCCCCC"/>
+              <w:left w:val="single" w:sz="4" w:space="0" w:color="CCCCCC"/>
+              <w:bottom w:val="single" w:sz="4" w:space="0" w:color="CCCCCC"/>
+              <w:right w:val="single" w:sz="4" w:space="0" w:color="CCCCCC"/>
+            </w:tcBorders>
+          </w:tcPr>
+          <w:p>
+            <w:r>
+              <w:t>R4</w:t>
+            </w:r>
+          </w:p>
+        </w:tc>
+        <w:tc>
+          <w:tcPr>
+            <w:tcW w:type="dxa" w:w="2551"/>
+            <w:shd w:val="clear" w:color="auto" w:fill="F0F0F0"/>
+            <w:tcBorders>
+              <w:top w:val="single" w:sz="4" w:space="0" w:color="CCCCCC"/>
+              <w:left w:val="single" w:sz="4" w:space="0" w:color="CCCCCC"/>
+              <w:bottom w:val="single" w:sz="4" w:space="0" w:color="CCCCCC"/>
+              <w:right w:val="single" w:sz="4" w:space="0" w:color="CCCCCC"/>
+            </w:tcBorders>
+          </w:tcPr>
+          <w:p>
+            <w:r>
+              <w:t>countdown timer · auto-cancel เมื่อหมดเวลา · seller เห็น state รอชำระ</w:t>
+            </w:r>
+          </w:p>
+        </w:tc>
+        <w:tc>
+          <w:tcPr>
+            <w:tcW w:type="dxa" w:w="2154"/>
+            <w:shd w:val="clear" w:color="auto" w:fill="F0F0F0"/>
+            <w:tcBorders>
+              <w:top w:val="single" w:sz="4" w:space="0" w:color="CCCCCC"/>
+              <w:left w:val="single" w:sz="4" w:space="0" w:color="CCCCCC"/>
+              <w:bottom w:val="single" w:sz="4" w:space="0" w:color="CCCCCC"/>
+              <w:right w:val="single" w:sz="4" w:space="0" w:color="CCCCCC"/>
+            </w:tcBorders>
+          </w:tcPr>
+          <w:p>
+            <w:r>
+              <w:t>http://localhost:3002/resell/awaiting-payment/txn-001</w:t>
+            </w:r>
+          </w:p>
+        </w:tc>
+      </w:tr>
+      <w:tr>
+        <w:tc>
+          <w:tcPr>
+            <w:tcW w:type="dxa" w:w="794"/>
+            <w:shd w:val="clear" w:color="auto" w:fill="F0F0F0"/>
+            <w:tcBorders>
+              <w:top w:val="single" w:sz="4" w:space="0" w:color="CCCCCC"/>
+              <w:left w:val="single" w:sz="4" w:space="0" w:color="CCCCCC"/>
+              <w:bottom w:val="single" w:sz="4" w:space="0" w:color="CCCCCC"/>
+              <w:right w:val="single" w:sz="4" w:space="0" w:color="CCCCCC"/>
+            </w:tcBorders>
+          </w:tcPr>
+          <w:p>
+            <w:r>
+              <w:t>U-19c</w:t>
+            </w:r>
+          </w:p>
+        </w:tc>
+        <w:tc>
+          <w:tcPr>
+            <w:tcW w:type="dxa" w:w="1984"/>
+            <w:shd w:val="clear" w:color="auto" w:fill="F0F0F0"/>
+            <w:tcBorders>
+              <w:top w:val="single" w:sz="4" w:space="0" w:color="CCCCCC"/>
+              <w:left w:val="single" w:sz="4" w:space="0" w:color="CCCCCC"/>
+              <w:bottom w:val="single" w:sz="4" w:space="0" w:color="CCCCCC"/>
+              <w:right w:val="single" w:sz="4" w:space="0" w:color="CCCCCC"/>
+            </w:tcBorders>
+          </w:tcPr>
+          <w:p>
+            <w:r>
+              <w:t>รายละเอียดออเดอร์ Resell (Resell Order Detail)</w:t>
+            </w:r>
+          </w:p>
+        </w:tc>
+        <w:tc>
+          <w:tcPr>
+            <w:tcW w:type="dxa" w:w="1701"/>
+            <w:shd w:val="clear" w:color="auto" w:fill="F0F0F0"/>
+            <w:tcBorders>
+              <w:top w:val="single" w:sz="4" w:space="0" w:color="CCCCCC"/>
+              <w:left w:val="single" w:sz="4" w:space="0" w:color="CCCCCC"/>
+              <w:bottom w:val="single" w:sz="4" w:space="0" w:color="CCCCCC"/>
+              <w:right w:val="single" w:sz="4" w:space="0" w:color="CCCCCC"/>
+            </w:tcBorders>
+          </w:tcPr>
+          <w:p>
+            <w:r>
+              <w:t>U-19b หลังชำระ · U-22 offer สำเร็จ</w:t>
+            </w:r>
+          </w:p>
+        </w:tc>
+        <w:tc>
+          <w:tcPr>
+            <w:tcW w:type="dxa" w:w="1701"/>
+            <w:shd w:val="clear" w:color="auto" w:fill="F0F0F0"/>
+            <w:tcBorders>
+              <w:top w:val="single" w:sz="4" w:space="0" w:color="CCCCCC"/>
+              <w:left w:val="single" w:sz="4" w:space="0" w:color="CCCCCC"/>
+              <w:bottom w:val="single" w:sz="4" w:space="0" w:color="CCCCCC"/>
+              <w:right w:val="single" w:sz="4" w:space="0" w:color="CCCCCC"/>
+            </w:tcBorders>
+          </w:tcPr>
+          <w:p>
+            <w:r>
+              <w:t>R6 seller timeout · R8 dispute · R10 complete → review · R11 พัสดุเสีย · R12 mutual cancel</w:t>
+            </w:r>
+          </w:p>
+        </w:tc>
+        <w:tc>
+          <w:tcPr>
+            <w:tcW w:type="dxa" w:w="1701"/>
+            <w:shd w:val="clear" w:color="auto" w:fill="F0F0F0"/>
+            <w:tcBorders>
+              <w:top w:val="single" w:sz="4" w:space="0" w:color="CCCCCC"/>
+              <w:left w:val="single" w:sz="4" w:space="0" w:color="CCCCCC"/>
+              <w:bottom w:val="single" w:sz="4" w:space="0" w:color="CCCCCC"/>
+              <w:right w:val="single" w:sz="4" w:space="0" w:color="CCCCCC"/>
+            </w:tcBorders>
+          </w:tcPr>
+          <w:p>
+            <w:r>
+              <w:t>U-24 ตรวจรับ · U-26 dispute · U-69 review · U-44 เติม Gold</w:t>
+            </w:r>
+          </w:p>
+        </w:tc>
+        <w:tc>
+          <w:tcPr>
+            <w:tcW w:type="dxa" w:w="1474"/>
+            <w:shd w:val="clear" w:color="auto" w:fill="F0F0F0"/>
+            <w:tcBorders>
+              <w:top w:val="single" w:sz="4" w:space="0" w:color="CCCCCC"/>
+              <w:left w:val="single" w:sz="4" w:space="0" w:color="CCCCCC"/>
+              <w:bottom w:val="single" w:sz="4" w:space="0" w:color="CCCCCC"/>
+              <w:right w:val="single" w:sz="4" w:space="0" w:color="CCCCCC"/>
+            </w:tcBorders>
+          </w:tcPr>
+          <w:p>
+            <w:r>
+              <w:t>WeeeR: R-16 · Admin: รับ escalate</w:t>
+            </w:r>
+          </w:p>
+        </w:tc>
+        <w:tc>
+          <w:tcPr>
+            <w:tcW w:type="dxa" w:w="794"/>
+            <w:shd w:val="clear" w:color="auto" w:fill="F0F0F0"/>
+            <w:tcBorders>
+              <w:top w:val="single" w:sz="4" w:space="0" w:color="CCCCCC"/>
+              <w:left w:val="single" w:sz="4" w:space="0" w:color="CCCCCC"/>
+              <w:bottom w:val="single" w:sz="4" w:space="0" w:color="CCCCCC"/>
+              <w:right w:val="single" w:sz="4" w:space="0" w:color="CCCCCC"/>
+            </w:tcBorders>
+          </w:tcPr>
+          <w:p>
+            <w:r>
+              <w:t>R6/R7/R8/R10/R11/R12</w:t>
+            </w:r>
+          </w:p>
+        </w:tc>
+        <w:tc>
+          <w:tcPr>
+            <w:tcW w:type="dxa" w:w="2551"/>
+            <w:shd w:val="clear" w:color="auto" w:fill="F0F0F0"/>
+            <w:tcBorders>
+              <w:top w:val="single" w:sz="4" w:space="0" w:color="CCCCCC"/>
+              <w:left w:val="single" w:sz="4" w:space="0" w:color="CCCCCC"/>
+              <w:bottom w:val="single" w:sz="4" w:space="0" w:color="CCCCCC"/>
+              <w:right w:val="single" w:sz="4" w:space="0" w:color="CCCCCC"/>
+            </w:tcBorders>
+          </w:tcPr>
+          <w:p>
+            <w:r>
+              <w:t>state machine: awaiting_payment→in_progress→inspection_period→completed · is_buyer switch</w:t>
+            </w:r>
+          </w:p>
+        </w:tc>
+        <w:tc>
+          <w:tcPr>
+            <w:tcW w:type="dxa" w:w="2154"/>
+            <w:shd w:val="clear" w:color="auto" w:fill="F0F0F0"/>
+            <w:tcBorders>
+              <w:top w:val="single" w:sz="4" w:space="0" w:color="CCCCCC"/>
+              <w:left w:val="single" w:sz="4" w:space="0" w:color="CCCCCC"/>
+              <w:bottom w:val="single" w:sz="4" w:space="0" w:color="CCCCCC"/>
+              <w:right w:val="single" w:sz="4" w:space="0" w:color="CCCCCC"/>
+            </w:tcBorders>
+          </w:tcPr>
+          <w:p>
+            <w:r>
+              <w:t>http://localhost:3002/resell/orders/ord-001</w:t>
+            </w:r>
+          </w:p>
+        </w:tc>
+      </w:tr>
+      <w:tr>
+        <w:tc>
+          <w:tcPr>
+            <w:tcW w:type="dxa" w:w="794"/>
+            <w:shd w:val="clear" w:color="auto" w:fill="F0F0F0"/>
+            <w:tcBorders>
+              <w:top w:val="single" w:sz="4" w:space="0" w:color="CCCCCC"/>
+              <w:left w:val="single" w:sz="4" w:space="0" w:color="CCCCCC"/>
+              <w:bottom w:val="single" w:sz="4" w:space="0" w:color="CCCCCC"/>
+              <w:right w:val="single" w:sz="4" w:space="0" w:color="CCCCCC"/>
+            </w:tcBorders>
+          </w:tcPr>
+          <w:p>
+            <w:r>
+              <w:t>U-69</w:t>
+            </w:r>
+          </w:p>
+        </w:tc>
+        <w:tc>
+          <w:tcPr>
+            <w:tcW w:type="dxa" w:w="1984"/>
+            <w:shd w:val="clear" w:color="auto" w:fill="F0F0F0"/>
+            <w:tcBorders>
+              <w:top w:val="single" w:sz="4" w:space="0" w:color="CCCCCC"/>
+              <w:left w:val="single" w:sz="4" w:space="0" w:color="CCCCCC"/>
+              <w:bottom w:val="single" w:sz="4" w:space="0" w:color="CCCCCC"/>
+              <w:right w:val="single" w:sz="4" w:space="0" w:color="CCCCCC"/>
+            </w:tcBorders>
+          </w:tcPr>
+          <w:p>
+            <w:r>
+              <w:t>ให้คะแนน Resell (Resell R10 Review)</w:t>
+            </w:r>
+          </w:p>
+        </w:tc>
+        <w:tc>
+          <w:tcPr>
+            <w:tcW w:type="dxa" w:w="1701"/>
+            <w:shd w:val="clear" w:color="auto" w:fill="F0F0F0"/>
+            <w:tcBorders>
+              <w:top w:val="single" w:sz="4" w:space="0" w:color="CCCCCC"/>
+              <w:left w:val="single" w:sz="4" w:space="0" w:color="CCCCCC"/>
+              <w:bottom w:val="single" w:sz="4" w:space="0" w:color="CCCCCC"/>
+              <w:right w:val="single" w:sz="4" w:space="0" w:color="CCCCCC"/>
+            </w:tcBorders>
+          </w:tcPr>
+          <w:p>
+            <w:r>
+              <w:t>U-19c completed state</w:t>
+            </w:r>
+          </w:p>
+        </w:tc>
+        <w:tc>
+          <w:tcPr>
+            <w:tcW w:type="dxa" w:w="1701"/>
+            <w:shd w:val="clear" w:color="auto" w:fill="F0F0F0"/>
+            <w:tcBorders>
+              <w:top w:val="single" w:sz="4" w:space="0" w:color="CCCCCC"/>
+              <w:left w:val="single" w:sz="4" w:space="0" w:color="CCCCCC"/>
+              <w:bottom w:val="single" w:sz="4" w:space="0" w:color="CCCCCC"/>
+              <w:right w:val="single" w:sz="4" w:space="0" w:color="CCCCCC"/>
+            </w:tcBorders>
+          </w:tcPr>
+          <w:p>
+            <w:r>
+              <w:t>R10 — ธุรกรรมสำเร็จ ทั้ง buyer และ seller ให้คะแนนกัน</w:t>
+            </w:r>
+          </w:p>
+        </w:tc>
+        <w:tc>
+          <w:tcPr>
+            <w:tcW w:type="dxa" w:w="1701"/>
+            <w:shd w:val="clear" w:color="auto" w:fill="F0F0F0"/>
+            <w:tcBorders>
+              <w:top w:val="single" w:sz="4" w:space="0" w:color="CCCCCC"/>
+              <w:left w:val="single" w:sz="4" w:space="0" w:color="CCCCCC"/>
+              <w:bottom w:val="single" w:sz="4" w:space="0" w:color="CCCCCC"/>
+              <w:right w:val="single" w:sz="4" w:space="0" w:color="CCCCCC"/>
+            </w:tcBorders>
+          </w:tcPr>
+          <w:p>
+            <w:r>
+              <w:t>U-19c กลับออเดอร์</w:t>
+            </w:r>
+          </w:p>
+        </w:tc>
+        <w:tc>
+          <w:tcPr>
+            <w:tcW w:type="dxa" w:w="1474"/>
+            <w:shd w:val="clear" w:color="auto" w:fill="F0F0F0"/>
+            <w:tcBorders>
+              <w:top w:val="single" w:sz="4" w:space="0" w:color="CCCCCC"/>
+              <w:left w:val="single" w:sz="4" w:space="0" w:color="CCCCCC"/>
+              <w:bottom w:val="single" w:sz="4" w:space="0" w:color="CCCCCC"/>
+              <w:right w:val="single" w:sz="4" w:space="0" w:color="CCCCCC"/>
+            </w:tcBorders>
+          </w:tcPr>
+          <w:p>
+            <w:r>
+              <w:t>WeeeR: รับการ rate</w:t>
+            </w:r>
+          </w:p>
+        </w:tc>
+        <w:tc>
+          <w:tcPr>
+            <w:tcW w:type="dxa" w:w="794"/>
+            <w:shd w:val="clear" w:color="auto" w:fill="F0F0F0"/>
+            <w:tcBorders>
+              <w:top w:val="single" w:sz="4" w:space="0" w:color="CCCCCC"/>
+              <w:left w:val="single" w:sz="4" w:space="0" w:color="CCCCCC"/>
+              <w:bottom w:val="single" w:sz="4" w:space="0" w:color="CCCCCC"/>
+              <w:right w:val="single" w:sz="4" w:space="0" w:color="CCCCCC"/>
+            </w:tcBorders>
+          </w:tcPr>
+          <w:p>
+            <w:r>
+              <w:t>R10</w:t>
+            </w:r>
+          </w:p>
+        </w:tc>
+        <w:tc>
+          <w:tcPr>
+            <w:tcW w:type="dxa" w:w="2551"/>
+            <w:shd w:val="clear" w:color="auto" w:fill="F0F0F0"/>
+            <w:tcBorders>
+              <w:top w:val="single" w:sz="4" w:space="0" w:color="CCCCCC"/>
+              <w:left w:val="single" w:sz="4" w:space="0" w:color="CCCCCC"/>
+              <w:bottom w:val="single" w:sz="4" w:space="0" w:color="CCCCCC"/>
+              <w:right w:val="single" w:sz="4" w:space="0" w:color="CCCCCC"/>
+            </w:tcBorders>
+          </w:tcPr>
+          <w:p>
+            <w:r>
+              <w:t>ดาว 1-5 · tags · comment · is_buyer/seller view · mint U-69 (P-B Tree Survey)</w:t>
+            </w:r>
+          </w:p>
+        </w:tc>
+        <w:tc>
+          <w:tcPr>
+            <w:tcW w:type="dxa" w:w="2154"/>
+            <w:shd w:val="clear" w:color="auto" w:fill="F0F0F0"/>
+            <w:tcBorders>
+              <w:top w:val="single" w:sz="4" w:space="0" w:color="CCCCCC"/>
+              <w:left w:val="single" w:sz="4" w:space="0" w:color="CCCCCC"/>
+              <w:bottom w:val="single" w:sz="4" w:space="0" w:color="CCCCCC"/>
+              <w:right w:val="single" w:sz="4" w:space="0" w:color="CCCCCC"/>
+            </w:tcBorders>
+          </w:tcPr>
+          <w:p>
+            <w:r>
+              <w:t>http://localhost:3002/resell/orders/ord-001/review</w:t>
             </w:r>
           </w:p>
         </w:tc>
